--- a/book/dist/光照在黑暗里-简体.docx
+++ b/book/dist/光照在黑暗里-简体.docx
@@ -799,6 +799,61 @@
       </w:r>
     </w:p>
     <w:p>
+      <w:pPr>
+        <w:ind w:firstLine="0"/>
+        <w:jc w:val="center"/>
+      </w:pPr>
+      <w:r>
+        <w:drawing>
+          <wp:inline xmlns:a="http://schemas.openxmlformats.org/drawingml/2006/main" xmlns:pic="http://schemas.openxmlformats.org/drawingml/2006/picture">
+            <wp:extent cx="3840480" cy="5760720"/>
+            <wp:docPr id="1" name="Picture 1"/>
+            <wp:cNvGraphicFramePr>
+              <a:graphicFrameLocks noChangeAspect="1"/>
+            </wp:cNvGraphicFramePr>
+            <a:graphic>
+              <a:graphicData uri="http://schemas.openxmlformats.org/drawingml/2006/picture">
+                <pic:pic>
+                  <pic:nvPicPr>
+                    <pic:cNvPr id="0" name="image.jpg"/>
+                    <pic:cNvPicPr/>
+                  </pic:nvPicPr>
+                  <pic:blipFill>
+                    <a:blip r:embed="rId9"/>
+                    <a:stretch>
+                      <a:fillRect/>
+                    </a:stretch>
+                  </pic:blipFill>
+                  <pic:spPr>
+                    <a:xfrm>
+                      <a:off x="0" y="0"/>
+                      <a:ext cx="3840480" cy="5760720"/>
+                    </a:xfrm>
+                    <a:prstGeom prst="rect"/>
+                  </pic:spPr>
+                </pic:pic>
+              </a:graphicData>
+            </a:graphic>
+          </wp:inline>
+        </w:drawing>
+      </w:r>
+    </w:p>
+    <w:p>
+      <w:pPr>
+        <w:ind w:firstLine="0"/>
+        <w:jc w:val="center"/>
+      </w:pPr>
+      <w:r>
+        <w:rPr>
+          <w:b w:val="0"/>
+          <w:i/>
+          <w:color w:val="5A5040"/>
+          <w:sz w:val="18"/>
+        </w:rPr>
+        <w:t>申爱与俊。新生活从一开始就是一场需要观众的演出。官方剧照，© 电影《密阳》出品方（CJ Entertainment 等），低分辨率，仅作评论配图</w:t>
+      </w:r>
+    </w:p>
+    <w:p>
       <w:r>
         <w:rPr>
           <w:b w:val="0"/>
@@ -808,6 +863,61 @@
       </w:r>
     </w:p>
     <w:p>
+      <w:pPr>
+        <w:ind w:firstLine="0"/>
+        <w:jc w:val="center"/>
+      </w:pPr>
+      <w:r>
+        <w:drawing>
+          <wp:inline xmlns:a="http://schemas.openxmlformats.org/drawingml/2006/main" xmlns:pic="http://schemas.openxmlformats.org/drawingml/2006/picture">
+            <wp:extent cx="3840480" cy="5766721"/>
+            <wp:docPr id="2" name="Picture 2"/>
+            <wp:cNvGraphicFramePr>
+              <a:graphicFrameLocks noChangeAspect="1"/>
+            </wp:cNvGraphicFramePr>
+            <a:graphic>
+              <a:graphicData uri="http://schemas.openxmlformats.org/drawingml/2006/picture">
+                <pic:pic>
+                  <pic:nvPicPr>
+                    <pic:cNvPr id="0" name="image.jpg"/>
+                    <pic:cNvPicPr/>
+                  </pic:nvPicPr>
+                  <pic:blipFill>
+                    <a:blip r:embed="rId10"/>
+                    <a:stretch>
+                      <a:fillRect/>
+                    </a:stretch>
+                  </pic:blipFill>
+                  <pic:spPr>
+                    <a:xfrm>
+                      <a:off x="0" y="0"/>
+                      <a:ext cx="3840480" cy="5766721"/>
+                    </a:xfrm>
+                    <a:prstGeom prst="rect"/>
+                  </pic:spPr>
+                </pic:pic>
+              </a:graphicData>
+            </a:graphic>
+          </wp:inline>
+        </w:drawing>
+      </w:r>
+    </w:p>
+    <w:p>
+      <w:pPr>
+        <w:ind w:firstLine="0"/>
+        <w:jc w:val="center"/>
+      </w:pPr>
+      <w:r>
+        <w:rPr>
+          <w:b w:val="0"/>
+          <w:i/>
+          <w:color w:val="5A5040"/>
+          <w:sz w:val="18"/>
+        </w:rPr>
+        <w:t>水库边。一句用来撑场面的谎言，被这座小城以最残忍的方式当了真。官方剧照，© 出品方，低分辨率，仅作评论配图</w:t>
+      </w:r>
+    </w:p>
+    <w:p>
       <w:r>
         <w:rPr>
           <w:b w:val="0"/>
@@ -817,6 +927,61 @@
       </w:r>
     </w:p>
     <w:p>
+      <w:pPr>
+        <w:ind w:firstLine="0"/>
+        <w:jc w:val="center"/>
+      </w:pPr>
+      <w:r>
+        <w:drawing>
+          <wp:inline xmlns:a="http://schemas.openxmlformats.org/drawingml/2006/main" xmlns:pic="http://schemas.openxmlformats.org/drawingml/2006/picture">
+            <wp:extent cx="3840480" cy="2562320"/>
+            <wp:docPr id="3" name="Picture 3"/>
+            <wp:cNvGraphicFramePr>
+              <a:graphicFrameLocks noChangeAspect="1"/>
+            </wp:cNvGraphicFramePr>
+            <a:graphic>
+              <a:graphicData uri="http://schemas.openxmlformats.org/drawingml/2006/picture">
+                <pic:pic>
+                  <pic:nvPicPr>
+                    <pic:cNvPr id="0" name="image.jpg"/>
+                    <pic:cNvPicPr/>
+                  </pic:nvPicPr>
+                  <pic:blipFill>
+                    <a:blip r:embed="rId11"/>
+                    <a:stretch>
+                      <a:fillRect/>
+                    </a:stretch>
+                  </pic:blipFill>
+                  <pic:spPr>
+                    <a:xfrm>
+                      <a:off x="0" y="0"/>
+                      <a:ext cx="3840480" cy="2562320"/>
+                    </a:xfrm>
+                    <a:prstGeom prst="rect"/>
+                  </pic:spPr>
+                </pic:pic>
+              </a:graphicData>
+            </a:graphic>
+          </wp:inline>
+        </w:drawing>
+      </w:r>
+    </w:p>
+    <w:p>
+      <w:pPr>
+        <w:ind w:firstLine="0"/>
+        <w:jc w:val="center"/>
+      </w:pPr>
+      <w:r>
+        <w:rPr>
+          <w:b w:val="0"/>
+          <w:i/>
+          <w:color w:val="5A5040"/>
+          <w:sz w:val="18"/>
+        </w:rPr>
+        <w:t>她不想死，她想被应答。官方剧照，© 出品方，低分辨率，仅作评论配图</w:t>
+      </w:r>
+    </w:p>
+    <w:p>
       <w:r>
         <w:rPr>
           <w:b w:val="0"/>
@@ -835,6 +1000,61 @@
       </w:r>
     </w:p>
     <w:p>
+      <w:pPr>
+        <w:ind w:firstLine="0"/>
+        <w:jc w:val="center"/>
+      </w:pPr>
+      <w:r>
+        <w:drawing>
+          <wp:inline xmlns:a="http://schemas.openxmlformats.org/drawingml/2006/main" xmlns:pic="http://schemas.openxmlformats.org/drawingml/2006/picture">
+            <wp:extent cx="3840480" cy="2520315"/>
+            <wp:docPr id="4" name="Picture 4"/>
+            <wp:cNvGraphicFramePr>
+              <a:graphicFrameLocks noChangeAspect="1"/>
+            </wp:cNvGraphicFramePr>
+            <a:graphic>
+              <a:graphicData uri="http://schemas.openxmlformats.org/drawingml/2006/picture">
+                <pic:pic>
+                  <pic:nvPicPr>
+                    <pic:cNvPr id="0" name="image.jpg"/>
+                    <pic:cNvPicPr/>
+                  </pic:nvPicPr>
+                  <pic:blipFill>
+                    <a:blip r:embed="rId12"/>
+                    <a:stretch>
+                      <a:fillRect/>
+                    </a:stretch>
+                  </pic:blipFill>
+                  <pic:spPr>
+                    <a:xfrm>
+                      <a:off x="0" y="0"/>
+                      <a:ext cx="3840480" cy="2520315"/>
+                    </a:xfrm>
+                    <a:prstGeom prst="rect"/>
+                  </pic:spPr>
+                </pic:pic>
+              </a:graphicData>
+            </a:graphic>
+          </wp:inline>
+        </w:drawing>
+      </w:r>
+    </w:p>
+    <w:p>
+      <w:pPr>
+        <w:ind w:firstLine="0"/>
+        <w:jc w:val="center"/>
+      </w:pPr>
+      <w:r>
+        <w:rPr>
+          <w:b w:val="0"/>
+          <w:i/>
+          <w:color w:val="5A5040"/>
+          <w:sz w:val="18"/>
+        </w:rPr>
+        <w:t>崩溃的申爱，和几步之外没有走开的宗灿。官方剧照，© 出品方，低分辨率，仅作评论配图</w:t>
+      </w:r>
+    </w:p>
+    <w:p>
       <w:r>
         <w:rPr>
           <w:b w:val="0"/>
@@ -853,6 +1073,61 @@
       </w:r>
     </w:p>
     <w:p>
+      <w:pPr>
+        <w:ind w:firstLine="0"/>
+        <w:jc w:val="center"/>
+      </w:pPr>
+      <w:r>
+        <w:drawing>
+          <wp:inline xmlns:a="http://schemas.openxmlformats.org/drawingml/2006/main" xmlns:pic="http://schemas.openxmlformats.org/drawingml/2006/picture">
+            <wp:extent cx="3840480" cy="2562320"/>
+            <wp:docPr id="5" name="Picture 5"/>
+            <wp:cNvGraphicFramePr>
+              <a:graphicFrameLocks noChangeAspect="1"/>
+            </wp:cNvGraphicFramePr>
+            <a:graphic>
+              <a:graphicData uri="http://schemas.openxmlformats.org/drawingml/2006/picture">
+                <pic:pic>
+                  <pic:nvPicPr>
+                    <pic:cNvPr id="0" name="image.jpg"/>
+                    <pic:cNvPicPr/>
+                  </pic:nvPicPr>
+                  <pic:blipFill>
+                    <a:blip r:embed="rId13"/>
+                    <a:stretch>
+                      <a:fillRect/>
+                    </a:stretch>
+                  </pic:blipFill>
+                  <pic:spPr>
+                    <a:xfrm>
+                      <a:off x="0" y="0"/>
+                      <a:ext cx="3840480" cy="2562320"/>
+                    </a:xfrm>
+                    <a:prstGeom prst="rect"/>
+                  </pic:spPr>
+                </pic:pic>
+              </a:graphicData>
+            </a:graphic>
+          </wp:inline>
+        </w:drawing>
+      </w:r>
+    </w:p>
+    <w:p>
+      <w:pPr>
+        <w:ind w:firstLine="0"/>
+        <w:jc w:val="center"/>
+      </w:pPr>
+      <w:r>
+        <w:rPr>
+          <w:b w:val="0"/>
+          <w:i/>
+          <w:color w:val="5A5040"/>
+          <w:sz w:val="18"/>
+        </w:rPr>
+        <w:t>隐秘的阳光：光落在她不看的低处。官方剧照，© 出品方，低分辨率，仅作评论配图</w:t>
+      </w:r>
+    </w:p>
+    <w:p>
       <w:r>
         <w:rPr>
           <w:b w:val="0"/>
@@ -898,6 +1173,61 @@
       </w:r>
     </w:p>
     <w:p>
+      <w:pPr>
+        <w:ind w:firstLine="0"/>
+        <w:jc w:val="center"/>
+      </w:pPr>
+      <w:r>
+        <w:drawing>
+          <wp:inline xmlns:a="http://schemas.openxmlformats.org/drawingml/2006/main" xmlns:pic="http://schemas.openxmlformats.org/drawingml/2006/picture">
+            <wp:extent cx="3840480" cy="2515514"/>
+            <wp:docPr id="6" name="Picture 6"/>
+            <wp:cNvGraphicFramePr>
+              <a:graphicFrameLocks noChangeAspect="1"/>
+            </wp:cNvGraphicFramePr>
+            <a:graphic>
+              <a:graphicData uri="http://schemas.openxmlformats.org/drawingml/2006/picture">
+                <pic:pic>
+                  <pic:nvPicPr>
+                    <pic:cNvPr id="0" name="image.jpg"/>
+                    <pic:cNvPicPr/>
+                  </pic:nvPicPr>
+                  <pic:blipFill>
+                    <a:blip r:embed="rId14"/>
+                    <a:stretch>
+                      <a:fillRect/>
+                    </a:stretch>
+                  </pic:blipFill>
+                  <pic:spPr>
+                    <a:xfrm>
+                      <a:off x="0" y="0"/>
+                      <a:ext cx="3840480" cy="2515514"/>
+                    </a:xfrm>
+                    <a:prstGeom prst="rect"/>
+                  </pic:spPr>
+                </pic:pic>
+              </a:graphicData>
+            </a:graphic>
+          </wp:inline>
+        </w:drawing>
+      </w:r>
+    </w:p>
+    <w:p>
+      <w:pPr>
+        <w:ind w:firstLine="0"/>
+        <w:jc w:val="center"/>
+      </w:pPr>
+      <w:r>
+        <w:rPr>
+          <w:b w:val="0"/>
+          <w:i/>
+          <w:color w:val="5A5040"/>
+          <w:sz w:val="18"/>
+        </w:rPr>
+        <w:t>海滩上的棋局：跟死亡讨价还价，要的不是活命，是时间。官方剧照 © Svensk Filmindustri，低分辨率，仅作评论配图</w:t>
+      </w:r>
+    </w:p>
+    <w:p>
       <w:r>
         <w:rPr>
           <w:b w:val="0"/>
@@ -907,6 +1237,61 @@
       </w:r>
     </w:p>
     <w:p>
+      <w:pPr>
+        <w:ind w:firstLine="0"/>
+        <w:jc w:val="center"/>
+      </w:pPr>
+      <w:r>
+        <w:drawing>
+          <wp:inline xmlns:a="http://schemas.openxmlformats.org/drawingml/2006/main" xmlns:pic="http://schemas.openxmlformats.org/drawingml/2006/picture">
+            <wp:extent cx="3840480" cy="2733142"/>
+            <wp:docPr id="7" name="Picture 7"/>
+            <wp:cNvGraphicFramePr>
+              <a:graphicFrameLocks noChangeAspect="1"/>
+            </wp:cNvGraphicFramePr>
+            <a:graphic>
+              <a:graphicData uri="http://schemas.openxmlformats.org/drawingml/2006/picture">
+                <pic:pic>
+                  <pic:nvPicPr>
+                    <pic:cNvPr id="0" name="image.jpg"/>
+                    <pic:cNvPicPr/>
+                  </pic:nvPicPr>
+                  <pic:blipFill>
+                    <a:blip r:embed="rId15"/>
+                    <a:stretch>
+                      <a:fillRect/>
+                    </a:stretch>
+                  </pic:blipFill>
+                  <pic:spPr>
+                    <a:xfrm>
+                      <a:off x="0" y="0"/>
+                      <a:ext cx="3840480" cy="2733142"/>
+                    </a:xfrm>
+                    <a:prstGeom prst="rect"/>
+                  </pic:spPr>
+                </pic:pic>
+              </a:graphicData>
+            </a:graphic>
+          </wp:inline>
+        </w:drawing>
+      </w:r>
+    </w:p>
+    <w:p>
+      <w:pPr>
+        <w:ind w:firstLine="0"/>
+        <w:jc w:val="center"/>
+      </w:pPr>
+      <w:r>
+        <w:rPr>
+          <w:b w:val="0"/>
+          <w:i/>
+          <w:color w:val="5A5040"/>
+          <w:sz w:val="18"/>
+        </w:rPr>
+        <w:t>忏悔亭：一个人向神倾诉，接听的是死亡。官方剧照 © 出品方，低分辨率，仅作评论配图</w:t>
+      </w:r>
+    </w:p>
+    <w:p>
       <w:r>
         <w:rPr>
           <w:b w:val="0"/>
@@ -925,6 +1310,61 @@
       </w:r>
     </w:p>
     <w:p>
+      <w:pPr>
+        <w:ind w:firstLine="0"/>
+        <w:jc w:val="center"/>
+      </w:pPr>
+      <w:r>
+        <w:drawing>
+          <wp:inline xmlns:a="http://schemas.openxmlformats.org/drawingml/2006/main" xmlns:pic="http://schemas.openxmlformats.org/drawingml/2006/picture">
+            <wp:extent cx="3840480" cy="2784348"/>
+            <wp:docPr id="8" name="Picture 8"/>
+            <wp:cNvGraphicFramePr>
+              <a:graphicFrameLocks noChangeAspect="1"/>
+            </wp:cNvGraphicFramePr>
+            <a:graphic>
+              <a:graphicData uri="http://schemas.openxmlformats.org/drawingml/2006/picture">
+                <pic:pic>
+                  <pic:nvPicPr>
+                    <pic:cNvPr id="0" name="image.jpg"/>
+                    <pic:cNvPicPr/>
+                  </pic:nvPicPr>
+                  <pic:blipFill>
+                    <a:blip r:embed="rId16"/>
+                    <a:stretch>
+                      <a:fillRect/>
+                    </a:stretch>
+                  </pic:blipFill>
+                  <pic:spPr>
+                    <a:xfrm>
+                      <a:off x="0" y="0"/>
+                      <a:ext cx="3840480" cy="2784348"/>
+                    </a:xfrm>
+                    <a:prstGeom prst="rect"/>
+                  </pic:spPr>
+                </pic:pic>
+              </a:graphicData>
+            </a:graphic>
+          </wp:inline>
+        </w:drawing>
+      </w:r>
+    </w:p>
+    <w:p>
+      <w:pPr>
+        <w:ind w:firstLine="0"/>
+        <w:jc w:val="center"/>
+      </w:pPr>
+      <w:r>
+        <w:rPr>
+          <w:b w:val="0"/>
+          <w:i/>
+          <w:color w:val="5A5040"/>
+          <w:sz w:val="18"/>
+        </w:rPr>
+        <w:t>约瑟与米娅：向聪明通达人藏起来的，向婴孩显出来。官方剧照 © 出品方，低分辨率，仅作评论配图</w:t>
+      </w:r>
+    </w:p>
+    <w:p>
       <w:r>
         <w:rPr>
           <w:b w:val="0"/>
@@ -943,6 +1383,61 @@
       </w:r>
     </w:p>
     <w:p>
+      <w:pPr>
+        <w:ind w:firstLine="0"/>
+        <w:jc w:val="center"/>
+      </w:pPr>
+      <w:r>
+        <w:drawing>
+          <wp:inline xmlns:a="http://schemas.openxmlformats.org/drawingml/2006/main" xmlns:pic="http://schemas.openxmlformats.org/drawingml/2006/picture">
+            <wp:extent cx="3840480" cy="2793076"/>
+            <wp:docPr id="9" name="Picture 9"/>
+            <wp:cNvGraphicFramePr>
+              <a:graphicFrameLocks noChangeAspect="1"/>
+            </wp:cNvGraphicFramePr>
+            <a:graphic>
+              <a:graphicData uri="http://schemas.openxmlformats.org/drawingml/2006/picture">
+                <pic:pic>
+                  <pic:nvPicPr>
+                    <pic:cNvPr id="0" name="image.jpg"/>
+                    <pic:cNvPicPr/>
+                  </pic:nvPicPr>
+                  <pic:blipFill>
+                    <a:blip r:embed="rId17"/>
+                    <a:stretch>
+                      <a:fillRect/>
+                    </a:stretch>
+                  </pic:blipFill>
+                  <pic:spPr>
+                    <a:xfrm>
+                      <a:off x="0" y="0"/>
+                      <a:ext cx="3840480" cy="2793076"/>
+                    </a:xfrm>
+                    <a:prstGeom prst="rect"/>
+                  </pic:spPr>
+                </pic:pic>
+              </a:graphicData>
+            </a:graphic>
+          </wp:inline>
+        </w:drawing>
+      </w:r>
+    </w:p>
+    <w:p>
+      <w:pPr>
+        <w:ind w:firstLine="0"/>
+        <w:jc w:val="center"/>
+      </w:pPr>
+      <w:r>
+        <w:rPr>
+          <w:b w:val="0"/>
+          <w:i/>
+          <w:color w:val="5A5040"/>
+          <w:sz w:val="18"/>
+        </w:rPr>
+        <w:t>城堡的最后晚餐：众人一一起身报出自己的名字，像点名，也像献祭。官方剧照 © 出品方，低分辨率，仅作评论配图</w:t>
+      </w:r>
+    </w:p>
+    <w:p>
       <w:r>
         <w:rPr>
           <w:b w:val="0"/>
@@ -952,6 +1447,61 @@
       </w:r>
     </w:p>
     <w:p>
+      <w:pPr>
+        <w:ind w:firstLine="0"/>
+        <w:jc w:val="center"/>
+      </w:pPr>
+      <w:r>
+        <w:drawing>
+          <wp:inline xmlns:a="http://schemas.openxmlformats.org/drawingml/2006/main" xmlns:pic="http://schemas.openxmlformats.org/drawingml/2006/picture">
+            <wp:extent cx="3840480" cy="2790749"/>
+            <wp:docPr id="10" name="Picture 10"/>
+            <wp:cNvGraphicFramePr>
+              <a:graphicFrameLocks noChangeAspect="1"/>
+            </wp:cNvGraphicFramePr>
+            <a:graphic>
+              <a:graphicData uri="http://schemas.openxmlformats.org/drawingml/2006/picture">
+                <pic:pic>
+                  <pic:nvPicPr>
+                    <pic:cNvPr id="0" name="image.jpg"/>
+                    <pic:cNvPicPr/>
+                  </pic:nvPicPr>
+                  <pic:blipFill>
+                    <a:blip r:embed="rId18"/>
+                    <a:stretch>
+                      <a:fillRect/>
+                    </a:stretch>
+                  </pic:blipFill>
+                  <pic:spPr>
+                    <a:xfrm>
+                      <a:off x="0" y="0"/>
+                      <a:ext cx="3840480" cy="2790749"/>
+                    </a:xfrm>
+                    <a:prstGeom prst="rect"/>
+                  </pic:spPr>
+                </pic:pic>
+              </a:graphicData>
+            </a:graphic>
+          </wp:inline>
+        </w:drawing>
+      </w:r>
+    </w:p>
+    <w:p>
+      <w:pPr>
+        <w:ind w:firstLine="0"/>
+        <w:jc w:val="center"/>
+      </w:pPr>
+      <w:r>
+        <w:rPr>
+          <w:b w:val="0"/>
+          <w:i/>
+          <w:color w:val="5A5040"/>
+          <w:sz w:val="18"/>
+        </w:rPr>
+        <w:t>山脊上的死亡之舞。还是只有愚人看见。官方剧照 © 出品方，低分辨率，仅作评论配图</w:t>
+      </w:r>
+    </w:p>
+    <w:p>
       <w:r>
         <w:rPr>
           <w:b w:val="0"/>
@@ -1015,6 +1565,61 @@
       </w:r>
     </w:p>
     <w:p>
+      <w:pPr>
+        <w:ind w:firstLine="0"/>
+        <w:jc w:val="center"/>
+      </w:pPr>
+      <w:r>
+        <w:drawing>
+          <wp:inline xmlns:a="http://schemas.openxmlformats.org/drawingml/2006/main" xmlns:pic="http://schemas.openxmlformats.org/drawingml/2006/picture">
+            <wp:extent cx="3840480" cy="2160270"/>
+            <wp:docPr id="11" name="Picture 11"/>
+            <wp:cNvGraphicFramePr>
+              <a:graphicFrameLocks noChangeAspect="1"/>
+            </wp:cNvGraphicFramePr>
+            <a:graphic>
+              <a:graphicData uri="http://schemas.openxmlformats.org/drawingml/2006/picture">
+                <pic:pic>
+                  <pic:nvPicPr>
+                    <pic:cNvPr id="0" name="image.jpg"/>
+                    <pic:cNvPicPr/>
+                  </pic:nvPicPr>
+                  <pic:blipFill>
+                    <a:blip r:embed="rId19"/>
+                    <a:stretch>
+                      <a:fillRect/>
+                    </a:stretch>
+                  </pic:blipFill>
+                  <pic:spPr>
+                    <a:xfrm>
+                      <a:off x="0" y="0"/>
+                      <a:ext cx="3840480" cy="2160270"/>
+                    </a:xfrm>
+                    <a:prstGeom prst="rect"/>
+                  </pic:spPr>
+                </pic:pic>
+              </a:graphicData>
+            </a:graphic>
+          </wp:inline>
+        </w:drawing>
+      </w:r>
+    </w:p>
+    <w:p>
+      <w:pPr>
+        <w:ind w:firstLine="0"/>
+        <w:jc w:val="center"/>
+      </w:pPr>
+      <w:r>
+        <w:rPr>
+          <w:b w:val="0"/>
+          <w:i/>
+          <w:color w:val="5A5040"/>
+          <w:sz w:val="18"/>
+        </w:rPr>
+        <w:t>沉船之夜：一条救生艇，浮在整个家庭的坟墓上。官方剧照 © 20th Century Fox，低分辨率，仅作评论配图</w:t>
+      </w:r>
+    </w:p>
+    <w:p>
       <w:r>
         <w:rPr>
           <w:b w:val="0"/>
@@ -1024,6 +1629,61 @@
       </w:r>
     </w:p>
     <w:p>
+      <w:pPr>
+        <w:ind w:firstLine="0"/>
+        <w:jc w:val="center"/>
+      </w:pPr>
+      <w:r>
+        <w:drawing>
+          <wp:inline xmlns:a="http://schemas.openxmlformats.org/drawingml/2006/main" xmlns:pic="http://schemas.openxmlformats.org/drawingml/2006/picture">
+            <wp:extent cx="3840480" cy="2163470"/>
+            <wp:docPr id="12" name="Picture 12"/>
+            <wp:cNvGraphicFramePr>
+              <a:graphicFrameLocks noChangeAspect="1"/>
+            </wp:cNvGraphicFramePr>
+            <a:graphic>
+              <a:graphicData uri="http://schemas.openxmlformats.org/drawingml/2006/picture">
+                <pic:pic>
+                  <pic:nvPicPr>
+                    <pic:cNvPr id="0" name="image.jpg"/>
+                    <pic:cNvPicPr/>
+                  </pic:nvPicPr>
+                  <pic:blipFill>
+                    <a:blip r:embed="rId20"/>
+                    <a:stretch>
+                      <a:fillRect/>
+                    </a:stretch>
+                  </pic:blipFill>
+                  <pic:spPr>
+                    <a:xfrm>
+                      <a:off x="0" y="0"/>
+                      <a:ext cx="3840480" cy="2163470"/>
+                    </a:xfrm>
+                    <a:prstGeom prst="rect"/>
+                  </pic:spPr>
+                </pic:pic>
+              </a:graphicData>
+            </a:graphic>
+          </wp:inline>
+        </w:drawing>
+      </w:r>
+    </w:p>
+    <w:p>
+      <w:pPr>
+        <w:ind w:firstLine="0"/>
+        <w:jc w:val="center"/>
+      </w:pPr>
+      <w:r>
+        <w:rPr>
+          <w:b w:val="0"/>
+          <w:i/>
+          <w:color w:val="5A5040"/>
+          <w:sz w:val="18"/>
+        </w:rPr>
+        <w:t>船头的对峙。人需要照看一头兽，才能不垮掉。官方剧照 © 出品方，低分辨率，仅作评论配图</w:t>
+      </w:r>
+    </w:p>
+    <w:p>
       <w:r>
         <w:rPr>
           <w:b w:val="0"/>
@@ -1033,6 +1693,61 @@
       </w:r>
     </w:p>
     <w:p>
+      <w:pPr>
+        <w:ind w:firstLine="0"/>
+        <w:jc w:val="center"/>
+      </w:pPr>
+      <w:r>
+        <w:drawing>
+          <wp:inline xmlns:a="http://schemas.openxmlformats.org/drawingml/2006/main" xmlns:pic="http://schemas.openxmlformats.org/drawingml/2006/picture">
+            <wp:extent cx="3840480" cy="2163470"/>
+            <wp:docPr id="13" name="Picture 13"/>
+            <wp:cNvGraphicFramePr>
+              <a:graphicFrameLocks noChangeAspect="1"/>
+            </wp:cNvGraphicFramePr>
+            <a:graphic>
+              <a:graphicData uri="http://schemas.openxmlformats.org/drawingml/2006/picture">
+                <pic:pic>
+                  <pic:nvPicPr>
+                    <pic:cNvPr id="0" name="image.jpg"/>
+                    <pic:cNvPicPr/>
+                  </pic:nvPicPr>
+                  <pic:blipFill>
+                    <a:blip r:embed="rId21"/>
+                    <a:stretch>
+                      <a:fillRect/>
+                    </a:stretch>
+                  </pic:blipFill>
+                  <pic:spPr>
+                    <a:xfrm>
+                      <a:off x="0" y="0"/>
+                      <a:ext cx="3840480" cy="2163470"/>
+                    </a:xfrm>
+                    <a:prstGeom prst="rect"/>
+                  </pic:spPr>
+                </pic:pic>
+              </a:graphicData>
+            </a:graphic>
+          </wp:inline>
+        </w:drawing>
+      </w:r>
+    </w:p>
+    <w:p>
+      <w:pPr>
+        <w:ind w:firstLine="0"/>
+        <w:jc w:val="center"/>
+      </w:pPr>
+      <w:r>
+        <w:rPr>
+          <w:b w:val="0"/>
+          <w:i/>
+          <w:color w:val="5A5040"/>
+          <w:sz w:val="18"/>
+        </w:rPr>
+        <w:t>夜光的海：美与灾难共用同一副身体。官方剧照 © 出品方，低分辨率，仅作评论配图</w:t>
+      </w:r>
+    </w:p>
+    <w:p>
       <w:r>
         <w:rPr>
           <w:b w:val="0"/>
@@ -1042,6 +1757,61 @@
       </w:r>
     </w:p>
     <w:p>
+      <w:pPr>
+        <w:ind w:firstLine="0"/>
+        <w:jc w:val="center"/>
+      </w:pPr>
+      <w:r>
+        <w:drawing>
+          <wp:inline xmlns:a="http://schemas.openxmlformats.org/drawingml/2006/main" xmlns:pic="http://schemas.openxmlformats.org/drawingml/2006/picture">
+            <wp:extent cx="3840480" cy="2112263"/>
+            <wp:docPr id="14" name="Picture 14"/>
+            <wp:cNvGraphicFramePr>
+              <a:graphicFrameLocks noChangeAspect="1"/>
+            </wp:cNvGraphicFramePr>
+            <a:graphic>
+              <a:graphicData uri="http://schemas.openxmlformats.org/drawingml/2006/picture">
+                <pic:pic>
+                  <pic:nvPicPr>
+                    <pic:cNvPr id="0" name="image.jpg"/>
+                    <pic:cNvPicPr/>
+                  </pic:nvPicPr>
+                  <pic:blipFill>
+                    <a:blip r:embed="rId22"/>
+                    <a:stretch>
+                      <a:fillRect/>
+                    </a:stretch>
+                  </pic:blipFill>
+                  <pic:spPr>
+                    <a:xfrm>
+                      <a:off x="0" y="0"/>
+                      <a:ext cx="3840480" cy="2112263"/>
+                    </a:xfrm>
+                    <a:prstGeom prst="rect"/>
+                  </pic:spPr>
+                </pic:pic>
+              </a:graphicData>
+            </a:graphic>
+          </wp:inline>
+        </w:drawing>
+      </w:r>
+    </w:p>
+    <w:p>
+      <w:pPr>
+        <w:ind w:firstLine="0"/>
+        <w:jc w:val="center"/>
+      </w:pPr>
+      <w:r>
+        <w:rPr>
+          <w:b w:val="0"/>
+          <w:i/>
+          <w:color w:val="5A5040"/>
+          <w:sz w:val="18"/>
+        </w:rPr>
+        <w:t>狐獴之岛。甜的坟墓也是坟墓。官方剧照 © 出品方，低分辨率，仅作评论配图</w:t>
+      </w:r>
+    </w:p>
+    <w:p>
       <w:r>
         <w:rPr>
           <w:b w:val="0"/>
@@ -1051,6 +1821,61 @@
       </w:r>
     </w:p>
     <w:p>
+      <w:pPr>
+        <w:ind w:firstLine="0"/>
+        <w:jc w:val="center"/>
+      </w:pPr>
+      <w:r>
+        <w:drawing>
+          <wp:inline xmlns:a="http://schemas.openxmlformats.org/drawingml/2006/main" xmlns:pic="http://schemas.openxmlformats.org/drawingml/2006/picture">
+            <wp:extent cx="3840480" cy="2112263"/>
+            <wp:docPr id="15" name="Picture 15"/>
+            <wp:cNvGraphicFramePr>
+              <a:graphicFrameLocks noChangeAspect="1"/>
+            </wp:cNvGraphicFramePr>
+            <a:graphic>
+              <a:graphicData uri="http://schemas.openxmlformats.org/drawingml/2006/picture">
+                <pic:pic>
+                  <pic:nvPicPr>
+                    <pic:cNvPr id="0" name="image.jpg"/>
+                    <pic:cNvPicPr/>
+                  </pic:nvPicPr>
+                  <pic:blipFill>
+                    <a:blip r:embed="rId23"/>
+                    <a:stretch>
+                      <a:fillRect/>
+                    </a:stretch>
+                  </pic:blipFill>
+                  <pic:spPr>
+                    <a:xfrm>
+                      <a:off x="0" y="0"/>
+                      <a:ext cx="3840480" cy="2112263"/>
+                    </a:xfrm>
+                    <a:prstGeom prst="rect"/>
+                  </pic:spPr>
+                </pic:pic>
+              </a:graphicData>
+            </a:graphic>
+          </wp:inline>
+        </w:drawing>
+      </w:r>
+    </w:p>
+    <w:p>
+      <w:pPr>
+        <w:ind w:firstLine="0"/>
+        <w:jc w:val="center"/>
+      </w:pPr>
+      <w:r>
+        <w:rPr>
+          <w:b w:val="0"/>
+          <w:i/>
+          <w:color w:val="5A5040"/>
+          <w:sz w:val="18"/>
+        </w:rPr>
+        <w:t>它没有回头。最痛的，是来不及好好道别。官方剧照 © 出品方，低分辨率，仅作评论配图</w:t>
+      </w:r>
+    </w:p>
+    <w:p>
       <w:r>
         <w:rPr>
           <w:b w:val="0"/>
@@ -1123,6 +1948,61 @@
       </w:r>
     </w:p>
     <w:p>
+      <w:pPr>
+        <w:ind w:firstLine="0"/>
+        <w:jc w:val="center"/>
+      </w:pPr>
+      <w:r>
+        <w:drawing>
+          <wp:inline xmlns:a="http://schemas.openxmlformats.org/drawingml/2006/main" xmlns:pic="http://schemas.openxmlformats.org/drawingml/2006/picture">
+            <wp:extent cx="3840480" cy="5840572"/>
+            <wp:docPr id="16" name="Picture 16"/>
+            <wp:cNvGraphicFramePr>
+              <a:graphicFrameLocks noChangeAspect="1"/>
+            </wp:cNvGraphicFramePr>
+            <a:graphic>
+              <a:graphicData uri="http://schemas.openxmlformats.org/drawingml/2006/picture">
+                <pic:pic>
+                  <pic:nvPicPr>
+                    <pic:cNvPr id="0" name="image.jpg"/>
+                    <pic:cNvPicPr/>
+                  </pic:nvPicPr>
+                  <pic:blipFill>
+                    <a:blip r:embed="rId24"/>
+                    <a:stretch>
+                      <a:fillRect/>
+                    </a:stretch>
+                  </pic:blipFill>
+                  <pic:spPr>
+                    <a:xfrm>
+                      <a:off x="0" y="0"/>
+                      <a:ext cx="3840480" cy="5840572"/>
+                    </a:xfrm>
+                    <a:prstGeom prst="rect"/>
+                  </pic:spPr>
+                </pic:pic>
+              </a:graphicData>
+            </a:graphic>
+          </wp:inline>
+        </w:drawing>
+      </w:r>
+    </w:p>
+    <w:p>
+      <w:pPr>
+        <w:ind w:firstLine="0"/>
+        <w:jc w:val="center"/>
+      </w:pPr>
+      <w:r>
+        <w:rPr>
+          <w:b w:val="0"/>
+          <w:i/>
+          <w:color w:val="5A5040"/>
+          <w:sz w:val="18"/>
+        </w:rPr>
+        <w:t>长椅上的讲述者：拿到哪颗，吃哪颗，不跟盒子讨价还价。官方剧照 © Paramount Pictures，低分辨率，仅作评论配图</w:t>
+      </w:r>
+    </w:p>
+    <w:p>
       <w:r>
         <w:rPr>
           <w:b w:val="0"/>
@@ -1141,6 +2021,61 @@
       </w:r>
     </w:p>
     <w:p>
+      <w:pPr>
+        <w:ind w:firstLine="0"/>
+        <w:jc w:val="center"/>
+      </w:pPr>
+      <w:r>
+        <w:drawing>
+          <wp:inline xmlns:a="http://schemas.openxmlformats.org/drawingml/2006/main" xmlns:pic="http://schemas.openxmlformats.org/drawingml/2006/picture">
+            <wp:extent cx="3840480" cy="2509114"/>
+            <wp:docPr id="17" name="Picture 17"/>
+            <wp:cNvGraphicFramePr>
+              <a:graphicFrameLocks noChangeAspect="1"/>
+            </wp:cNvGraphicFramePr>
+            <a:graphic>
+              <a:graphicData uri="http://schemas.openxmlformats.org/drawingml/2006/picture">
+                <pic:pic>
+                  <pic:nvPicPr>
+                    <pic:cNvPr id="0" name="image.jpg"/>
+                    <pic:cNvPicPr/>
+                  </pic:nvPicPr>
+                  <pic:blipFill>
+                    <a:blip r:embed="rId25"/>
+                    <a:stretch>
+                      <a:fillRect/>
+                    </a:stretch>
+                  </pic:blipFill>
+                  <pic:spPr>
+                    <a:xfrm>
+                      <a:off x="0" y="0"/>
+                      <a:ext cx="3840480" cy="2509114"/>
+                    </a:xfrm>
+                    <a:prstGeom prst="rect"/>
+                  </pic:spPr>
+                </pic:pic>
+              </a:graphicData>
+            </a:graphic>
+          </wp:inline>
+        </w:drawing>
+      </w:r>
+    </w:p>
+    <w:p>
+      <w:pPr>
+        <w:ind w:firstLine="0"/>
+        <w:jc w:val="center"/>
+      </w:pPr>
+      <w:r>
+        <w:rPr>
+          <w:b w:val="0"/>
+          <w:i/>
+          <w:color w:val="5A5040"/>
+          <w:sz w:val="18"/>
+        </w:rPr>
+        <w:t>校车上的初遇。孩子们一个个说"这儿有人了"，只有珍妮说：你可以坐这儿。官方剧照 © 出品方，低分辨率，仅作评论配图</w:t>
+      </w:r>
+    </w:p>
+    <w:p>
       <w:r>
         <w:rPr>
           <w:b w:val="0"/>
@@ -1159,6 +2094,61 @@
       </w:r>
     </w:p>
     <w:p>
+      <w:pPr>
+        <w:ind w:firstLine="0"/>
+        <w:jc w:val="center"/>
+      </w:pPr>
+      <w:r>
+        <w:drawing>
+          <wp:inline xmlns:a="http://schemas.openxmlformats.org/drawingml/2006/main" xmlns:pic="http://schemas.openxmlformats.org/drawingml/2006/picture">
+            <wp:extent cx="3840480" cy="2528316"/>
+            <wp:docPr id="18" name="Picture 18"/>
+            <wp:cNvGraphicFramePr>
+              <a:graphicFrameLocks noChangeAspect="1"/>
+            </wp:cNvGraphicFramePr>
+            <a:graphic>
+              <a:graphicData uri="http://schemas.openxmlformats.org/drawingml/2006/picture">
+                <pic:pic>
+                  <pic:nvPicPr>
+                    <pic:cNvPr id="0" name="image.jpg"/>
+                    <pic:cNvPicPr/>
+                  </pic:nvPicPr>
+                  <pic:blipFill>
+                    <a:blip r:embed="rId26"/>
+                    <a:stretch>
+                      <a:fillRect/>
+                    </a:stretch>
+                  </pic:blipFill>
+                  <pic:spPr>
+                    <a:xfrm>
+                      <a:off x="0" y="0"/>
+                      <a:ext cx="3840480" cy="2528316"/>
+                    </a:xfrm>
+                    <a:prstGeom prst="rect"/>
+                  </pic:spPr>
+                </pic:pic>
+              </a:graphicData>
+            </a:graphic>
+          </wp:inline>
+        </w:drawing>
+      </w:r>
+    </w:p>
+    <w:p>
+      <w:pPr>
+        <w:ind w:firstLine="0"/>
+        <w:jc w:val="center"/>
+      </w:pPr>
+      <w:r>
+        <w:rPr>
+          <w:b w:val="0"/>
+          <w:i/>
+          <w:color w:val="5A5040"/>
+          <w:sz w:val="18"/>
+        </w:rPr>
+        <w:t>他把不想被救的人也背出了火线。官方剧照 © 出品方，低分辨率，仅作评论配图</w:t>
+      </w:r>
+    </w:p>
+    <w:p>
       <w:r>
         <w:rPr>
           <w:b w:val="0"/>
@@ -1168,6 +2158,61 @@
       </w:r>
     </w:p>
     <w:p>
+      <w:pPr>
+        <w:ind w:firstLine="0"/>
+        <w:jc w:val="center"/>
+      </w:pPr>
+      <w:r>
+        <w:drawing>
+          <wp:inline xmlns:a="http://schemas.openxmlformats.org/drawingml/2006/main" xmlns:pic="http://schemas.openxmlformats.org/drawingml/2006/picture">
+            <wp:extent cx="3840480" cy="2163470"/>
+            <wp:docPr id="19" name="Picture 19"/>
+            <wp:cNvGraphicFramePr>
+              <a:graphicFrameLocks noChangeAspect="1"/>
+            </wp:cNvGraphicFramePr>
+            <a:graphic>
+              <a:graphicData uri="http://schemas.openxmlformats.org/drawingml/2006/picture">
+                <pic:pic>
+                  <pic:nvPicPr>
+                    <pic:cNvPr id="0" name="image.jpg"/>
+                    <pic:cNvPicPr/>
+                  </pic:nvPicPr>
+                  <pic:blipFill>
+                    <a:blip r:embed="rId27"/>
+                    <a:stretch>
+                      <a:fillRect/>
+                    </a:stretch>
+                  </pic:blipFill>
+                  <pic:spPr>
+                    <a:xfrm>
+                      <a:off x="0" y="0"/>
+                      <a:ext cx="3840480" cy="2163470"/>
+                    </a:xfrm>
+                    <a:prstGeom prst="rect"/>
+                  </pic:spPr>
+                </pic:pic>
+              </a:graphicData>
+            </a:graphic>
+          </wp:inline>
+        </w:drawing>
+      </w:r>
+    </w:p>
+    <w:p>
+      <w:pPr>
+        <w:ind w:firstLine="0"/>
+        <w:jc w:val="center"/>
+      </w:pPr>
+      <w:r>
+        <w:rPr>
+          <w:b w:val="0"/>
+          <w:i/>
+          <w:color w:val="5A5040"/>
+          <w:sz w:val="18"/>
+        </w:rPr>
+        <w:t>桅杆。咒骂是倒过来的祷告——向天挥拳的人，至少承认了天上有一位可以挥拳的对象。官方剧照 © 出品方，低分辨率，仅作评论配图</w:t>
+      </w:r>
+    </w:p>
+    <w:p>
       <w:r>
         <w:rPr>
           <w:b w:val="0"/>
@@ -1183,6 +2228,61 @@
           <w:i w:val="0"/>
         </w:rPr>
         <w:t>围着这三个人，电影摆了一圈小小的群像。布巴，那个上嘴唇厚厚的黑人青年，在军车上把座位让给阿甘——多年前的校车上，孩子们一个个说"这儿有人了"，只有珍妮说过同样的话——然后用整个越南的雨季向他背诵虾的一百种做法：烤虾、煮虾、柠檬虾、虾浓汤。他死在河边，最后只说想回家。阿甘替他回了家：捕虾公司赚钱后，他把说好的一半送到布巴家，布巴的妈妈当场昏了过去——她家几代女人都在白人的餐桌旁端虾，从那以后，轮到别人给她端了。一句孩子气的承诺，翻转了一个家族的座次。还有丹中尉婚礼上带来的未婚妻苏珊，和他那双钛合金的"魔腿"——他站着走进阿甘的院子，这个曾经咒骂神不让他死的人，如今用假腿站在别人的婚礼上。还有小福雷斯特。珍妮把孩子引到阿甘面前时，阿甘问出他一生唯一一次带着惧怕的问题："他聪明吗？还是……"他为自己的智商从没有低过头，却怕它落在儿子身上。珍妮说，他非常聪明。那一刻汤姆·汉克斯的脸上，惊惶与狂喜挤在一起，是全片最疼的一秒。</w:t>
+      </w:r>
+    </w:p>
+    <w:p>
+      <w:pPr>
+        <w:ind w:firstLine="0"/>
+        <w:jc w:val="center"/>
+      </w:pPr>
+      <w:r>
+        <w:drawing>
+          <wp:inline xmlns:a="http://schemas.openxmlformats.org/drawingml/2006/main" xmlns:pic="http://schemas.openxmlformats.org/drawingml/2006/picture">
+            <wp:extent cx="3840480" cy="2598325"/>
+            <wp:docPr id="20" name="Picture 20"/>
+            <wp:cNvGraphicFramePr>
+              <a:graphicFrameLocks noChangeAspect="1"/>
+            </wp:cNvGraphicFramePr>
+            <a:graphic>
+              <a:graphicData uri="http://schemas.openxmlformats.org/drawingml/2006/picture">
+                <pic:pic>
+                  <pic:nvPicPr>
+                    <pic:cNvPr id="0" name="image.jpg"/>
+                    <pic:cNvPicPr/>
+                  </pic:nvPicPr>
+                  <pic:blipFill>
+                    <a:blip r:embed="rId28"/>
+                    <a:stretch>
+                      <a:fillRect/>
+                    </a:stretch>
+                  </pic:blipFill>
+                  <pic:spPr>
+                    <a:xfrm>
+                      <a:off x="0" y="0"/>
+                      <a:ext cx="3840480" cy="2598325"/>
+                    </a:xfrm>
+                    <a:prstGeom prst="rect"/>
+                  </pic:spPr>
+                </pic:pic>
+              </a:graphicData>
+            </a:graphic>
+          </wp:inline>
+        </w:drawing>
+      </w:r>
+    </w:p>
+    <w:p>
+      <w:pPr>
+        <w:ind w:firstLine="0"/>
+        <w:jc w:val="center"/>
+      </w:pPr>
+      <w:r>
+        <w:rPr>
+          <w:b w:val="0"/>
+          <w:i/>
+          <w:color w:val="5A5040"/>
+          <w:sz w:val="18"/>
+        </w:rPr>
+        <w:t>一群人跟在他身后奔跑，像跟着一位不开口的先知。官方剧照 © 出品方，低分辨率，仅作评论配图</w:t>
       </w:r>
     </w:p>
     <w:p>
@@ -1297,6 +2397,61 @@
       </w:r>
     </w:p>
     <w:p>
+      <w:pPr>
+        <w:ind w:firstLine="0"/>
+        <w:jc w:val="center"/>
+      </w:pPr>
+      <w:r>
+        <w:drawing>
+          <wp:inline xmlns:a="http://schemas.openxmlformats.org/drawingml/2006/main" xmlns:pic="http://schemas.openxmlformats.org/drawingml/2006/picture">
+            <wp:extent cx="3840480" cy="2538317"/>
+            <wp:docPr id="21" name="Picture 21"/>
+            <wp:cNvGraphicFramePr>
+              <a:graphicFrameLocks noChangeAspect="1"/>
+            </wp:cNvGraphicFramePr>
+            <a:graphic>
+              <a:graphicData uri="http://schemas.openxmlformats.org/drawingml/2006/picture">
+                <pic:pic>
+                  <pic:nvPicPr>
+                    <pic:cNvPr id="0" name="image.jpg"/>
+                    <pic:cNvPicPr/>
+                  </pic:nvPicPr>
+                  <pic:blipFill>
+                    <a:blip r:embed="rId29"/>
+                    <a:stretch>
+                      <a:fillRect/>
+                    </a:stretch>
+                  </pic:blipFill>
+                  <pic:spPr>
+                    <a:xfrm>
+                      <a:off x="0" y="0"/>
+                      <a:ext cx="3840480" cy="2538317"/>
+                    </a:xfrm>
+                    <a:prstGeom prst="rect"/>
+                  </pic:spPr>
+                </pic:pic>
+              </a:graphicData>
+            </a:graphic>
+          </wp:inline>
+        </w:drawing>
+      </w:r>
+    </w:p>
+    <w:p>
+      <w:pPr>
+        <w:ind w:firstLine="0"/>
+        <w:jc w:val="center"/>
+      </w:pPr>
+      <w:r>
+        <w:rPr>
+          <w:b w:val="0"/>
+          <w:i/>
+          <w:color w:val="5A5040"/>
+          <w:sz w:val="18"/>
+        </w:rPr>
+        <w:t>诺顿与他的圣经：他只相信两样东西，纪律和这本书。官方剧照 © Castle Rock Entertainment / Columbia Pictures，低分辨率，仅作评论配图</w:t>
+      </w:r>
+    </w:p>
+    <w:p>
       <w:r>
         <w:rPr>
           <w:b w:val="0"/>
@@ -1306,6 +2461,61 @@
       </w:r>
     </w:p>
     <w:p>
+      <w:pPr>
+        <w:ind w:firstLine="0"/>
+        <w:jc w:val="center"/>
+      </w:pPr>
+      <w:r>
+        <w:drawing>
+          <wp:inline xmlns:a="http://schemas.openxmlformats.org/drawingml/2006/main" xmlns:pic="http://schemas.openxmlformats.org/drawingml/2006/picture">
+            <wp:extent cx="3840480" cy="2448306"/>
+            <wp:docPr id="22" name="Picture 22"/>
+            <wp:cNvGraphicFramePr>
+              <a:graphicFrameLocks noChangeAspect="1"/>
+            </wp:cNvGraphicFramePr>
+            <a:graphic>
+              <a:graphicData uri="http://schemas.openxmlformats.org/drawingml/2006/picture">
+                <pic:pic>
+                  <pic:nvPicPr>
+                    <pic:cNvPr id="0" name="image.jpg"/>
+                    <pic:cNvPicPr/>
+                  </pic:nvPicPr>
+                  <pic:blipFill>
+                    <a:blip r:embed="rId30"/>
+                    <a:stretch>
+                      <a:fillRect/>
+                    </a:stretch>
+                  </pic:blipFill>
+                  <pic:spPr>
+                    <a:xfrm>
+                      <a:off x="0" y="0"/>
+                      <a:ext cx="3840480" cy="2448306"/>
+                    </a:xfrm>
+                    <a:prstGeom prst="rect"/>
+                  </pic:spPr>
+                </pic:pic>
+              </a:graphicData>
+            </a:graphic>
+          </wp:inline>
+        </w:drawing>
+      </w:r>
+    </w:p>
+    <w:p>
+      <w:pPr>
+        <w:ind w:firstLine="0"/>
+        <w:jc w:val="center"/>
+      </w:pPr>
+      <w:r>
+        <w:rPr>
+          <w:b w:val="0"/>
+          <w:i/>
+          <w:color w:val="5A5040"/>
+          <w:sz w:val="18"/>
+        </w:rPr>
+        <w:t>汤米：进出管教所长大、想考个文凭的年轻贼。他带来的证词足以翻案。官方剧照 © 出品方，低分辨率，仅作评论配图</w:t>
+      </w:r>
+    </w:p>
+    <w:p>
       <w:r>
         <w:rPr>
           <w:b w:val="0"/>
@@ -1324,6 +2534,61 @@
       </w:r>
     </w:p>
     <w:p>
+      <w:pPr>
+        <w:ind w:firstLine="0"/>
+        <w:jc w:val="center"/>
+      </w:pPr>
+      <w:r>
+        <w:drawing>
+          <wp:inline xmlns:a="http://schemas.openxmlformats.org/drawingml/2006/main" xmlns:pic="http://schemas.openxmlformats.org/drawingml/2006/picture">
+            <wp:extent cx="3840480" cy="2160270"/>
+            <wp:docPr id="23" name="Picture 23"/>
+            <wp:cNvGraphicFramePr>
+              <a:graphicFrameLocks noChangeAspect="1"/>
+            </wp:cNvGraphicFramePr>
+            <a:graphic>
+              <a:graphicData uri="http://schemas.openxmlformats.org/drawingml/2006/picture">
+                <pic:pic>
+                  <pic:nvPicPr>
+                    <pic:cNvPr id="0" name="image.jpg"/>
+                    <pic:cNvPicPr/>
+                  </pic:nvPicPr>
+                  <pic:blipFill>
+                    <a:blip r:embed="rId31"/>
+                    <a:stretch>
+                      <a:fillRect/>
+                    </a:stretch>
+                  </pic:blipFill>
+                  <pic:spPr>
+                    <a:xfrm>
+                      <a:off x="0" y="0"/>
+                      <a:ext cx="3840480" cy="2160270"/>
+                    </a:xfrm>
+                    <a:prstGeom prst="rect"/>
+                  </pic:spPr>
+                </pic:pic>
+              </a:graphicData>
+            </a:graphic>
+          </wp:inline>
+        </w:drawing>
+      </w:r>
+    </w:p>
+    <w:p>
+      <w:pPr>
+        <w:ind w:firstLine="0"/>
+        <w:jc w:val="center"/>
+      </w:pPr>
+      <w:r>
+        <w:rPr>
+          <w:b w:val="0"/>
+          <w:i/>
+          <w:color w:val="5A5040"/>
+          <w:sz w:val="18"/>
+        </w:rPr>
+        <w:t>安迪爬出五百码的污水管道，在闪电下张开双臂——"这是电影史上最像洗礼的镜头"。剧照 © Castle Rock Entertainment / Columbia Pictures，低分辨率，仅作评论配图</w:t>
+      </w:r>
+    </w:p>
+    <w:p>
       <w:r>
         <w:rPr>
           <w:b w:val="0"/>
@@ -1342,6 +2607,61 @@
       </w:r>
     </w:p>
     <w:p>
+      <w:pPr>
+        <w:ind w:firstLine="0"/>
+        <w:jc w:val="center"/>
+      </w:pPr>
+      <w:r>
+        <w:drawing>
+          <wp:inline xmlns:a="http://schemas.openxmlformats.org/drawingml/2006/main" xmlns:pic="http://schemas.openxmlformats.org/drawingml/2006/picture">
+            <wp:extent cx="3840480" cy="5706713"/>
+            <wp:docPr id="24" name="Picture 24"/>
+            <wp:cNvGraphicFramePr>
+              <a:graphicFrameLocks noChangeAspect="1"/>
+            </wp:cNvGraphicFramePr>
+            <a:graphic>
+              <a:graphicData uri="http://schemas.openxmlformats.org/drawingml/2006/picture">
+                <pic:pic>
+                  <pic:nvPicPr>
+                    <pic:cNvPr id="0" name="image.jpg"/>
+                    <pic:cNvPicPr/>
+                  </pic:nvPicPr>
+                  <pic:blipFill>
+                    <a:blip r:embed="rId32"/>
+                    <a:stretch>
+                      <a:fillRect/>
+                    </a:stretch>
+                  </pic:blipFill>
+                  <pic:spPr>
+                    <a:xfrm>
+                      <a:off x="0" y="0"/>
+                      <a:ext cx="3840480" cy="5706713"/>
+                    </a:xfrm>
+                    <a:prstGeom prst="rect"/>
+                  </pic:spPr>
+                </pic:pic>
+              </a:graphicData>
+            </a:graphic>
+          </wp:inline>
+        </w:drawing>
+      </w:r>
+    </w:p>
+    <w:p>
+      <w:pPr>
+        <w:ind w:firstLine="0"/>
+        <w:jc w:val="center"/>
+      </w:pPr>
+      <w:r>
+        <w:rPr>
+          <w:b w:val="0"/>
+          <w:i/>
+          <w:color w:val="5A5040"/>
+          <w:sz w:val="18"/>
+        </w:rPr>
+        <w:t>墙洞被发现的早晨。安迪的救赎是一件手工制品，从头到尾是第一人称单数的动词。官方剧照 © 出品方，低分辨率，仅作评论配图</w:t>
+      </w:r>
+    </w:p>
+    <w:p>
       <w:r>
         <w:rPr>
           <w:b w:val="0"/>
@@ -1351,6 +2671,61 @@
       </w:r>
     </w:p>
     <w:p>
+      <w:pPr>
+        <w:ind w:firstLine="0"/>
+        <w:jc w:val="center"/>
+      </w:pPr>
+      <w:r>
+        <w:drawing>
+          <wp:inline xmlns:a="http://schemas.openxmlformats.org/drawingml/2006/main" xmlns:pic="http://schemas.openxmlformats.org/drawingml/2006/picture">
+            <wp:extent cx="3840480" cy="5817532"/>
+            <wp:docPr id="25" name="Picture 25"/>
+            <wp:cNvGraphicFramePr>
+              <a:graphicFrameLocks noChangeAspect="1"/>
+            </wp:cNvGraphicFramePr>
+            <a:graphic>
+              <a:graphicData uri="http://schemas.openxmlformats.org/drawingml/2006/picture">
+                <pic:pic>
+                  <pic:nvPicPr>
+                    <pic:cNvPr id="0" name="image.jpg"/>
+                    <pic:cNvPicPr/>
+                  </pic:nvPicPr>
+                  <pic:blipFill>
+                    <a:blip r:embed="rId33"/>
+                    <a:stretch>
+                      <a:fillRect/>
+                    </a:stretch>
+                  </pic:blipFill>
+                  <pic:spPr>
+                    <a:xfrm>
+                      <a:off x="0" y="0"/>
+                      <a:ext cx="3840480" cy="5817532"/>
+                    </a:xfrm>
+                    <a:prstGeom prst="rect"/>
+                  </pic:spPr>
+                </pic:pic>
+              </a:graphicData>
+            </a:graphic>
+          </wp:inline>
+        </w:drawing>
+      </w:r>
+    </w:p>
+    <w:p>
+      <w:pPr>
+        <w:ind w:firstLine="0"/>
+        <w:jc w:val="center"/>
+      </w:pPr>
+      <w:r>
+        <w:rPr>
+          <w:b w:val="0"/>
+          <w:i/>
+          <w:color w:val="5A5040"/>
+          <w:sz w:val="18"/>
+        </w:rPr>
+        <w:t>瑞德：不能自救的人。救他的是墙外来的一个应许。官方剧照 © 出品方，低分辨率，仅作评论配图</w:t>
+      </w:r>
+    </w:p>
+    <w:p>
       <w:r>
         <w:rPr>
           <w:b w:val="0"/>
@@ -1405,6 +2780,61 @@
       </w:r>
     </w:p>
     <w:p>
+      <w:pPr>
+        <w:ind w:firstLine="0"/>
+        <w:jc w:val="center"/>
+      </w:pPr>
+      <w:r>
+        <w:drawing>
+          <wp:inline xmlns:a="http://schemas.openxmlformats.org/drawingml/2006/main" xmlns:pic="http://schemas.openxmlformats.org/drawingml/2006/picture">
+            <wp:extent cx="3840480" cy="2649931"/>
+            <wp:docPr id="26" name="Picture 26"/>
+            <wp:cNvGraphicFramePr>
+              <a:graphicFrameLocks noChangeAspect="1"/>
+            </wp:cNvGraphicFramePr>
+            <a:graphic>
+              <a:graphicData uri="http://schemas.openxmlformats.org/drawingml/2006/picture">
+                <pic:pic>
+                  <pic:nvPicPr>
+                    <pic:cNvPr id="0" name="image.jpg"/>
+                    <pic:cNvPicPr/>
+                  </pic:nvPicPr>
+                  <pic:blipFill>
+                    <a:blip r:embed="rId34"/>
+                    <a:stretch>
+                      <a:fillRect/>
+                    </a:stretch>
+                  </pic:blipFill>
+                  <pic:spPr>
+                    <a:xfrm>
+                      <a:off x="0" y="0"/>
+                      <a:ext cx="3840480" cy="2649931"/>
+                    </a:xfrm>
+                    <a:prstGeom prst="rect"/>
+                  </pic:spPr>
+                </pic:pic>
+              </a:graphicData>
+            </a:graphic>
+          </wp:inline>
+        </w:drawing>
+      </w:r>
+    </w:p>
+    <w:p>
+      <w:pPr>
+        <w:ind w:firstLine="0"/>
+        <w:jc w:val="center"/>
+      </w:pPr>
+      <w:r>
+        <w:rPr>
+          <w:b w:val="0"/>
+          <w:i/>
+          <w:color w:val="5A5040"/>
+          <w:sz w:val="18"/>
+        </w:rPr>
+        <w:t>审讯室：一个把讯问做成手艺、把手艺做成信仰的人。官方剧照 © Wiedemann &amp; Berg / Sony Pictures Classics，低分辨率，仅作评论配图</w:t>
+      </w:r>
+    </w:p>
+    <w:p>
       <w:r>
         <w:rPr>
           <w:b w:val="0"/>
@@ -1414,6 +2844,61 @@
       </w:r>
     </w:p>
     <w:p>
+      <w:pPr>
+        <w:ind w:firstLine="0"/>
+        <w:jc w:val="center"/>
+      </w:pPr>
+      <w:r>
+        <w:drawing>
+          <wp:inline xmlns:a="http://schemas.openxmlformats.org/drawingml/2006/main" xmlns:pic="http://schemas.openxmlformats.org/drawingml/2006/picture">
+            <wp:extent cx="3840480" cy="2547518"/>
+            <wp:docPr id="27" name="Picture 27"/>
+            <wp:cNvGraphicFramePr>
+              <a:graphicFrameLocks noChangeAspect="1"/>
+            </wp:cNvGraphicFramePr>
+            <a:graphic>
+              <a:graphicData uri="http://schemas.openxmlformats.org/drawingml/2006/picture">
+                <pic:pic>
+                  <pic:nvPicPr>
+                    <pic:cNvPr id="0" name="image.jpg"/>
+                    <pic:cNvPicPr/>
+                  </pic:nvPicPr>
+                  <pic:blipFill>
+                    <a:blip r:embed="rId35"/>
+                    <a:stretch>
+                      <a:fillRect/>
+                    </a:stretch>
+                  </pic:blipFill>
+                  <pic:spPr>
+                    <a:xfrm>
+                      <a:off x="0" y="0"/>
+                      <a:ext cx="3840480" cy="2547518"/>
+                    </a:xfrm>
+                    <a:prstGeom prst="rect"/>
+                  </pic:spPr>
+                </pic:pic>
+              </a:graphicData>
+            </a:graphic>
+          </wp:inline>
+        </w:drawing>
+      </w:r>
+    </w:p>
+    <w:p>
+      <w:pPr>
+        <w:ind w:firstLine="0"/>
+        <w:jc w:val="center"/>
+      </w:pPr>
+      <w:r>
+        <w:rPr>
+          <w:b w:val="0"/>
+          <w:i/>
+          <w:color w:val="5A5040"/>
+          <w:sz w:val="18"/>
+        </w:rPr>
+        <w:t>阁楼上的听者。他窃听的本是敌情，听到的却是生活。官方剧照 © 出品方，低分辨率，仅作评论配图</w:t>
+      </w:r>
+    </w:p>
+    <w:p>
       <w:r>
         <w:rPr>
           <w:b w:val="0"/>
@@ -1423,6 +2908,61 @@
       </w:r>
     </w:p>
     <w:p>
+      <w:pPr>
+        <w:ind w:firstLine="0"/>
+        <w:jc w:val="center"/>
+      </w:pPr>
+      <w:r>
+        <w:drawing>
+          <wp:inline xmlns:a="http://schemas.openxmlformats.org/drawingml/2006/main" xmlns:pic="http://schemas.openxmlformats.org/drawingml/2006/picture">
+            <wp:extent cx="3840480" cy="2509114"/>
+            <wp:docPr id="28" name="Picture 28"/>
+            <wp:cNvGraphicFramePr>
+              <a:graphicFrameLocks noChangeAspect="1"/>
+            </wp:cNvGraphicFramePr>
+            <a:graphic>
+              <a:graphicData uri="http://schemas.openxmlformats.org/drawingml/2006/picture">
+                <pic:pic>
+                  <pic:nvPicPr>
+                    <pic:cNvPr id="0" name="image.jpg"/>
+                    <pic:cNvPicPr/>
+                  </pic:nvPicPr>
+                  <pic:blipFill>
+                    <a:blip r:embed="rId36"/>
+                    <a:stretch>
+                      <a:fillRect/>
+                    </a:stretch>
+                  </pic:blipFill>
+                  <pic:spPr>
+                    <a:xfrm>
+                      <a:off x="0" y="0"/>
+                      <a:ext cx="3840480" cy="2509114"/>
+                    </a:xfrm>
+                    <a:prstGeom prst="rect"/>
+                  </pic:spPr>
+                </pic:pic>
+              </a:graphicData>
+            </a:graphic>
+          </wp:inline>
+        </w:drawing>
+      </w:r>
+    </w:p>
+    <w:p>
+      <w:pPr>
+        <w:ind w:firstLine="0"/>
+        <w:jc w:val="center"/>
+      </w:pPr>
+      <w:r>
+        <w:rPr>
+          <w:b w:val="0"/>
+          <w:i/>
+          <w:color w:val="5A5040"/>
+          <w:sz w:val="18"/>
+        </w:rPr>
+        <w:t>《好人奏鸣曲》：一份等不到舞台的礼物。官方剧照 © 出品方，低分辨率，仅作评论配图</w:t>
+      </w:r>
+    </w:p>
+    <w:p>
       <w:r>
         <w:rPr>
           <w:b w:val="0"/>
@@ -1441,6 +2981,61 @@
       </w:r>
     </w:p>
     <w:p>
+      <w:pPr>
+        <w:ind w:firstLine="0"/>
+        <w:jc w:val="center"/>
+      </w:pPr>
+      <w:r>
+        <w:drawing>
+          <wp:inline xmlns:a="http://schemas.openxmlformats.org/drawingml/2006/main" xmlns:pic="http://schemas.openxmlformats.org/drawingml/2006/picture">
+            <wp:extent cx="3840480" cy="1542593"/>
+            <wp:docPr id="29" name="Picture 29"/>
+            <wp:cNvGraphicFramePr>
+              <a:graphicFrameLocks noChangeAspect="1"/>
+            </wp:cNvGraphicFramePr>
+            <a:graphic>
+              <a:graphicData uri="http://schemas.openxmlformats.org/drawingml/2006/picture">
+                <pic:pic>
+                  <pic:nvPicPr>
+                    <pic:cNvPr id="0" name="image.jpg"/>
+                    <pic:cNvPicPr/>
+                  </pic:nvPicPr>
+                  <pic:blipFill>
+                    <a:blip r:embed="rId37"/>
+                    <a:stretch>
+                      <a:fillRect/>
+                    </a:stretch>
+                  </pic:blipFill>
+                  <pic:spPr>
+                    <a:xfrm>
+                      <a:off x="0" y="0"/>
+                      <a:ext cx="3840480" cy="1542593"/>
+                    </a:xfrm>
+                    <a:prstGeom prst="rect"/>
+                  </pic:spPr>
+                </pic:pic>
+              </a:graphicData>
+            </a:graphic>
+          </wp:inline>
+        </w:drawing>
+      </w:r>
+    </w:p>
+    <w:p>
+      <w:pPr>
+        <w:ind w:firstLine="0"/>
+        <w:jc w:val="center"/>
+      </w:pPr>
+      <w:r>
+        <w:rPr>
+          <w:b w:val="0"/>
+          <w:i/>
+          <w:color w:val="5A5040"/>
+          <w:sz w:val="18"/>
+        </w:rPr>
+        <w:t>酒馆一幕："我是您的观众。"监听者走下阁楼，只为把一个快要碎掉的人扶正一寸。官方剧照 © 出品方，低分辨率，仅作评论配图</w:t>
+      </w:r>
+    </w:p>
+    <w:p>
       <w:r>
         <w:rPr>
           <w:b w:val="0"/>
@@ -1459,6 +3054,61 @@
       </w:r>
     </w:p>
     <w:p>
+      <w:pPr>
+        <w:ind w:firstLine="0"/>
+        <w:jc w:val="center"/>
+      </w:pPr>
+      <w:r>
+        <w:drawing>
+          <wp:inline xmlns:a="http://schemas.openxmlformats.org/drawingml/2006/main" xmlns:pic="http://schemas.openxmlformats.org/drawingml/2006/picture">
+            <wp:extent cx="3840480" cy="2534717"/>
+            <wp:docPr id="30" name="Picture 30"/>
+            <wp:cNvGraphicFramePr>
+              <a:graphicFrameLocks noChangeAspect="1"/>
+            </wp:cNvGraphicFramePr>
+            <a:graphic>
+              <a:graphicData uri="http://schemas.openxmlformats.org/drawingml/2006/picture">
+                <pic:pic>
+                  <pic:nvPicPr>
+                    <pic:cNvPr id="0" name="image.jpg"/>
+                    <pic:cNvPicPr/>
+                  </pic:nvPicPr>
+                  <pic:blipFill>
+                    <a:blip r:embed="rId38"/>
+                    <a:stretch>
+                      <a:fillRect/>
+                    </a:stretch>
+                  </pic:blipFill>
+                  <pic:spPr>
+                    <a:xfrm>
+                      <a:off x="0" y="0"/>
+                      <a:ext cx="3840480" cy="2534717"/>
+                    </a:xfrm>
+                    <a:prstGeom prst="rect"/>
+                  </pic:spPr>
+                </pic:pic>
+              </a:graphicData>
+            </a:graphic>
+          </wp:inline>
+        </w:drawing>
+      </w:r>
+    </w:p>
+    <w:p>
+      <w:pPr>
+        <w:ind w:firstLine="0"/>
+        <w:jc w:val="center"/>
+      </w:pPr>
+      <w:r>
+        <w:rPr>
+          <w:b w:val="0"/>
+          <w:i/>
+          <w:color w:val="5A5040"/>
+          <w:sz w:val="18"/>
+        </w:rPr>
+        <w:t>统一之后：送信的人。暗中的善没有观众，这正是它的贵重之处。官方剧照 © 出品方，低分辨率，仅作评论配图</w:t>
+      </w:r>
+    </w:p>
+    <w:p>
       <w:r>
         <w:rPr>
           <w:b w:val="0"/>
@@ -1513,6 +3163,61 @@
       </w:r>
     </w:p>
     <w:p>
+      <w:pPr>
+        <w:ind w:firstLine="0"/>
+        <w:jc w:val="center"/>
+      </w:pPr>
+      <w:r>
+        <w:drawing>
+          <wp:inline xmlns:a="http://schemas.openxmlformats.org/drawingml/2006/main" xmlns:pic="http://schemas.openxmlformats.org/drawingml/2006/picture">
+            <wp:extent cx="3840480" cy="2496312"/>
+            <wp:docPr id="31" name="Picture 31"/>
+            <wp:cNvGraphicFramePr>
+              <a:graphicFrameLocks noChangeAspect="1"/>
+            </wp:cNvGraphicFramePr>
+            <a:graphic>
+              <a:graphicData uri="http://schemas.openxmlformats.org/drawingml/2006/picture">
+                <pic:pic>
+                  <pic:nvPicPr>
+                    <pic:cNvPr id="0" name="image.jpg"/>
+                    <pic:cNvPicPr/>
+                  </pic:nvPicPr>
+                  <pic:blipFill>
+                    <a:blip r:embed="rId39"/>
+                    <a:stretch>
+                      <a:fillRect/>
+                    </a:stretch>
+                  </pic:blipFill>
+                  <pic:spPr>
+                    <a:xfrm>
+                      <a:off x="0" y="0"/>
+                      <a:ext cx="3840480" cy="2496312"/>
+                    </a:xfrm>
+                    <a:prstGeom prst="rect"/>
+                  </pic:spPr>
+                </pic:pic>
+              </a:graphicData>
+            </a:graphic>
+          </wp:inline>
+        </w:drawing>
+      </w:r>
+    </w:p>
+    <w:p>
+      <w:pPr>
+        <w:ind w:firstLine="0"/>
+        <w:jc w:val="center"/>
+      </w:pPr>
+      <w:r>
+        <w:rPr>
+          <w:b w:val="0"/>
+          <w:i/>
+          <w:color w:val="5A5040"/>
+          <w:sz w:val="18"/>
+        </w:rPr>
+        <w:t>天上掉下来的灯，标签上写着"天狼星"。官方剧照 © Paramount Pictures，低分辨率，仅作评论配图</w:t>
+      </w:r>
+    </w:p>
+    <w:p>
       <w:r>
         <w:rPr>
           <w:b w:val="0"/>
@@ -1531,6 +3236,61 @@
       </w:r>
     </w:p>
     <w:p>
+      <w:pPr>
+        <w:ind w:firstLine="0"/>
+        <w:jc w:val="center"/>
+      </w:pPr>
+      <w:r>
+        <w:drawing>
+          <wp:inline xmlns:a="http://schemas.openxmlformats.org/drawingml/2006/main" xmlns:pic="http://schemas.openxmlformats.org/drawingml/2006/picture">
+            <wp:extent cx="3840480" cy="5661207"/>
+            <wp:docPr id="32" name="Picture 32"/>
+            <wp:cNvGraphicFramePr>
+              <a:graphicFrameLocks noChangeAspect="1"/>
+            </wp:cNvGraphicFramePr>
+            <a:graphic>
+              <a:graphicData uri="http://schemas.openxmlformats.org/drawingml/2006/picture">
+                <pic:pic>
+                  <pic:nvPicPr>
+                    <pic:cNvPr id="0" name="image.jpg"/>
+                    <pic:cNvPicPr/>
+                  </pic:nvPicPr>
+                  <pic:blipFill>
+                    <a:blip r:embed="rId40"/>
+                    <a:stretch>
+                      <a:fillRect/>
+                    </a:stretch>
+                  </pic:blipFill>
+                  <pic:spPr>
+                    <a:xfrm>
+                      <a:off x="0" y="0"/>
+                      <a:ext cx="3840480" cy="5661207"/>
+                    </a:xfrm>
+                    <a:prstGeom prst="rect"/>
+                  </pic:spPr>
+                </pic:pic>
+              </a:graphicData>
+            </a:graphic>
+          </wp:inline>
+        </w:drawing>
+      </w:r>
+    </w:p>
+    <w:p>
+      <w:pPr>
+        <w:ind w:firstLine="0"/>
+        <w:jc w:val="center"/>
+      </w:pPr>
+      <w:r>
+        <w:rPr>
+          <w:b w:val="0"/>
+          <w:i/>
+          <w:color w:val="5A5040"/>
+          <w:sz w:val="18"/>
+        </w:rPr>
+        <w:t>希尔维亚：对真实的乡愁是拼不完整的。官方剧照 © 出品方，低分辨率，仅作评论配图</w:t>
+      </w:r>
+    </w:p>
+    <w:p>
       <w:r>
         <w:rPr>
           <w:b w:val="0"/>
@@ -1540,6 +3300,61 @@
       </w:r>
     </w:p>
     <w:p>
+      <w:pPr>
+        <w:ind w:firstLine="0"/>
+        <w:jc w:val="center"/>
+      </w:pPr>
+      <w:r>
+        <w:drawing>
+          <wp:inline xmlns:a="http://schemas.openxmlformats.org/drawingml/2006/main" xmlns:pic="http://schemas.openxmlformats.org/drawingml/2006/picture">
+            <wp:extent cx="3840480" cy="2616327"/>
+            <wp:docPr id="33" name="Picture 33"/>
+            <wp:cNvGraphicFramePr>
+              <a:graphicFrameLocks noChangeAspect="1"/>
+            </wp:cNvGraphicFramePr>
+            <a:graphic>
+              <a:graphicData uri="http://schemas.openxmlformats.org/drawingml/2006/picture">
+                <pic:pic>
+                  <pic:nvPicPr>
+                    <pic:cNvPr id="0" name="image.jpg"/>
+                    <pic:cNvPicPr/>
+                  </pic:nvPicPr>
+                  <pic:blipFill>
+                    <a:blip r:embed="rId41"/>
+                    <a:stretch>
+                      <a:fillRect/>
+                    </a:stretch>
+                  </pic:blipFill>
+                  <pic:spPr>
+                    <a:xfrm>
+                      <a:off x="0" y="0"/>
+                      <a:ext cx="3840480" cy="2616327"/>
+                    </a:xfrm>
+                    <a:prstGeom prst="rect"/>
+                  </pic:spPr>
+                </pic:pic>
+              </a:graphicData>
+            </a:graphic>
+          </wp:inline>
+        </w:drawing>
+      </w:r>
+    </w:p>
+    <w:p>
+      <w:pPr>
+        <w:ind w:firstLine="0"/>
+        <w:jc w:val="center"/>
+      </w:pPr>
+      <w:r>
+        <w:rPr>
+          <w:b w:val="0"/>
+          <w:i/>
+          <w:color w:val="5A5040"/>
+          <w:sz w:val="18"/>
+        </w:rPr>
+        <w:t>只下在一个人头上的雨：一朵私人订制的乌云。官方剧照 © 出品方，低分辨率，仅作评论配图</w:t>
+      </w:r>
+    </w:p>
+    <w:p>
       <w:r>
         <w:rPr>
           <w:b w:val="0"/>
@@ -1549,6 +3364,61 @@
       </w:r>
     </w:p>
     <w:p>
+      <w:pPr>
+        <w:ind w:firstLine="0"/>
+        <w:jc w:val="center"/>
+      </w:pPr>
+      <w:r>
+        <w:drawing>
+          <wp:inline xmlns:a="http://schemas.openxmlformats.org/drawingml/2006/main" xmlns:pic="http://schemas.openxmlformats.org/drawingml/2006/picture">
+            <wp:extent cx="3840480" cy="5749491"/>
+            <wp:docPr id="34" name="Picture 34"/>
+            <wp:cNvGraphicFramePr>
+              <a:graphicFrameLocks noChangeAspect="1"/>
+            </wp:cNvGraphicFramePr>
+            <a:graphic>
+              <a:graphicData uri="http://schemas.openxmlformats.org/drawingml/2006/picture">
+                <pic:pic>
+                  <pic:nvPicPr>
+                    <pic:cNvPr id="0" name="image.jpg"/>
+                    <pic:cNvPicPr/>
+                  </pic:nvPicPr>
+                  <pic:blipFill>
+                    <a:blip r:embed="rId42"/>
+                    <a:stretch>
+                      <a:fillRect/>
+                    </a:stretch>
+                  </pic:blipFill>
+                  <pic:spPr>
+                    <a:xfrm>
+                      <a:off x="0" y="0"/>
+                      <a:ext cx="3840480" cy="5749491"/>
+                    </a:xfrm>
+                    <a:prstGeom prst="rect"/>
+                  </pic:spPr>
+                </pic:pic>
+              </a:graphicData>
+            </a:graphic>
+          </wp:inline>
+        </w:drawing>
+      </w:r>
+    </w:p>
+    <w:p>
+      <w:pPr>
+        <w:ind w:firstLine="0"/>
+        <w:jc w:val="center"/>
+      </w:pPr>
+      <w:r>
+        <w:rPr>
+          <w:b w:val="0"/>
+          <w:i/>
+          <w:color w:val="5A5040"/>
+          <w:sz w:val="18"/>
+        </w:rPr>
+        <w:t>克里斯托弗：他的全在，是为了永远不被发现。官方剧照 © 出品方，低分辨率，仅作评论配图</w:t>
+      </w:r>
+    </w:p>
+    <w:p>
       <w:r>
         <w:rPr>
           <w:b w:val="0"/>
@@ -1567,6 +3437,61 @@
       </w:r>
     </w:p>
     <w:p>
+      <w:pPr>
+        <w:ind w:firstLine="0"/>
+        <w:jc w:val="center"/>
+      </w:pPr>
+      <w:r>
+        <w:drawing>
+          <wp:inline xmlns:a="http://schemas.openxmlformats.org/drawingml/2006/main" xmlns:pic="http://schemas.openxmlformats.org/drawingml/2006/picture">
+            <wp:extent cx="3840480" cy="2160270"/>
+            <wp:docPr id="35" name="Picture 35"/>
+            <wp:cNvGraphicFramePr>
+              <a:graphicFrameLocks noChangeAspect="1"/>
+            </wp:cNvGraphicFramePr>
+            <a:graphic>
+              <a:graphicData uri="http://schemas.openxmlformats.org/drawingml/2006/picture">
+                <pic:pic>
+                  <pic:nvPicPr>
+                    <pic:cNvPr id="0" name="image.jpg"/>
+                    <pic:cNvPicPr/>
+                  </pic:nvPicPr>
+                  <pic:blipFill>
+                    <a:blip r:embed="rId43"/>
+                    <a:stretch>
+                      <a:fillRect/>
+                    </a:stretch>
+                  </pic:blipFill>
+                  <pic:spPr>
+                    <a:xfrm>
+                      <a:off x="0" y="0"/>
+                      <a:ext cx="3840480" cy="2160270"/>
+                    </a:xfrm>
+                    <a:prstGeom prst="rect"/>
+                  </pic:spPr>
+                </pic:pic>
+              </a:graphicData>
+            </a:graphic>
+          </wp:inline>
+        </w:drawing>
+      </w:r>
+    </w:p>
+    <w:p>
+      <w:pPr>
+        <w:ind w:firstLine="0"/>
+        <w:jc w:val="center"/>
+      </w:pPr>
+      <w:r>
+        <w:rPr>
+          <w:b w:val="0"/>
+          <w:i/>
+          <w:color w:val="5A5040"/>
+          <w:sz w:val="18"/>
+        </w:rPr>
+        <w:t>台阶尽头的那扇门。官方剧照 © 出品方，低分辨率，仅作评论配图</w:t>
+      </w:r>
+    </w:p>
+    <w:p>
       <w:r>
         <w:rPr>
           <w:b w:val="0"/>
@@ -1630,6 +3555,61 @@
       </w:r>
     </w:p>
     <w:p>
+      <w:pPr>
+        <w:ind w:firstLine="0"/>
+        <w:jc w:val="center"/>
+      </w:pPr>
+      <w:r>
+        <w:drawing>
+          <wp:inline xmlns:a="http://schemas.openxmlformats.org/drawingml/2006/main" xmlns:pic="http://schemas.openxmlformats.org/drawingml/2006/picture">
+            <wp:extent cx="3840480" cy="1914239"/>
+            <wp:docPr id="36" name="Picture 36"/>
+            <wp:cNvGraphicFramePr>
+              <a:graphicFrameLocks noChangeAspect="1"/>
+            </wp:cNvGraphicFramePr>
+            <a:graphic>
+              <a:graphicData uri="http://schemas.openxmlformats.org/drawingml/2006/picture">
+                <pic:pic>
+                  <pic:nvPicPr>
+                    <pic:cNvPr id="0" name="image.jpg"/>
+                    <pic:cNvPicPr/>
+                  </pic:nvPicPr>
+                  <pic:blipFill>
+                    <a:blip r:embed="rId44"/>
+                    <a:stretch>
+                      <a:fillRect/>
+                    </a:stretch>
+                  </pic:blipFill>
+                  <pic:spPr>
+                    <a:xfrm>
+                      <a:off x="0" y="0"/>
+                      <a:ext cx="3840480" cy="1914239"/>
+                    </a:xfrm>
+                    <a:prstGeom prst="rect"/>
+                  </pic:spPr>
+                </pic:pic>
+              </a:graphicData>
+            </a:graphic>
+          </wp:inline>
+        </w:drawing>
+      </w:r>
+    </w:p>
+    <w:p>
+      <w:pPr>
+        <w:ind w:firstLine="0"/>
+        <w:jc w:val="center"/>
+      </w:pPr>
+      <w:r>
+        <w:rPr>
+          <w:b w:val="0"/>
+          <w:i/>
+          <w:color w:val="5A5040"/>
+          <w:sz w:val="18"/>
+        </w:rPr>
+        <w:t>宝座上的唐·雪利：被千万人仰望，不被任何人认识。官方剧照 © Universal Pictures，低分辨率，仅作评论配图</w:t>
+      </w:r>
+    </w:p>
+    <w:p>
       <w:r>
         <w:rPr>
           <w:b w:val="0"/>
@@ -1639,6 +3619,61 @@
       </w:r>
     </w:p>
     <w:p>
+      <w:pPr>
+        <w:ind w:firstLine="0"/>
+        <w:jc w:val="center"/>
+      </w:pPr>
+      <w:r>
+        <w:drawing>
+          <wp:inline xmlns:a="http://schemas.openxmlformats.org/drawingml/2006/main" xmlns:pic="http://schemas.openxmlformats.org/drawingml/2006/picture">
+            <wp:extent cx="3840480" cy="1920240"/>
+            <wp:docPr id="37" name="Picture 37"/>
+            <wp:cNvGraphicFramePr>
+              <a:graphicFrameLocks noChangeAspect="1"/>
+            </wp:cNvGraphicFramePr>
+            <a:graphic>
+              <a:graphicData uri="http://schemas.openxmlformats.org/drawingml/2006/picture">
+                <pic:pic>
+                  <pic:nvPicPr>
+                    <pic:cNvPr id="0" name="image.jpg"/>
+                    <pic:cNvPicPr/>
+                  </pic:nvPicPr>
+                  <pic:blipFill>
+                    <a:blip r:embed="rId45"/>
+                    <a:stretch>
+                      <a:fillRect/>
+                    </a:stretch>
+                  </pic:blipFill>
+                  <pic:spPr>
+                    <a:xfrm>
+                      <a:off x="0" y="0"/>
+                      <a:ext cx="3840480" cy="1920240"/>
+                    </a:xfrm>
+                    <a:prstGeom prst="rect"/>
+                  </pic:spPr>
+                </pic:pic>
+              </a:graphicData>
+            </a:graphic>
+          </wp:inline>
+        </w:drawing>
+      </w:r>
+    </w:p>
+    <w:p>
+      <w:pPr>
+        <w:ind w:firstLine="0"/>
+        <w:jc w:val="center"/>
+      </w:pPr>
+      <w:r>
+        <w:rPr>
+          <w:b w:val="0"/>
+          <w:i/>
+          <w:color w:val="5A5040"/>
+          <w:sz w:val="18"/>
+        </w:rPr>
+        <w:t>旅途：粗人的思念经过音乐家的语法，变成情书。官方剧照 © 出品方，低分辨率，仅作评论配图</w:t>
+      </w:r>
+    </w:p>
+    <w:p>
       <w:r>
         <w:rPr>
           <w:b w:val="0"/>
@@ -1648,6 +3683,61 @@
       </w:r>
     </w:p>
     <w:p>
+      <w:pPr>
+        <w:ind w:firstLine="0"/>
+        <w:jc w:val="center"/>
+      </w:pPr>
+      <w:r>
+        <w:drawing>
+          <wp:inline xmlns:a="http://schemas.openxmlformats.org/drawingml/2006/main" xmlns:pic="http://schemas.openxmlformats.org/drawingml/2006/picture">
+            <wp:extent cx="3840480" cy="1914239"/>
+            <wp:docPr id="38" name="Picture 38"/>
+            <wp:cNvGraphicFramePr>
+              <a:graphicFrameLocks noChangeAspect="1"/>
+            </wp:cNvGraphicFramePr>
+            <a:graphic>
+              <a:graphicData uri="http://schemas.openxmlformats.org/drawingml/2006/picture">
+                <pic:pic>
+                  <pic:nvPicPr>
+                    <pic:cNvPr id="0" name="image.jpg"/>
+                    <pic:cNvPicPr/>
+                  </pic:nvPicPr>
+                  <pic:blipFill>
+                    <a:blip r:embed="rId46"/>
+                    <a:stretch>
+                      <a:fillRect/>
+                    </a:stretch>
+                  </pic:blipFill>
+                  <pic:spPr>
+                    <a:xfrm>
+                      <a:off x="0" y="0"/>
+                      <a:ext cx="3840480" cy="1914239"/>
+                    </a:xfrm>
+                    <a:prstGeom prst="rect"/>
+                  </pic:spPr>
+                </pic:pic>
+              </a:graphicData>
+            </a:graphic>
+          </wp:inline>
+        </w:drawing>
+      </w:r>
+    </w:p>
+    <w:p>
+      <w:pPr>
+        <w:ind w:firstLine="0"/>
+        <w:jc w:val="center"/>
+      </w:pPr>
+      <w:r>
+        <w:rPr>
+          <w:b w:val="0"/>
+          <w:i/>
+          <w:color w:val="5A5040"/>
+          <w:sz w:val="18"/>
+        </w:rPr>
+        <w:t>舞台的门为艺术家敞开，另一些门随即关上。官方剧照 © 出品方，低分辨率，仅作评论配图</w:t>
+      </w:r>
+    </w:p>
+    <w:p>
       <w:r>
         <w:rPr>
           <w:b w:val="0"/>
@@ -1657,6 +3747,61 @@
       </w:r>
     </w:p>
     <w:p>
+      <w:pPr>
+        <w:ind w:firstLine="0"/>
+        <w:jc w:val="center"/>
+      </w:pPr>
+      <w:r>
+        <w:drawing>
+          <wp:inline xmlns:a="http://schemas.openxmlformats.org/drawingml/2006/main" xmlns:pic="http://schemas.openxmlformats.org/drawingml/2006/picture">
+            <wp:extent cx="3840480" cy="2616327"/>
+            <wp:docPr id="39" name="Picture 39"/>
+            <wp:cNvGraphicFramePr>
+              <a:graphicFrameLocks noChangeAspect="1"/>
+            </wp:cNvGraphicFramePr>
+            <a:graphic>
+              <a:graphicData uri="http://schemas.openxmlformats.org/drawingml/2006/picture">
+                <pic:pic>
+                  <pic:nvPicPr>
+                    <pic:cNvPr id="0" name="image.jpg"/>
+                    <pic:cNvPicPr/>
+                  </pic:nvPicPr>
+                  <pic:blipFill>
+                    <a:blip r:embed="rId47"/>
+                    <a:stretch>
+                      <a:fillRect/>
+                    </a:stretch>
+                  </pic:blipFill>
+                  <pic:spPr>
+                    <a:xfrm>
+                      <a:off x="0" y="0"/>
+                      <a:ext cx="3840480" cy="2616327"/>
+                    </a:xfrm>
+                    <a:prstGeom prst="rect"/>
+                  </pic:spPr>
+                </pic:pic>
+              </a:graphicData>
+            </a:graphic>
+          </wp:inline>
+        </w:drawing>
+      </w:r>
+    </w:p>
+    <w:p>
+      <w:pPr>
+        <w:ind w:firstLine="0"/>
+        <w:jc w:val="center"/>
+      </w:pPr>
+      <w:r>
+        <w:rPr>
+          <w:b w:val="0"/>
+          <w:i/>
+          <w:color w:val="5A5040"/>
+          <w:sz w:val="18"/>
+        </w:rPr>
+        <w:t>橙鸟酒馆：他一生中弹得最快乐的一次，是为买不起他唱片的人弹的。官方剧照 © 出品方，低分辨率，仅作评论配图</w:t>
+      </w:r>
+    </w:p>
+    <w:p>
       <w:r>
         <w:rPr>
           <w:b w:val="0"/>
@@ -1675,6 +3820,61 @@
       </w:r>
     </w:p>
     <w:p>
+      <w:pPr>
+        <w:ind w:firstLine="0"/>
+        <w:jc w:val="center"/>
+      </w:pPr>
+      <w:r>
+        <w:drawing>
+          <wp:inline xmlns:a="http://schemas.openxmlformats.org/drawingml/2006/main" xmlns:pic="http://schemas.openxmlformats.org/drawingml/2006/picture">
+            <wp:extent cx="3840480" cy="2100262"/>
+            <wp:docPr id="40" name="Picture 40"/>
+            <wp:cNvGraphicFramePr>
+              <a:graphicFrameLocks noChangeAspect="1"/>
+            </wp:cNvGraphicFramePr>
+            <a:graphic>
+              <a:graphicData uri="http://schemas.openxmlformats.org/drawingml/2006/picture">
+                <pic:pic>
+                  <pic:nvPicPr>
+                    <pic:cNvPr id="0" name="image.jpg"/>
+                    <pic:cNvPicPr/>
+                  </pic:nvPicPr>
+                  <pic:blipFill>
+                    <a:blip r:embed="rId48"/>
+                    <a:stretch>
+                      <a:fillRect/>
+                    </a:stretch>
+                  </pic:blipFill>
+                  <pic:spPr>
+                    <a:xfrm>
+                      <a:off x="0" y="0"/>
+                      <a:ext cx="3840480" cy="2100262"/>
+                    </a:xfrm>
+                    <a:prstGeom prst="rect"/>
+                  </pic:spPr>
+                </pic:pic>
+              </a:graphicData>
+            </a:graphic>
+          </wp:inline>
+        </w:drawing>
+      </w:r>
+    </w:p>
+    <w:p>
+      <w:pPr>
+        <w:ind w:firstLine="0"/>
+        <w:jc w:val="center"/>
+      </w:pPr>
+      <w:r>
+        <w:rPr>
+          <w:b w:val="0"/>
+          <w:i/>
+          <w:color w:val="5A5040"/>
+          <w:sz w:val="18"/>
+        </w:rPr>
+        <w:t>圣诞夜的雪。王座上的人给粗人当了司机。官方剧照 © 出品方，低分辨率，仅作评论配图</w:t>
+      </w:r>
+    </w:p>
+    <w:p>
       <w:r>
         <w:rPr>
           <w:b w:val="0"/>
@@ -1729,6 +3929,61 @@
       </w:r>
     </w:p>
     <w:p>
+      <w:pPr>
+        <w:ind w:firstLine="0"/>
+        <w:jc w:val="center"/>
+      </w:pPr>
+      <w:r>
+        <w:drawing>
+          <wp:inline xmlns:a="http://schemas.openxmlformats.org/drawingml/2006/main" xmlns:pic="http://schemas.openxmlformats.org/drawingml/2006/picture">
+            <wp:extent cx="3840480" cy="5738305"/>
+            <wp:docPr id="41" name="Picture 41"/>
+            <wp:cNvGraphicFramePr>
+              <a:graphicFrameLocks noChangeAspect="1"/>
+            </wp:cNvGraphicFramePr>
+            <a:graphic>
+              <a:graphicData uri="http://schemas.openxmlformats.org/drawingml/2006/picture">
+                <pic:pic>
+                  <pic:nvPicPr>
+                    <pic:cNvPr id="0" name="image.jpg"/>
+                    <pic:cNvPicPr/>
+                  </pic:nvPicPr>
+                  <pic:blipFill>
+                    <a:blip r:embed="rId49"/>
+                    <a:stretch>
+                      <a:fillRect/>
+                    </a:stretch>
+                  </pic:blipFill>
+                  <pic:spPr>
+                    <a:xfrm>
+                      <a:off x="0" y="0"/>
+                      <a:ext cx="3840480" cy="5738305"/>
+                    </a:xfrm>
+                    <a:prstGeom prst="rect"/>
+                  </pic:spPr>
+                </pic:pic>
+              </a:graphicData>
+            </a:graphic>
+          </wp:inline>
+        </w:drawing>
+      </w:r>
+    </w:p>
+    <w:p>
+      <w:pPr>
+        <w:ind w:firstLine="0"/>
+        <w:jc w:val="center"/>
+      </w:pPr>
+      <w:r>
+        <w:rPr>
+          <w:b w:val="0"/>
+          <w:i/>
+          <w:color w:val="5A5040"/>
+          <w:sz w:val="18"/>
+        </w:rPr>
+        <w:t>丹尼与柠檬箱里的婴儿：陆地上任何一张表格里都没有他。官方剧照 © Fine Line Features / Medusa，低分辨率，仅作评论配图</w:t>
+      </w:r>
+    </w:p>
+    <w:p>
       <w:r>
         <w:rPr>
           <w:b w:val="0"/>
@@ -1738,6 +3993,61 @@
       </w:r>
     </w:p>
     <w:p>
+      <w:pPr>
+        <w:ind w:firstLine="0"/>
+        <w:jc w:val="center"/>
+      </w:pPr>
+      <w:r>
+        <w:drawing>
+          <wp:inline xmlns:a="http://schemas.openxmlformats.org/drawingml/2006/main" xmlns:pic="http://schemas.openxmlformats.org/drawingml/2006/picture">
+            <wp:extent cx="3840480" cy="2585923"/>
+            <wp:docPr id="42" name="Picture 42"/>
+            <wp:cNvGraphicFramePr>
+              <a:graphicFrameLocks noChangeAspect="1"/>
+            </wp:cNvGraphicFramePr>
+            <a:graphic>
+              <a:graphicData uri="http://schemas.openxmlformats.org/drawingml/2006/picture">
+                <pic:pic>
+                  <pic:nvPicPr>
+                    <pic:cNvPr id="0" name="image.jpg"/>
+                    <pic:cNvPicPr/>
+                  </pic:nvPicPr>
+                  <pic:blipFill>
+                    <a:blip r:embed="rId50"/>
+                    <a:stretch>
+                      <a:fillRect/>
+                    </a:stretch>
+                  </pic:blipFill>
+                  <pic:spPr>
+                    <a:xfrm>
+                      <a:off x="0" y="0"/>
+                      <a:ext cx="3840480" cy="2585923"/>
+                    </a:xfrm>
+                    <a:prstGeom prst="rect"/>
+                  </pic:spPr>
+                </pic:pic>
+              </a:graphicData>
+            </a:graphic>
+          </wp:inline>
+        </w:drawing>
+      </w:r>
+    </w:p>
+    <w:p>
+      <w:pPr>
+        <w:ind w:firstLine="0"/>
+        <w:jc w:val="center"/>
+      </w:pPr>
+      <w:r>
+        <w:rPr>
+          <w:b w:val="0"/>
+          <w:i/>
+          <w:color w:val="5A5040"/>
+          <w:sz w:val="18"/>
+        </w:rPr>
+        <w:t>海上的传奇：全世界在他的船上经过，他阅读所有人，没有人阅读他。官方剧照 © 出品方，低分辨率，仅作评论配图</w:t>
+      </w:r>
+    </w:p>
+    <w:p>
       <w:r>
         <w:rPr>
           <w:b w:val="0"/>
@@ -1747,6 +4057,61 @@
       </w:r>
     </w:p>
     <w:p>
+      <w:pPr>
+        <w:ind w:firstLine="0"/>
+        <w:jc w:val="center"/>
+      </w:pPr>
+      <w:r>
+        <w:drawing>
+          <wp:inline xmlns:a="http://schemas.openxmlformats.org/drawingml/2006/main" xmlns:pic="http://schemas.openxmlformats.org/drawingml/2006/picture">
+            <wp:extent cx="3840480" cy="5840572"/>
+            <wp:docPr id="43" name="Picture 43"/>
+            <wp:cNvGraphicFramePr>
+              <a:graphicFrameLocks noChangeAspect="1"/>
+            </wp:cNvGraphicFramePr>
+            <a:graphic>
+              <a:graphicData uri="http://schemas.openxmlformats.org/drawingml/2006/picture">
+                <pic:pic>
+                  <pic:nvPicPr>
+                    <pic:cNvPr id="0" name="image.jpg"/>
+                    <pic:cNvPicPr/>
+                  </pic:nvPicPr>
+                  <pic:blipFill>
+                    <a:blip r:embed="rId51"/>
+                    <a:stretch>
+                      <a:fillRect/>
+                    </a:stretch>
+                  </pic:blipFill>
+                  <pic:spPr>
+                    <a:xfrm>
+                      <a:off x="0" y="0"/>
+                      <a:ext cx="3840480" cy="5840572"/>
+                    </a:xfrm>
+                    <a:prstGeom prst="rect"/>
+                  </pic:spPr>
+                </pic:pic>
+              </a:graphicData>
+            </a:graphic>
+          </wp:inline>
+        </w:drawing>
+      </w:r>
+    </w:p>
+    <w:p>
+      <w:pPr>
+        <w:ind w:firstLine="0"/>
+        <w:jc w:val="center"/>
+      </w:pPr>
+      <w:r>
+        <w:rPr>
+          <w:b w:val="0"/>
+          <w:i/>
+          <w:color w:val="5A5040"/>
+          <w:sz w:val="18"/>
+        </w:rPr>
+        <w:t>农夫的女儿。那支即兴的曲子，从头到尾是看着她弹完的。官方剧照 © 出品方，低分辨率，仅作评论配图</w:t>
+      </w:r>
+    </w:p>
+    <w:p>
       <w:r>
         <w:rPr>
           <w:b w:val="0"/>
@@ -1756,12 +4121,122 @@
       </w:r>
     </w:p>
     <w:p>
+      <w:pPr>
+        <w:ind w:firstLine="0"/>
+        <w:jc w:val="center"/>
+      </w:pPr>
+      <w:r>
+        <w:drawing>
+          <wp:inline xmlns:a="http://schemas.openxmlformats.org/drawingml/2006/main" xmlns:pic="http://schemas.openxmlformats.org/drawingml/2006/picture">
+            <wp:extent cx="3840480" cy="2541118"/>
+            <wp:docPr id="44" name="Picture 44"/>
+            <wp:cNvGraphicFramePr>
+              <a:graphicFrameLocks noChangeAspect="1"/>
+            </wp:cNvGraphicFramePr>
+            <a:graphic>
+              <a:graphicData uri="http://schemas.openxmlformats.org/drawingml/2006/picture">
+                <pic:pic>
+                  <pic:nvPicPr>
+                    <pic:cNvPr id="0" name="image.jpg"/>
+                    <pic:cNvPicPr/>
+                  </pic:nvPicPr>
+                  <pic:blipFill>
+                    <a:blip r:embed="rId52"/>
+                    <a:stretch>
+                      <a:fillRect/>
+                    </a:stretch>
+                  </pic:blipFill>
+                  <pic:spPr>
+                    <a:xfrm>
+                      <a:off x="0" y="0"/>
+                      <a:ext cx="3840480" cy="2541118"/>
+                    </a:xfrm>
+                    <a:prstGeom prst="rect"/>
+                  </pic:spPr>
+                </pic:pic>
+              </a:graphicData>
+            </a:graphic>
+          </wp:inline>
+        </w:drawing>
+      </w:r>
+    </w:p>
+    <w:p>
+      <w:pPr>
+        <w:ind w:firstLine="0"/>
+        <w:jc w:val="center"/>
+      </w:pPr>
+      <w:r>
+        <w:rPr>
+          <w:b w:val="0"/>
+          <w:i/>
+          <w:color w:val="5A5040"/>
+          <w:sz w:val="18"/>
+        </w:rPr>
+        <w:t>舷梯。拦住他的，不是所见，是所不见。官方剧照 © 出品方，低分辨率，仅作评论配图</w:t>
+      </w:r>
+    </w:p>
+    <w:p>
       <w:r>
         <w:rPr>
           <w:b w:val="0"/>
           <w:i w:val="0"/>
         </w:rPr>
         <w:t>然后是全片的枢纽。1900 忽然宣布：他要下船，去陆地上听一听海的声音——或许，也去找那张脸。全船的人为他送行。他穿着朋友送的驼色大衣，一级一级走下舷梯，走到一半，停住了。镜头从他背后望出去：纽约在冬日的雾气里层层叠叠，街道连着街道，楼群后面还是楼群，没有尽头。他站了很久，摘下帽子，扔进海里，转身回到了船上。多年后他对麦克斯解释那一刻：拦住我的，不是我看见的，是我看不见的。城市什么都有，唯独没有尽头——我看不见世界的尽头。圣经里恰好有一个反向的背影："亚伯拉罕因着信，蒙召的时候，就遵命出去，往将来要得为业的地方去；出去的时候，还不知往哪里去。"（希伯来书 11:8）信心不是看清了才走，是被应许托住、向看不见的地方迈步的能力。1900 有绝世的天才，独独没有这个。</w:t>
+      </w:r>
+    </w:p>
+    <w:p>
+      <w:pPr>
+        <w:ind w:firstLine="0"/>
+        <w:jc w:val="center"/>
+      </w:pPr>
+      <w:r>
+        <w:drawing>
+          <wp:inline xmlns:a="http://schemas.openxmlformats.org/drawingml/2006/main" xmlns:pic="http://schemas.openxmlformats.org/drawingml/2006/picture">
+            <wp:extent cx="3840480" cy="2611526"/>
+            <wp:docPr id="45" name="Picture 45"/>
+            <wp:cNvGraphicFramePr>
+              <a:graphicFrameLocks noChangeAspect="1"/>
+            </wp:cNvGraphicFramePr>
+            <a:graphic>
+              <a:graphicData uri="http://schemas.openxmlformats.org/drawingml/2006/picture">
+                <pic:pic>
+                  <pic:nvPicPr>
+                    <pic:cNvPr id="0" name="image.jpg"/>
+                    <pic:cNvPicPr/>
+                  </pic:nvPicPr>
+                  <pic:blipFill>
+                    <a:blip r:embed="rId53"/>
+                    <a:stretch>
+                      <a:fillRect/>
+                    </a:stretch>
+                  </pic:blipFill>
+                  <pic:spPr>
+                    <a:xfrm>
+                      <a:off x="0" y="0"/>
+                      <a:ext cx="3840480" cy="2611526"/>
+                    </a:xfrm>
+                    <a:prstGeom prst="rect"/>
+                  </pic:spPr>
+                </pic:pic>
+              </a:graphicData>
+            </a:graphic>
+          </wp:inline>
+        </w:drawing>
+      </w:r>
+    </w:p>
+    <w:p>
+      <w:pPr>
+        <w:ind w:firstLine="0"/>
+        <w:jc w:val="center"/>
+      </w:pPr>
+      <w:r>
+        <w:rPr>
+          <w:b w:val="0"/>
+          <w:i/>
+          <w:color w:val="5A5040"/>
+          <w:sz w:val="18"/>
+        </w:rPr>
+        <w:t>锈烂的船腹：八十八个键，一个不多，一个不少。官方剧照 © 出品方，低分辨率，仅作评论配图</w:t>
       </w:r>
     </w:p>
     <w:p>
@@ -1867,6 +4342,61 @@
       </w:r>
     </w:p>
     <w:p>
+      <w:pPr>
+        <w:ind w:firstLine="0"/>
+        <w:jc w:val="center"/>
+      </w:pPr>
+      <w:r>
+        <w:drawing>
+          <wp:inline xmlns:a="http://schemas.openxmlformats.org/drawingml/2006/main" xmlns:pic="http://schemas.openxmlformats.org/drawingml/2006/picture">
+            <wp:extent cx="3840480" cy="5056632"/>
+            <wp:docPr id="46" name="Picture 46"/>
+            <wp:cNvGraphicFramePr>
+              <a:graphicFrameLocks noChangeAspect="1"/>
+            </wp:cNvGraphicFramePr>
+            <a:graphic>
+              <a:graphicData uri="http://schemas.openxmlformats.org/drawingml/2006/picture">
+                <pic:pic>
+                  <pic:nvPicPr>
+                    <pic:cNvPr id="0" name="image.jpg"/>
+                    <pic:cNvPicPr/>
+                  </pic:nvPicPr>
+                  <pic:blipFill>
+                    <a:blip r:embed="rId54"/>
+                    <a:stretch>
+                      <a:fillRect/>
+                    </a:stretch>
+                  </pic:blipFill>
+                  <pic:spPr>
+                    <a:xfrm>
+                      <a:off x="0" y="0"/>
+                      <a:ext cx="3840480" cy="5056632"/>
+                    </a:xfrm>
+                    <a:prstGeom prst="rect"/>
+                  </pic:spPr>
+                </pic:pic>
+              </a:graphicData>
+            </a:graphic>
+          </wp:inline>
+        </w:drawing>
+      </w:r>
+    </w:p>
+    <w:p>
+      <w:pPr>
+        <w:ind w:firstLine="0"/>
+        <w:jc w:val="center"/>
+      </w:pPr>
+      <w:r>
+        <w:rPr>
+          <w:b w:val="0"/>
+          <w:i/>
+          <w:color w:val="5A5040"/>
+          <w:sz w:val="18"/>
+        </w:rPr>
+        <w:t>辛德勒：恩典后来借用的这双手，原本一只拿着酒杯，一只数着钞票。官方剧照 © Universal Pictures，低分辨率，仅作评论配图</w:t>
+      </w:r>
+    </w:p>
+    <w:p>
       <w:r>
         <w:rPr>
           <w:b w:val="0"/>
@@ -1876,6 +4406,61 @@
       </w:r>
     </w:p>
     <w:p>
+      <w:pPr>
+        <w:ind w:firstLine="0"/>
+        <w:jc w:val="center"/>
+      </w:pPr>
+      <w:r>
+        <w:drawing>
+          <wp:inline xmlns:a="http://schemas.openxmlformats.org/drawingml/2006/main" xmlns:pic="http://schemas.openxmlformats.org/drawingml/2006/picture">
+            <wp:extent cx="3840480" cy="2520315"/>
+            <wp:docPr id="47" name="Picture 47"/>
+            <wp:cNvGraphicFramePr>
+              <a:graphicFrameLocks noChangeAspect="1"/>
+            </wp:cNvGraphicFramePr>
+            <a:graphic>
+              <a:graphicData uri="http://schemas.openxmlformats.org/drawingml/2006/picture">
+                <pic:pic>
+                  <pic:nvPicPr>
+                    <pic:cNvPr id="0" name="image.jpg"/>
+                    <pic:cNvPicPr/>
+                  </pic:nvPicPr>
+                  <pic:blipFill>
+                    <a:blip r:embed="rId55"/>
+                    <a:stretch>
+                      <a:fillRect/>
+                    </a:stretch>
+                  </pic:blipFill>
+                  <pic:spPr>
+                    <a:xfrm>
+                      <a:off x="0" y="0"/>
+                      <a:ext cx="3840480" cy="2520315"/>
+                    </a:xfrm>
+                    <a:prstGeom prst="rect"/>
+                  </pic:spPr>
+                </pic:pic>
+              </a:graphicData>
+            </a:graphic>
+          </wp:inline>
+        </w:drawing>
+      </w:r>
+    </w:p>
+    <w:p>
+      <w:pPr>
+        <w:ind w:firstLine="0"/>
+        <w:jc w:val="center"/>
+      </w:pPr>
+      <w:r>
+        <w:rPr>
+          <w:b w:val="0"/>
+          <w:i/>
+          <w:color w:val="5A5040"/>
+          <w:sz w:val="18"/>
+        </w:rPr>
+        <w:t>阳台上的哥特。杀人于他不是恨，是消遣——这比恨更冷。官方剧照 © 出品方，低分辨率，仅作评论配图</w:t>
+      </w:r>
+    </w:p>
+    <w:p>
       <w:r>
         <w:rPr>
           <w:b w:val="0"/>
@@ -1885,6 +4470,61 @@
       </w:r>
     </w:p>
     <w:p>
+      <w:pPr>
+        <w:ind w:firstLine="0"/>
+        <w:jc w:val="center"/>
+      </w:pPr>
+      <w:r>
+        <w:drawing>
+          <wp:inline xmlns:a="http://schemas.openxmlformats.org/drawingml/2006/main" xmlns:pic="http://schemas.openxmlformats.org/drawingml/2006/picture">
+            <wp:extent cx="3840480" cy="2160270"/>
+            <wp:docPr id="48" name="Picture 48"/>
+            <wp:cNvGraphicFramePr>
+              <a:graphicFrameLocks noChangeAspect="1"/>
+            </wp:cNvGraphicFramePr>
+            <a:graphic>
+              <a:graphicData uri="http://schemas.openxmlformats.org/drawingml/2006/picture">
+                <pic:pic>
+                  <pic:nvPicPr>
+                    <pic:cNvPr id="0" name="image.jpg"/>
+                    <pic:cNvPicPr/>
+                  </pic:nvPicPr>
+                  <pic:blipFill>
+                    <a:blip r:embed="rId56"/>
+                    <a:stretch>
+                      <a:fillRect/>
+                    </a:stretch>
+                  </pic:blipFill>
+                  <pic:spPr>
+                    <a:xfrm>
+                      <a:off x="0" y="0"/>
+                      <a:ext cx="3840480" cy="2160270"/>
+                    </a:xfrm>
+                    <a:prstGeom prst="rect"/>
+                  </pic:spPr>
+                </pic:pic>
+              </a:graphicData>
+            </a:graphic>
+          </wp:inline>
+        </w:drawing>
+      </w:r>
+    </w:p>
+    <w:p>
+      <w:pPr>
+        <w:ind w:firstLine="0"/>
+        <w:jc w:val="center"/>
+      </w:pPr>
+      <w:r>
+        <w:rPr>
+          <w:b w:val="0"/>
+          <w:i/>
+          <w:color w:val="5A5040"/>
+          <w:sz w:val="18"/>
+        </w:rPr>
+        <w:t>那一点红，是三小时黑白里唯一的颜色。官方剧照 © 出品方，低分辨率，仅作评论配图</w:t>
+      </w:r>
+    </w:p>
+    <w:p>
       <w:r>
         <w:rPr>
           <w:b w:val="0"/>
@@ -1894,6 +4534,61 @@
       </w:r>
     </w:p>
     <w:p>
+      <w:pPr>
+        <w:ind w:firstLine="0"/>
+        <w:jc w:val="center"/>
+      </w:pPr>
+      <w:r>
+        <w:drawing>
+          <wp:inline xmlns:a="http://schemas.openxmlformats.org/drawingml/2006/main" xmlns:pic="http://schemas.openxmlformats.org/drawingml/2006/picture">
+            <wp:extent cx="3840480" cy="5244656"/>
+            <wp:docPr id="49" name="Picture 49"/>
+            <wp:cNvGraphicFramePr>
+              <a:graphicFrameLocks noChangeAspect="1"/>
+            </wp:cNvGraphicFramePr>
+            <a:graphic>
+              <a:graphicData uri="http://schemas.openxmlformats.org/drawingml/2006/picture">
+                <pic:pic>
+                  <pic:nvPicPr>
+                    <pic:cNvPr id="0" name="image.jpg"/>
+                    <pic:cNvPicPr/>
+                  </pic:nvPicPr>
+                  <pic:blipFill>
+                    <a:blip r:embed="rId57"/>
+                    <a:stretch>
+                      <a:fillRect/>
+                    </a:stretch>
+                  </pic:blipFill>
+                  <pic:spPr>
+                    <a:xfrm>
+                      <a:off x="0" y="0"/>
+                      <a:ext cx="3840480" cy="5244656"/>
+                    </a:xfrm>
+                    <a:prstGeom prst="rect"/>
+                  </pic:spPr>
+                </pic:pic>
+              </a:graphicData>
+            </a:graphic>
+          </wp:inline>
+        </w:drawing>
+      </w:r>
+    </w:p>
+    <w:p>
+      <w:pPr>
+        <w:ind w:firstLine="0"/>
+        <w:jc w:val="center"/>
+      </w:pPr>
+      <w:r>
+        <w:rPr>
+          <w:b w:val="0"/>
+          <w:i/>
+          <w:color w:val="5A5040"/>
+          <w:sz w:val="18"/>
+        </w:rPr>
+        <w:t>打字机前的深夜：一个名字一个名字地念，一个名字一个名字地敲。官方剧照 © 出品方，低分辨率，仅作评论配图</w:t>
+      </w:r>
+    </w:p>
+    <w:p>
       <w:r>
         <w:rPr>
           <w:b w:val="0"/>
@@ -1912,6 +4607,61 @@
       </w:r>
     </w:p>
     <w:p>
+      <w:pPr>
+        <w:ind w:firstLine="0"/>
+        <w:jc w:val="center"/>
+      </w:pPr>
+      <w:r>
+        <w:drawing>
+          <wp:inline xmlns:a="http://schemas.openxmlformats.org/drawingml/2006/main" xmlns:pic="http://schemas.openxmlformats.org/drawingml/2006/picture">
+            <wp:extent cx="3840480" cy="2534717"/>
+            <wp:docPr id="50" name="Picture 50"/>
+            <wp:cNvGraphicFramePr>
+              <a:graphicFrameLocks noChangeAspect="1"/>
+            </wp:cNvGraphicFramePr>
+            <a:graphic>
+              <a:graphicData uri="http://schemas.openxmlformats.org/drawingml/2006/picture">
+                <pic:pic>
+                  <pic:nvPicPr>
+                    <pic:cNvPr id="0" name="image.jpg"/>
+                    <pic:cNvPicPr/>
+                  </pic:nvPicPr>
+                  <pic:blipFill>
+                    <a:blip r:embed="rId58"/>
+                    <a:stretch>
+                      <a:fillRect/>
+                    </a:stretch>
+                  </pic:blipFill>
+                  <pic:spPr>
+                    <a:xfrm>
+                      <a:off x="0" y="0"/>
+                      <a:ext cx="3840480" cy="2534717"/>
+                    </a:xfrm>
+                    <a:prstGeom prst="rect"/>
+                  </pic:spPr>
+                </pic:pic>
+              </a:graphicData>
+            </a:graphic>
+          </wp:inline>
+        </w:drawing>
+      </w:r>
+    </w:p>
+    <w:p>
+      <w:pPr>
+        <w:ind w:firstLine="0"/>
+        <w:jc w:val="center"/>
+      </w:pPr>
+      <w:r>
+        <w:rPr>
+          <w:b w:val="0"/>
+          <w:i/>
+          <w:color w:val="5A5040"/>
+          <w:sz w:val="18"/>
+        </w:rPr>
+        <w:t>战争结束的那一夜。义人数的不是功劳，是没救成的名字。官方剧照 © 出品方，低分辨率，仅作评论配图</w:t>
+      </w:r>
+    </w:p>
+    <w:p>
       <w:r>
         <w:rPr>
           <w:b w:val="0"/>
@@ -1975,6 +4725,61 @@
       </w:r>
     </w:p>
     <w:p>
+      <w:pPr>
+        <w:ind w:firstLine="0"/>
+        <w:jc w:val="center"/>
+      </w:pPr>
+      <w:r>
+        <w:drawing>
+          <wp:inline xmlns:a="http://schemas.openxmlformats.org/drawingml/2006/main" xmlns:pic="http://schemas.openxmlformats.org/drawingml/2006/picture">
+            <wp:extent cx="3840480" cy="2532316"/>
+            <wp:docPr id="51" name="Picture 51"/>
+            <wp:cNvGraphicFramePr>
+              <a:graphicFrameLocks noChangeAspect="1"/>
+            </wp:cNvGraphicFramePr>
+            <a:graphic>
+              <a:graphicData uri="http://schemas.openxmlformats.org/drawingml/2006/picture">
+                <pic:pic>
+                  <pic:nvPicPr>
+                    <pic:cNvPr id="0" name="image.jpg"/>
+                    <pic:cNvPicPr/>
+                  </pic:nvPicPr>
+                  <pic:blipFill>
+                    <a:blip r:embed="rId59"/>
+                    <a:stretch>
+                      <a:fillRect/>
+                    </a:stretch>
+                  </pic:blipFill>
+                  <pic:spPr>
+                    <a:xfrm>
+                      <a:off x="0" y="0"/>
+                      <a:ext cx="3840480" cy="2532316"/>
+                    </a:xfrm>
+                    <a:prstGeom prst="rect"/>
+                  </pic:spPr>
+                </pic:pic>
+              </a:graphicData>
+            </a:graphic>
+          </wp:inline>
+        </w:drawing>
+      </w:r>
+    </w:p>
+    <w:p>
+      <w:pPr>
+        <w:ind w:firstLine="0"/>
+        <w:jc w:val="center"/>
+      </w:pPr>
+      <w:r>
+        <w:rPr>
+          <w:b w:val="0"/>
+          <w:i/>
+          <w:color w:val="5A5040"/>
+          <w:sz w:val="18"/>
+        </w:rPr>
+        <w:t>草垛里接住的姑娘：早安，公主！官方剧照 © Melampo Cinematografica，低分辨率，仅作评论配图</w:t>
+      </w:r>
+    </w:p>
+    <w:p>
       <w:r>
         <w:rPr>
           <w:b w:val="0"/>
@@ -1984,6 +4789,61 @@
       </w:r>
     </w:p>
     <w:p>
+      <w:pPr>
+        <w:ind w:firstLine="0"/>
+        <w:jc w:val="center"/>
+      </w:pPr>
+      <w:r>
+        <w:drawing>
+          <wp:inline xmlns:a="http://schemas.openxmlformats.org/drawingml/2006/main" xmlns:pic="http://schemas.openxmlformats.org/drawingml/2006/picture">
+            <wp:extent cx="3840480" cy="2454307"/>
+            <wp:docPr id="52" name="Picture 52"/>
+            <wp:cNvGraphicFramePr>
+              <a:graphicFrameLocks noChangeAspect="1"/>
+            </wp:cNvGraphicFramePr>
+            <a:graphic>
+              <a:graphicData uri="http://schemas.openxmlformats.org/drawingml/2006/picture">
+                <pic:pic>
+                  <pic:nvPicPr>
+                    <pic:cNvPr id="0" name="image.jpg"/>
+                    <pic:cNvPicPr/>
+                  </pic:nvPicPr>
+                  <pic:blipFill>
+                    <a:blip r:embed="rId60"/>
+                    <a:stretch>
+                      <a:fillRect/>
+                    </a:stretch>
+                  </pic:blipFill>
+                  <pic:spPr>
+                    <a:xfrm>
+                      <a:off x="0" y="0"/>
+                      <a:ext cx="3840480" cy="2454307"/>
+                    </a:xfrm>
+                    <a:prstGeom prst="rect"/>
+                  </pic:spPr>
+                </pic:pic>
+              </a:graphicData>
+            </a:graphic>
+          </wp:inline>
+        </w:drawing>
+      </w:r>
+    </w:p>
+    <w:p>
+      <w:pPr>
+        <w:ind w:firstLine="0"/>
+        <w:jc w:val="center"/>
+      </w:pPr>
+      <w:r>
+        <w:rPr>
+          <w:b w:val="0"/>
+          <w:i/>
+          <w:color w:val="5A5040"/>
+          <w:sz w:val="18"/>
+        </w:rPr>
+        <w:t>橱窗上的告示：集中营不是从铁丝网开始的。官方剧照 © Melampo Cinematografica，低分辨率，仅作评论配图</w:t>
+      </w:r>
+    </w:p>
+    <w:p>
       <w:r>
         <w:rPr>
           <w:b w:val="0"/>
@@ -1993,6 +4853,61 @@
       </w:r>
     </w:p>
     <w:p>
+      <w:pPr>
+        <w:ind w:firstLine="0"/>
+        <w:jc w:val="center"/>
+      </w:pPr>
+      <w:r>
+        <w:drawing>
+          <wp:inline xmlns:a="http://schemas.openxmlformats.org/drawingml/2006/main" xmlns:pic="http://schemas.openxmlformats.org/drawingml/2006/picture">
+            <wp:extent cx="3840480" cy="2790349"/>
+            <wp:docPr id="53" name="Picture 53"/>
+            <wp:cNvGraphicFramePr>
+              <a:graphicFrameLocks noChangeAspect="1"/>
+            </wp:cNvGraphicFramePr>
+            <a:graphic>
+              <a:graphicData uri="http://schemas.openxmlformats.org/drawingml/2006/picture">
+                <pic:pic>
+                  <pic:nvPicPr>
+                    <pic:cNvPr id="0" name="image.jpg"/>
+                    <pic:cNvPicPr/>
+                  </pic:nvPicPr>
+                  <pic:blipFill>
+                    <a:blip r:embed="rId61"/>
+                    <a:stretch>
+                      <a:fillRect/>
+                    </a:stretch>
+                  </pic:blipFill>
+                  <pic:spPr>
+                    <a:xfrm>
+                      <a:off x="0" y="0"/>
+                      <a:ext cx="3840480" cy="2790349"/>
+                    </a:xfrm>
+                    <a:prstGeom prst="rect"/>
+                  </pic:spPr>
+                </pic:pic>
+              </a:graphicData>
+            </a:graphic>
+          </wp:inline>
+        </w:drawing>
+      </w:r>
+    </w:p>
+    <w:p>
+      <w:pPr>
+        <w:ind w:firstLine="0"/>
+        <w:jc w:val="center"/>
+      </w:pPr>
+      <w:r>
+        <w:rPr>
+          <w:b w:val="0"/>
+          <w:i/>
+          <w:color w:val="5A5040"/>
+          <w:sz w:val="18"/>
+        </w:rPr>
+        <w:t>女囚营里的多拉：她舍弃的是可以不受苦的全部权利。官方剧照 © Melampo Cinematografica，低分辨率，仅作评论配图</w:t>
+      </w:r>
+    </w:p>
+    <w:p>
       <w:r>
         <w:rPr>
           <w:b w:val="0"/>
@@ -2002,6 +4917,61 @@
       </w:r>
     </w:p>
     <w:p>
+      <w:pPr>
+        <w:ind w:firstLine="0"/>
+        <w:jc w:val="center"/>
+      </w:pPr>
+      <w:r>
+        <w:drawing>
+          <wp:inline xmlns:a="http://schemas.openxmlformats.org/drawingml/2006/main" xmlns:pic="http://schemas.openxmlformats.org/drawingml/2006/picture">
+            <wp:extent cx="3840480" cy="2478310"/>
+            <wp:docPr id="54" name="Picture 54"/>
+            <wp:cNvGraphicFramePr>
+              <a:graphicFrameLocks noChangeAspect="1"/>
+            </wp:cNvGraphicFramePr>
+            <a:graphic>
+              <a:graphicData uri="http://schemas.openxmlformats.org/drawingml/2006/picture">
+                <pic:pic>
+                  <pic:nvPicPr>
+                    <pic:cNvPr id="0" name="image.jpg"/>
+                    <pic:cNvPicPr/>
+                  </pic:nvPicPr>
+                  <pic:blipFill>
+                    <a:blip r:embed="rId62"/>
+                    <a:stretch>
+                      <a:fillRect/>
+                    </a:stretch>
+                  </pic:blipFill>
+                  <pic:spPr>
+                    <a:xfrm>
+                      <a:off x="0" y="0"/>
+                      <a:ext cx="3840480" cy="2478310"/>
+                    </a:xfrm>
+                    <a:prstGeom prst="rect"/>
+                  </pic:spPr>
+                </pic:pic>
+              </a:graphicData>
+            </a:graphic>
+          </wp:inline>
+        </w:drawing>
+      </w:r>
+    </w:p>
+    <w:p>
+      <w:pPr>
+        <w:ind w:firstLine="0"/>
+        <w:jc w:val="center"/>
+      </w:pPr>
+      <w:r>
+        <w:rPr>
+          <w:b w:val="0"/>
+          <w:i/>
+          <w:color w:val="5A5040"/>
+          <w:sz w:val="18"/>
+        </w:rPr>
+        <w:t>翻译者：把死亡的条例，译成孩子背得动的重量。官方剧照 © Melampo Cinematografica，低分辨率，仅作评论配图</w:t>
+      </w:r>
+    </w:p>
+    <w:p>
       <w:r>
         <w:rPr>
           <w:b w:val="0"/>
@@ -2029,6 +4999,61 @@
       </w:r>
     </w:p>
     <w:p>
+      <w:pPr>
+        <w:ind w:firstLine="0"/>
+        <w:jc w:val="center"/>
+      </w:pPr>
+      <w:r>
+        <w:drawing>
+          <wp:inline xmlns:a="http://schemas.openxmlformats.org/drawingml/2006/main" xmlns:pic="http://schemas.openxmlformats.org/drawingml/2006/picture">
+            <wp:extent cx="3840480" cy="2862358"/>
+            <wp:docPr id="55" name="Picture 55"/>
+            <wp:cNvGraphicFramePr>
+              <a:graphicFrameLocks noChangeAspect="1"/>
+            </wp:cNvGraphicFramePr>
+            <a:graphic>
+              <a:graphicData uri="http://schemas.openxmlformats.org/drawingml/2006/picture">
+                <pic:pic>
+                  <pic:nvPicPr>
+                    <pic:cNvPr id="0" name="image.jpg"/>
+                    <pic:cNvPicPr/>
+                  </pic:nvPicPr>
+                  <pic:blipFill>
+                    <a:blip r:embed="rId63"/>
+                    <a:stretch>
+                      <a:fillRect/>
+                    </a:stretch>
+                  </pic:blipFill>
+                  <pic:spPr>
+                    <a:xfrm>
+                      <a:off x="0" y="0"/>
+                      <a:ext cx="3840480" cy="2862358"/>
+                    </a:xfrm>
+                    <a:prstGeom prst="rect"/>
+                  </pic:spPr>
+                </pic:pic>
+              </a:graphicData>
+            </a:graphic>
+          </wp:inline>
+        </w:drawing>
+      </w:r>
+    </w:p>
+    <w:p>
+      <w:pPr>
+        <w:ind w:firstLine="0"/>
+        <w:jc w:val="center"/>
+      </w:pPr>
+      <w:r>
+        <w:rPr>
+          <w:b w:val="0"/>
+          <w:i/>
+          <w:color w:val="5A5040"/>
+          <w:sz w:val="18"/>
+        </w:rPr>
+        <w:t>柜缝里的那双眼睛：他把死亡本身也译成了游戏。官方剧照 © Melampo Cinematografica，低分辨率，仅作评论配图</w:t>
+      </w:r>
+    </w:p>
+    <w:p>
       <w:r>
         <w:rPr>
           <w:b w:val="0"/>
@@ -2101,6 +5126,61 @@
       </w:r>
     </w:p>
     <w:p>
+      <w:pPr>
+        <w:ind w:firstLine="0"/>
+        <w:jc w:val="center"/>
+      </w:pPr>
+      <w:r>
+        <w:drawing>
+          <wp:inline xmlns:a="http://schemas.openxmlformats.org/drawingml/2006/main" xmlns:pic="http://schemas.openxmlformats.org/drawingml/2006/picture">
+            <wp:extent cx="3840480" cy="2562320"/>
+            <wp:docPr id="56" name="Picture 56"/>
+            <wp:cNvGraphicFramePr>
+              <a:graphicFrameLocks noChangeAspect="1"/>
+            </wp:cNvGraphicFramePr>
+            <a:graphic>
+              <a:graphicData uri="http://schemas.openxmlformats.org/drawingml/2006/picture">
+                <pic:pic>
+                  <pic:nvPicPr>
+                    <pic:cNvPr id="0" name="image.jpg"/>
+                    <pic:cNvPicPr/>
+                  </pic:nvPicPr>
+                  <pic:blipFill>
+                    <a:blip r:embed="rId64"/>
+                    <a:stretch>
+                      <a:fillRect/>
+                    </a:stretch>
+                  </pic:blipFill>
+                  <pic:spPr>
+                    <a:xfrm>
+                      <a:off x="0" y="0"/>
+                      <a:ext cx="3840480" cy="2562320"/>
+                    </a:xfrm>
+                    <a:prstGeom prst="rect"/>
+                  </pic:spPr>
+                </pic:pic>
+              </a:graphicData>
+            </a:graphic>
+          </wp:inline>
+        </w:drawing>
+      </w:r>
+    </w:p>
+    <w:p>
+      <w:pPr>
+        <w:ind w:firstLine="0"/>
+        <w:jc w:val="center"/>
+      </w:pPr>
+      <w:r>
+        <w:rPr>
+          <w:b w:val="0"/>
+          <w:i/>
+          <w:color w:val="5A5040"/>
+          <w:sz w:val="18"/>
+        </w:rPr>
+        <w:t>穿回旧军装的汤姆：一个被战争折断的人，用自己的断处护住儿子。官方剧照 © Lionsgate / Summit Entertainment，低分辨率，仅作评论配图</w:t>
+      </w:r>
+    </w:p>
+    <w:p>
       <w:r>
         <w:rPr>
           <w:b w:val="0"/>
@@ -2110,6 +5190,61 @@
       </w:r>
     </w:p>
     <w:p>
+      <w:pPr>
+        <w:ind w:firstLine="0"/>
+        <w:jc w:val="center"/>
+      </w:pPr>
+      <w:r>
+        <w:drawing>
+          <wp:inline xmlns:a="http://schemas.openxmlformats.org/drawingml/2006/main" xmlns:pic="http://schemas.openxmlformats.org/drawingml/2006/picture">
+            <wp:extent cx="3840480" cy="2568321"/>
+            <wp:docPr id="57" name="Picture 57"/>
+            <wp:cNvGraphicFramePr>
+              <a:graphicFrameLocks noChangeAspect="1"/>
+            </wp:cNvGraphicFramePr>
+            <a:graphic>
+              <a:graphicData uri="http://schemas.openxmlformats.org/drawingml/2006/picture">
+                <pic:pic>
+                  <pic:nvPicPr>
+                    <pic:cNvPr id="0" name="image.jpg"/>
+                    <pic:cNvPicPr/>
+                  </pic:nvPicPr>
+                  <pic:blipFill>
+                    <a:blip r:embed="rId65"/>
+                    <a:stretch>
+                      <a:fillRect/>
+                    </a:stretch>
+                  </pic:blipFill>
+                  <pic:spPr>
+                    <a:xfrm>
+                      <a:off x="0" y="0"/>
+                      <a:ext cx="3840480" cy="2568321"/>
+                    </a:xfrm>
+                    <a:prstGeom prst="rect"/>
+                  </pic:spPr>
+                </pic:pic>
+              </a:graphicData>
+            </a:graphic>
+          </wp:inline>
+        </w:drawing>
+      </w:r>
+    </w:p>
+    <w:p>
+      <w:pPr>
+        <w:ind w:firstLine="0"/>
+        <w:jc w:val="center"/>
+      </w:pPr>
+      <w:r>
+        <w:rPr>
+          <w:b w:val="0"/>
+          <w:i/>
+          <w:color w:val="5A5040"/>
+          <w:sz w:val="18"/>
+        </w:rPr>
+        <w:t>一本小圣经，一张爱人的照片：这个士兵的全部装备。官方剧照 © Lionsgate / Summit Entertainment，低分辨率，仅作评论配图</w:t>
+      </w:r>
+    </w:p>
+    <w:p>
       <w:r>
         <w:rPr>
           <w:b w:val="0"/>
@@ -2119,6 +5254,61 @@
       </w:r>
     </w:p>
     <w:p>
+      <w:pPr>
+        <w:ind w:firstLine="0"/>
+        <w:jc w:val="center"/>
+      </w:pPr>
+      <w:r>
+        <w:drawing>
+          <wp:inline xmlns:a="http://schemas.openxmlformats.org/drawingml/2006/main" xmlns:pic="http://schemas.openxmlformats.org/drawingml/2006/picture">
+            <wp:extent cx="3840480" cy="2562320"/>
+            <wp:docPr id="58" name="Picture 58"/>
+            <wp:cNvGraphicFramePr>
+              <a:graphicFrameLocks noChangeAspect="1"/>
+            </wp:cNvGraphicFramePr>
+            <a:graphic>
+              <a:graphicData uri="http://schemas.openxmlformats.org/drawingml/2006/picture">
+                <pic:pic>
+                  <pic:nvPicPr>
+                    <pic:cNvPr id="0" name="image.jpg"/>
+                    <pic:cNvPicPr/>
+                  </pic:nvPicPr>
+                  <pic:blipFill>
+                    <a:blip r:embed="rId66"/>
+                    <a:stretch>
+                      <a:fillRect/>
+                    </a:stretch>
+                  </pic:blipFill>
+                  <pic:spPr>
+                    <a:xfrm>
+                      <a:off x="0" y="0"/>
+                      <a:ext cx="3840480" cy="2562320"/>
+                    </a:xfrm>
+                    <a:prstGeom prst="rect"/>
+                  </pic:spPr>
+                </pic:pic>
+              </a:graphicData>
+            </a:graphic>
+          </wp:inline>
+        </w:drawing>
+      </w:r>
+    </w:p>
+    <w:p>
+      <w:pPr>
+        <w:ind w:firstLine="0"/>
+        <w:jc w:val="center"/>
+      </w:pPr>
+      <w:r>
+        <w:rPr>
+          <w:b w:val="0"/>
+          <w:i/>
+          <w:color w:val="5A5040"/>
+          <w:sz w:val="18"/>
+        </w:rPr>
+        <w:t>军营里的第一场仗：他赢的方式是挨。官方剧照 © Lionsgate / Summit Entertainment，低分辨率，仅作评论配图</w:t>
+      </w:r>
+    </w:p>
+    <w:p>
       <w:r>
         <w:rPr>
           <w:b w:val="0"/>
@@ -2137,6 +5327,61 @@
       </w:r>
     </w:p>
     <w:p>
+      <w:pPr>
+        <w:ind w:firstLine="0"/>
+        <w:jc w:val="center"/>
+      </w:pPr>
+      <w:r>
+        <w:drawing>
+          <wp:inline xmlns:a="http://schemas.openxmlformats.org/drawingml/2006/main" xmlns:pic="http://schemas.openxmlformats.org/drawingml/2006/picture">
+            <wp:extent cx="3840480" cy="2562320"/>
+            <wp:docPr id="59" name="Picture 59"/>
+            <wp:cNvGraphicFramePr>
+              <a:graphicFrameLocks noChangeAspect="1"/>
+            </wp:cNvGraphicFramePr>
+            <a:graphic>
+              <a:graphicData uri="http://schemas.openxmlformats.org/drawingml/2006/picture">
+                <pic:pic>
+                  <pic:nvPicPr>
+                    <pic:cNvPr id="0" name="image.jpg"/>
+                    <pic:cNvPicPr/>
+                  </pic:nvPicPr>
+                  <pic:blipFill>
+                    <a:blip r:embed="rId67"/>
+                    <a:stretch>
+                      <a:fillRect/>
+                    </a:stretch>
+                  </pic:blipFill>
+                  <pic:spPr>
+                    <a:xfrm>
+                      <a:off x="0" y="0"/>
+                      <a:ext cx="3840480" cy="2562320"/>
+                    </a:xfrm>
+                    <a:prstGeom prst="rect"/>
+                  </pic:spPr>
+                </pic:pic>
+              </a:graphicData>
+            </a:graphic>
+          </wp:inline>
+        </w:drawing>
+      </w:r>
+    </w:p>
+    <w:p>
+      <w:pPr>
+        <w:ind w:firstLine="0"/>
+        <w:jc w:val="center"/>
+      </w:pPr>
+      <w:r>
+        <w:rPr>
+          <w:b w:val="0"/>
+          <w:i/>
+          <w:color w:val="5A5040"/>
+          <w:sz w:val="18"/>
+        </w:rPr>
+        <w:t>再救一个：祷告把他一次次送回所有人逃离的方向。官方剧照 © Lionsgate / Summit Entertainment，低分辨率，仅作评论配图</w:t>
+      </w:r>
+    </w:p>
+    <w:p>
       <w:r>
         <w:rPr>
           <w:b w:val="0"/>
@@ -2155,6 +5400,61 @@
       </w:r>
     </w:p>
     <w:p>
+      <w:pPr>
+        <w:ind w:firstLine="0"/>
+        <w:jc w:val="center"/>
+      </w:pPr>
+      <w:r>
+        <w:drawing>
+          <wp:inline xmlns:a="http://schemas.openxmlformats.org/drawingml/2006/main" xmlns:pic="http://schemas.openxmlformats.org/drawingml/2006/picture">
+            <wp:extent cx="3840480" cy="2640330"/>
+            <wp:docPr id="60" name="Picture 60"/>
+            <wp:cNvGraphicFramePr>
+              <a:graphicFrameLocks noChangeAspect="1"/>
+            </wp:cNvGraphicFramePr>
+            <a:graphic>
+              <a:graphicData uri="http://schemas.openxmlformats.org/drawingml/2006/picture">
+                <pic:pic>
+                  <pic:nvPicPr>
+                    <pic:cNvPr id="0" name="image.jpg"/>
+                    <pic:cNvPicPr/>
+                  </pic:nvPicPr>
+                  <pic:blipFill>
+                    <a:blip r:embed="rId68"/>
+                    <a:stretch>
+                      <a:fillRect/>
+                    </a:stretch>
+                  </pic:blipFill>
+                  <pic:spPr>
+                    <a:xfrm>
+                      <a:off x="0" y="0"/>
+                      <a:ext cx="3840480" cy="2640330"/>
+                    </a:xfrm>
+                    <a:prstGeom prst="rect"/>
+                  </pic:spPr>
+                </pic:pic>
+              </a:graphicData>
+            </a:graphic>
+          </wp:inline>
+        </w:drawing>
+      </w:r>
+    </w:p>
+    <w:p>
+      <w:pPr>
+        <w:ind w:firstLine="0"/>
+        <w:jc w:val="center"/>
+      </w:pPr>
+      <w:r>
+        <w:rPr>
+          <w:b w:val="0"/>
+          <w:i/>
+          <w:color w:val="5A5040"/>
+          <w:sz w:val="18"/>
+        </w:rPr>
+        <w:t>悬在天地之间：真正的救援，从来是降下来的。官方剧照 © Lionsgate / Summit Entertainment，低分辨率，仅作评论配图</w:t>
+      </w:r>
+    </w:p>
+    <w:p>
       <w:r>
         <w:rPr>
           <w:b w:val="0"/>
@@ -2209,6 +5509,61 @@
       </w:r>
     </w:p>
     <w:p>
+      <w:pPr>
+        <w:ind w:firstLine="0"/>
+        <w:jc w:val="center"/>
+      </w:pPr>
+      <w:r>
+        <w:drawing>
+          <wp:inline xmlns:a="http://schemas.openxmlformats.org/drawingml/2006/main" xmlns:pic="http://schemas.openxmlformats.org/drawingml/2006/picture">
+            <wp:extent cx="3840480" cy="2232279"/>
+            <wp:docPr id="61" name="Picture 61"/>
+            <wp:cNvGraphicFramePr>
+              <a:graphicFrameLocks noChangeAspect="1"/>
+            </wp:cNvGraphicFramePr>
+            <a:graphic>
+              <a:graphicData uri="http://schemas.openxmlformats.org/drawingml/2006/picture">
+                <pic:pic>
+                  <pic:nvPicPr>
+                    <pic:cNvPr id="0" name="image.jpg"/>
+                    <pic:cNvPicPr/>
+                  </pic:nvPicPr>
+                  <pic:blipFill>
+                    <a:blip r:embed="rId69"/>
+                    <a:stretch>
+                      <a:fillRect/>
+                    </a:stretch>
+                  </pic:blipFill>
+                  <pic:spPr>
+                    <a:xfrm>
+                      <a:off x="0" y="0"/>
+                      <a:ext cx="3840480" cy="2232279"/>
+                    </a:xfrm>
+                    <a:prstGeom prst="rect"/>
+                  </pic:spPr>
+                </pic:pic>
+              </a:graphicData>
+            </a:graphic>
+          </wp:inline>
+        </w:drawing>
+      </w:r>
+    </w:p>
+    <w:p>
+      <w:pPr>
+        <w:ind w:firstLine="0"/>
+        <w:jc w:val="center"/>
+      </w:pPr>
+      <w:r>
+        <w:rPr>
+          <w:b w:val="0"/>
+          <w:i/>
+          <w:color w:val="5A5040"/>
+          <w:sz w:val="18"/>
+        </w:rPr>
+        <w:t>吕受益：进门先摘三层口罩，见面礼是一句"吃个橘子吧"。官方剧照 © 出品方（坏猴子影业等），低分辨率，仅作评论配图</w:t>
+      </w:r>
+    </w:p>
+    <w:p>
       <w:r>
         <w:rPr>
           <w:b w:val="0"/>
@@ -2218,6 +5573,61 @@
       </w:r>
     </w:p>
     <w:p>
+      <w:pPr>
+        <w:ind w:firstLine="0"/>
+        <w:jc w:val="center"/>
+      </w:pPr>
+      <w:r>
+        <w:drawing>
+          <wp:inline xmlns:a="http://schemas.openxmlformats.org/drawingml/2006/main" xmlns:pic="http://schemas.openxmlformats.org/drawingml/2006/picture">
+            <wp:extent cx="3840480" cy="2226278"/>
+            <wp:docPr id="62" name="Picture 62"/>
+            <wp:cNvGraphicFramePr>
+              <a:graphicFrameLocks noChangeAspect="1"/>
+            </wp:cNvGraphicFramePr>
+            <a:graphic>
+              <a:graphicData uri="http://schemas.openxmlformats.org/drawingml/2006/picture">
+                <pic:pic>
+                  <pic:nvPicPr>
+                    <pic:cNvPr id="0" name="image.jpg"/>
+                    <pic:cNvPicPr/>
+                  </pic:nvPicPr>
+                  <pic:blipFill>
+                    <a:blip r:embed="rId70"/>
+                    <a:stretch>
+                      <a:fillRect/>
+                    </a:stretch>
+                  </pic:blipFill>
+                  <pic:spPr>
+                    <a:xfrm>
+                      <a:off x="0" y="0"/>
+                      <a:ext cx="3840480" cy="2226278"/>
+                    </a:xfrm>
+                    <a:prstGeom prst="rect"/>
+                  </pic:spPr>
+                </pic:pic>
+              </a:graphicData>
+            </a:graphic>
+          </wp:inline>
+        </w:drawing>
+      </w:r>
+    </w:p>
+    <w:p>
+      <w:pPr>
+        <w:ind w:firstLine="0"/>
+        <w:jc w:val="center"/>
+      </w:pPr>
+      <w:r>
+        <w:rPr>
+          <w:b w:val="0"/>
+          <w:i/>
+          <w:color w:val="5A5040"/>
+          <w:sz w:val="18"/>
+        </w:rPr>
+        <w:t>刘牧师：一位在合法与救命之间选了救命的神职人员。官方剧照 © 出品方，低分辨率，仅作评论配图</w:t>
+      </w:r>
+    </w:p>
+    <w:p>
       <w:r>
         <w:rPr>
           <w:b w:val="0"/>
@@ -2227,6 +5637,61 @@
       </w:r>
     </w:p>
     <w:p>
+      <w:pPr>
+        <w:ind w:firstLine="0"/>
+        <w:jc w:val="center"/>
+      </w:pPr>
+      <w:r>
+        <w:drawing>
+          <wp:inline xmlns:a="http://schemas.openxmlformats.org/drawingml/2006/main" xmlns:pic="http://schemas.openxmlformats.org/drawingml/2006/picture">
+            <wp:extent cx="3840480" cy="3744468"/>
+            <wp:docPr id="63" name="Picture 63"/>
+            <wp:cNvGraphicFramePr>
+              <a:graphicFrameLocks noChangeAspect="1"/>
+            </wp:cNvGraphicFramePr>
+            <a:graphic>
+              <a:graphicData uri="http://schemas.openxmlformats.org/drawingml/2006/picture">
+                <pic:pic>
+                  <pic:nvPicPr>
+                    <pic:cNvPr id="0" name="image.jpg"/>
+                    <pic:cNvPicPr/>
+                  </pic:nvPicPr>
+                  <pic:blipFill>
+                    <a:blip r:embed="rId71"/>
+                    <a:stretch>
+                      <a:fillRect/>
+                    </a:stretch>
+                  </pic:blipFill>
+                  <pic:spPr>
+                    <a:xfrm>
+                      <a:off x="0" y="0"/>
+                      <a:ext cx="3840480" cy="3744468"/>
+                    </a:xfrm>
+                    <a:prstGeom prst="rect"/>
+                  </pic:spPr>
+                </pic:pic>
+              </a:graphicData>
+            </a:graphic>
+          </wp:inline>
+        </w:drawing>
+      </w:r>
+    </w:p>
+    <w:p>
+      <w:pPr>
+        <w:ind w:firstLine="0"/>
+        <w:jc w:val="center"/>
+      </w:pPr>
+      <w:r>
+        <w:rPr>
+          <w:b w:val="0"/>
+          <w:i/>
+          <w:color w:val="5A5040"/>
+          <w:sz w:val="18"/>
+        </w:rPr>
+        <w:t>张长林的讲台。说出全片最真诊断的，是个假药贩子。官方剧照 © 出品方，低分辨率，仅作评论配图</w:t>
+      </w:r>
+    </w:p>
+    <w:p>
       <w:r>
         <w:rPr>
           <w:b w:val="0"/>
@@ -2245,12 +5710,122 @@
       </w:r>
     </w:p>
     <w:p>
+      <w:pPr>
+        <w:ind w:firstLine="0"/>
+        <w:jc w:val="center"/>
+      </w:pPr>
+      <w:r>
+        <w:drawing>
+          <wp:inline xmlns:a="http://schemas.openxmlformats.org/drawingml/2006/main" xmlns:pic="http://schemas.openxmlformats.org/drawingml/2006/picture">
+            <wp:extent cx="3840480" cy="2076260"/>
+            <wp:docPr id="64" name="Picture 64"/>
+            <wp:cNvGraphicFramePr>
+              <a:graphicFrameLocks noChangeAspect="1"/>
+            </wp:cNvGraphicFramePr>
+            <a:graphic>
+              <a:graphicData uri="http://schemas.openxmlformats.org/drawingml/2006/picture">
+                <pic:pic>
+                  <pic:nvPicPr>
+                    <pic:cNvPr id="0" name="image.jpg"/>
+                    <pic:cNvPicPr/>
+                  </pic:nvPicPr>
+                  <pic:blipFill>
+                    <a:blip r:embed="rId72"/>
+                    <a:stretch>
+                      <a:fillRect/>
+                    </a:stretch>
+                  </pic:blipFill>
+                  <pic:spPr>
+                    <a:xfrm>
+                      <a:off x="0" y="0"/>
+                      <a:ext cx="3840480" cy="2076260"/>
+                    </a:xfrm>
+                    <a:prstGeom prst="rect"/>
+                  </pic:spPr>
+                </pic:pic>
+              </a:graphicData>
+            </a:graphic>
+          </wp:inline>
+        </w:drawing>
+      </w:r>
+    </w:p>
+    <w:p>
+      <w:pPr>
+        <w:ind w:firstLine="0"/>
+        <w:jc w:val="center"/>
+      </w:pPr>
+      <w:r>
+        <w:rPr>
+          <w:b w:val="0"/>
+          <w:i/>
+          <w:color w:val="5A5040"/>
+          <w:sz w:val="18"/>
+        </w:rPr>
+        <w:t>黄毛，二十岁。车票压在饭盒底下，还没来得及说。官方剧照 © 出品方，低分辨率，仅作评论配图</w:t>
+      </w:r>
+    </w:p>
+    <w:p>
       <w:r>
         <w:rPr>
           <w:b w:val="0"/>
           <w:i w:val="0"/>
         </w:rPr>
         <w:t>然后是黄毛。这孩子剪了长发，买了回家的车票，把车票压在饭盒底下还没来得及说；警察围堵的那夜，他为了把装药的车开走引开追捕，冲出港区，被大货车拦腰撞上。程勇在医院走廊里揪住警察曹斌的衣领，吼出全片的题眼：他才二十岁，他只是想活着，他有什么罪！——这一吼把"罪"字砸在了每个观众面前。法律定了罪的人，未必最有罪；平安无事的人，未必清白。这部电影的法庭上站满了倒错：救命的在走私，害命的在合规；骗子讲义气，病人求宽恕；执法者最挣扎，违法者最坦然。谁有罪？圣经的答案比电影更狠——都有；但圣经接着说的那句，电影摸到了边：定罪救不了任何人，怜悯才能。</w:t>
+      </w:r>
+    </w:p>
+    <w:p>
+      <w:pPr>
+        <w:ind w:firstLine="0"/>
+        <w:jc w:val="center"/>
+      </w:pPr>
+      <w:r>
+        <w:drawing>
+          <wp:inline xmlns:a="http://schemas.openxmlformats.org/drawingml/2006/main" xmlns:pic="http://schemas.openxmlformats.org/drawingml/2006/picture">
+            <wp:extent cx="3840480" cy="2286286"/>
+            <wp:docPr id="65" name="Picture 65"/>
+            <wp:cNvGraphicFramePr>
+              <a:graphicFrameLocks noChangeAspect="1"/>
+            </wp:cNvGraphicFramePr>
+            <a:graphic>
+              <a:graphicData uri="http://schemas.openxmlformats.org/drawingml/2006/picture">
+                <pic:pic>
+                  <pic:nvPicPr>
+                    <pic:cNvPr id="0" name="image.jpg"/>
+                    <pic:cNvPicPr/>
+                  </pic:nvPicPr>
+                  <pic:blipFill>
+                    <a:blip r:embed="rId73"/>
+                    <a:stretch>
+                      <a:fillRect/>
+                    </a:stretch>
+                  </pic:blipFill>
+                  <pic:spPr>
+                    <a:xfrm>
+                      <a:off x="0" y="0"/>
+                      <a:ext cx="3840480" cy="2286286"/>
+                    </a:xfrm>
+                    <a:prstGeom prst="rect"/>
+                  </pic:spPr>
+                </pic:pic>
+              </a:graphicData>
+            </a:graphic>
+          </wp:inline>
+        </w:drawing>
+      </w:r>
+    </w:p>
+    <w:p>
+      <w:pPr>
+        <w:ind w:firstLine="0"/>
+        <w:jc w:val="center"/>
+      </w:pPr>
+      <w:r>
+        <w:rPr>
+          <w:b w:val="0"/>
+          <w:i/>
+          <w:color w:val="5A5040"/>
+          <w:sz w:val="18"/>
+        </w:rPr>
+        <w:t>“我不想死，我想活着，行吗？”官方剧照 © 出品方，低分辨率，仅作评论配图</w:t>
       </w:r>
     </w:p>
     <w:p>
@@ -2464,6 +6039,61 @@
       </w:r>
     </w:p>
     <w:p>
+      <w:pPr>
+        <w:ind w:firstLine="0"/>
+        <w:jc w:val="center"/>
+      </w:pPr>
+      <w:r>
+        <w:drawing>
+          <wp:inline xmlns:a="http://schemas.openxmlformats.org/drawingml/2006/main" xmlns:pic="http://schemas.openxmlformats.org/drawingml/2006/picture">
+            <wp:extent cx="3840480" cy="1608201"/>
+            <wp:docPr id="66" name="Picture 66"/>
+            <wp:cNvGraphicFramePr>
+              <a:graphicFrameLocks noChangeAspect="1"/>
+            </wp:cNvGraphicFramePr>
+            <a:graphic>
+              <a:graphicData uri="http://schemas.openxmlformats.org/drawingml/2006/picture">
+                <pic:pic>
+                  <pic:nvPicPr>
+                    <pic:cNvPr id="0" name="image.jpg"/>
+                    <pic:cNvPicPr/>
+                  </pic:nvPicPr>
+                  <pic:blipFill>
+                    <a:blip r:embed="rId74"/>
+                    <a:stretch>
+                      <a:fillRect/>
+                    </a:stretch>
+                  </pic:blipFill>
+                  <pic:spPr>
+                    <a:xfrm>
+                      <a:off x="0" y="0"/>
+                      <a:ext cx="3840480" cy="1608201"/>
+                    </a:xfrm>
+                    <a:prstGeom prst="rect"/>
+                  </pic:spPr>
+                </pic:pic>
+              </a:graphicData>
+            </a:graphic>
+          </wp:inline>
+        </w:drawing>
+      </w:r>
+    </w:p>
+    <w:p>
+      <w:pPr>
+        <w:ind w:firstLine="0"/>
+        <w:jc w:val="center"/>
+      </w:pPr>
+      <w:r>
+        <w:rPr>
+          <w:b w:val="0"/>
+          <w:i/>
+          <w:color w:val="5A5040"/>
+          <w:sz w:val="18"/>
+        </w:rPr>
+        <w:t>万寿菊铺成的桥：照片是签证，记忆是口粮。官方剧照 © Disney / Pixar，低分辨率，仅作评论配图</w:t>
+      </w:r>
+    </w:p>
+    <w:p>
       <w:r>
         <w:rPr>
           <w:b w:val="0"/>
@@ -2473,6 +6103,61 @@
       </w:r>
     </w:p>
     <w:p>
+      <w:pPr>
+        <w:ind w:firstLine="0"/>
+        <w:jc w:val="center"/>
+      </w:pPr>
+      <w:r>
+        <w:drawing>
+          <wp:inline xmlns:a="http://schemas.openxmlformats.org/drawingml/2006/main" xmlns:pic="http://schemas.openxmlformats.org/drawingml/2006/picture">
+            <wp:extent cx="3840480" cy="1608201"/>
+            <wp:docPr id="67" name="Picture 67"/>
+            <wp:cNvGraphicFramePr>
+              <a:graphicFrameLocks noChangeAspect="1"/>
+            </wp:cNvGraphicFramePr>
+            <a:graphic>
+              <a:graphicData uri="http://schemas.openxmlformats.org/drawingml/2006/picture">
+                <pic:pic>
+                  <pic:nvPicPr>
+                    <pic:cNvPr id="0" name="image.jpg"/>
+                    <pic:cNvPicPr/>
+                  </pic:nvPicPr>
+                  <pic:blipFill>
+                    <a:blip r:embed="rId75"/>
+                    <a:stretch>
+                      <a:fillRect/>
+                    </a:stretch>
+                  </pic:blipFill>
+                  <pic:spPr>
+                    <a:xfrm>
+                      <a:off x="0" y="0"/>
+                      <a:ext cx="3840480" cy="1608201"/>
+                    </a:xfrm>
+                    <a:prstGeom prst="rect"/>
+                  </pic:spPr>
+                </pic:pic>
+              </a:graphicData>
+            </a:graphic>
+          </wp:inline>
+        </w:drawing>
+      </w:r>
+    </w:p>
+    <w:p>
+      <w:pPr>
+        <w:ind w:firstLine="0"/>
+        <w:jc w:val="center"/>
+      </w:pPr>
+      <w:r>
+        <w:rPr>
+          <w:b w:val="0"/>
+          <w:i/>
+          <w:color w:val="5A5040"/>
+          <w:sz w:val="18"/>
+        </w:rPr>
+        <w:t>米格的小神龛：偶像的烛光。官方剧照 © Disney / Pixar，低分辨率，仅作评论配图</w:t>
+      </w:r>
+    </w:p>
+    <w:p>
       <w:r>
         <w:rPr>
           <w:b w:val="0"/>
@@ -2482,6 +6167,61 @@
       </w:r>
     </w:p>
     <w:p>
+      <w:pPr>
+        <w:ind w:firstLine="0"/>
+        <w:jc w:val="center"/>
+      </w:pPr>
+      <w:r>
+        <w:drawing>
+          <wp:inline xmlns:a="http://schemas.openxmlformats.org/drawingml/2006/main" xmlns:pic="http://schemas.openxmlformats.org/drawingml/2006/picture">
+            <wp:extent cx="3840480" cy="2538317"/>
+            <wp:docPr id="68" name="Picture 68"/>
+            <wp:cNvGraphicFramePr>
+              <a:graphicFrameLocks noChangeAspect="1"/>
+            </wp:cNvGraphicFramePr>
+            <a:graphic>
+              <a:graphicData uri="http://schemas.openxmlformats.org/drawingml/2006/picture">
+                <pic:pic>
+                  <pic:nvPicPr>
+                    <pic:cNvPr id="0" name="image.jpg"/>
+                    <pic:cNvPicPr/>
+                  </pic:nvPicPr>
+                  <pic:blipFill>
+                    <a:blip r:embed="rId76"/>
+                    <a:stretch>
+                      <a:fillRect/>
+                    </a:stretch>
+                  </pic:blipFill>
+                  <pic:spPr>
+                    <a:xfrm>
+                      <a:off x="0" y="0"/>
+                      <a:ext cx="3840480" cy="2538317"/>
+                    </a:xfrm>
+                    <a:prstGeom prst="rect"/>
+                  </pic:spPr>
+                </pic:pic>
+              </a:graphicData>
+            </a:graphic>
+          </wp:inline>
+        </w:drawing>
+      </w:r>
+    </w:p>
+    <w:p>
+      <w:pPr>
+        <w:ind w:firstLine="0"/>
+        <w:jc w:val="center"/>
+      </w:pPr>
+      <w:r>
+        <w:rPr>
+          <w:b w:val="0"/>
+          <w:i/>
+          <w:color w:val="5A5040"/>
+          <w:sz w:val="18"/>
+        </w:rPr>
+        <w:t>米格与赫克托：假作者被亿万人记住，真作者被一个人快要忘掉。官方剧照 © Disney / Pixar，低分辨率，仅作评论配图</w:t>
+      </w:r>
+    </w:p>
+    <w:p>
       <w:r>
         <w:rPr>
           <w:b w:val="0"/>
@@ -2491,6 +6231,61 @@
       </w:r>
     </w:p>
     <w:p>
+      <w:pPr>
+        <w:ind w:firstLine="0"/>
+        <w:jc w:val="center"/>
+      </w:pPr>
+      <w:r>
+        <w:drawing>
+          <wp:inline xmlns:a="http://schemas.openxmlformats.org/drawingml/2006/main" xmlns:pic="http://schemas.openxmlformats.org/drawingml/2006/picture">
+            <wp:extent cx="3840480" cy="1608201"/>
+            <wp:docPr id="69" name="Picture 69"/>
+            <wp:cNvGraphicFramePr>
+              <a:graphicFrameLocks noChangeAspect="1"/>
+            </wp:cNvGraphicFramePr>
+            <a:graphic>
+              <a:graphicData uri="http://schemas.openxmlformats.org/drawingml/2006/picture">
+                <pic:pic>
+                  <pic:nvPicPr>
+                    <pic:cNvPr id="0" name="image.jpg"/>
+                    <pic:cNvPicPr/>
+                  </pic:nvPicPr>
+                  <pic:blipFill>
+                    <a:blip r:embed="rId77"/>
+                    <a:stretch>
+                      <a:fillRect/>
+                    </a:stretch>
+                  </pic:blipFill>
+                  <pic:spPr>
+                    <a:xfrm>
+                      <a:off x="0" y="0"/>
+                      <a:ext cx="3840480" cy="1608201"/>
+                    </a:xfrm>
+                    <a:prstGeom prst="rect"/>
+                  </pic:spPr>
+                </pic:pic>
+              </a:graphicData>
+            </a:graphic>
+          </wp:inline>
+        </w:drawing>
+      </w:r>
+    </w:p>
+    <w:p>
+      <w:pPr>
+        <w:ind w:firstLine="0"/>
+        <w:jc w:val="center"/>
+      </w:pPr>
+      <w:r>
+        <w:rPr>
+          <w:b w:val="0"/>
+          <w:i/>
+          <w:color w:val="5A5040"/>
+          <w:sz w:val="18"/>
+        </w:rPr>
+        <w:t>一片花瓣的祝福。旧的祝福说"回去，但你要"，新的祝福只说"回去"。官方剧照 © Disney / Pixar，低分辨率，仅作评论配图</w:t>
+      </w:r>
+    </w:p>
+    <w:p>
       <w:r>
         <w:rPr>
           <w:b w:val="0"/>
@@ -2500,6 +6295,61 @@
       </w:r>
     </w:p>
     <w:p>
+      <w:pPr>
+        <w:ind w:firstLine="0"/>
+        <w:jc w:val="center"/>
+      </w:pPr>
+      <w:r>
+        <w:drawing>
+          <wp:inline xmlns:a="http://schemas.openxmlformats.org/drawingml/2006/main" xmlns:pic="http://schemas.openxmlformats.org/drawingml/2006/picture">
+            <wp:extent cx="3840480" cy="1608201"/>
+            <wp:docPr id="70" name="Picture 70"/>
+            <wp:cNvGraphicFramePr>
+              <a:graphicFrameLocks noChangeAspect="1"/>
+            </wp:cNvGraphicFramePr>
+            <a:graphic>
+              <a:graphicData uri="http://schemas.openxmlformats.org/drawingml/2006/picture">
+                <pic:pic>
+                  <pic:nvPicPr>
+                    <pic:cNvPr id="0" name="image.jpg"/>
+                    <pic:cNvPicPr/>
+                  </pic:nvPicPr>
+                  <pic:blipFill>
+                    <a:blip r:embed="rId78"/>
+                    <a:stretch>
+                      <a:fillRect/>
+                    </a:stretch>
+                  </pic:blipFill>
+                  <pic:spPr>
+                    <a:xfrm>
+                      <a:off x="0" y="0"/>
+                      <a:ext cx="3840480" cy="1608201"/>
+                    </a:xfrm>
+                    <a:prstGeom prst="rect"/>
+                  </pic:spPr>
+                </pic:pic>
+              </a:graphicData>
+            </a:graphic>
+          </wp:inline>
+        </w:drawing>
+      </w:r>
+    </w:p>
+    <w:p>
+      <w:pPr>
+        <w:ind w:firstLine="0"/>
+        <w:jc w:val="center"/>
+      </w:pPr>
+      <w:r>
+        <w:rPr>
+          <w:b w:val="0"/>
+          <w:i/>
+          <w:color w:val="5A5040"/>
+          <w:sz w:val="18"/>
+        </w:rPr>
+        <w:t>米格与曾祖母可可：体系最细的一环。官方剧照 © Disney / Pixar，低分辨率，仅作评论配图</w:t>
+      </w:r>
+    </w:p>
+    <w:p>
       <w:r>
         <w:rPr>
           <w:b w:val="0"/>
@@ -2572,6 +6422,61 @@
       </w:r>
     </w:p>
     <w:p>
+      <w:pPr>
+        <w:ind w:firstLine="0"/>
+        <w:jc w:val="center"/>
+      </w:pPr>
+      <w:r>
+        <w:drawing>
+          <wp:inline xmlns:a="http://schemas.openxmlformats.org/drawingml/2006/main" xmlns:pic="http://schemas.openxmlformats.org/drawingml/2006/picture">
+            <wp:extent cx="3840480" cy="2022253"/>
+            <wp:docPr id="71" name="Picture 71"/>
+            <wp:cNvGraphicFramePr>
+              <a:graphicFrameLocks noChangeAspect="1"/>
+            </wp:cNvGraphicFramePr>
+            <a:graphic>
+              <a:graphicData uri="http://schemas.openxmlformats.org/drawingml/2006/picture">
+                <pic:pic>
+                  <pic:nvPicPr>
+                    <pic:cNvPr id="0" name="image.jpg"/>
+                    <pic:cNvPicPr/>
+                  </pic:nvPicPr>
+                  <pic:blipFill>
+                    <a:blip r:embed="rId79"/>
+                    <a:stretch>
+                      <a:fillRect/>
+                    </a:stretch>
+                  </pic:blipFill>
+                  <pic:spPr>
+                    <a:xfrm>
+                      <a:off x="0" y="0"/>
+                      <a:ext cx="3840480" cy="2022253"/>
+                    </a:xfrm>
+                    <a:prstGeom prst="rect"/>
+                  </pic:spPr>
+                </pic:pic>
+              </a:graphicData>
+            </a:graphic>
+          </wp:inline>
+        </w:drawing>
+      </w:r>
+    </w:p>
+    <w:p>
+      <w:pPr>
+        <w:ind w:firstLine="0"/>
+        <w:jc w:val="center"/>
+      </w:pPr>
+      <w:r>
+        <w:rPr>
+          <w:b w:val="0"/>
+          <w:i/>
+          <w:color w:val="5A5040"/>
+          <w:sz w:val="18"/>
+        </w:rPr>
+        <w:t>被举起的小狮：王不是特权，是替万物守约的那一位。官方剧照 © Disney，低分辨率，仅作评论配图</w:t>
+      </w:r>
+    </w:p>
+    <w:p>
       <w:r>
         <w:rPr>
           <w:b w:val="0"/>
@@ -2581,6 +6486,61 @@
       </w:r>
     </w:p>
     <w:p>
+      <w:pPr>
+        <w:ind w:firstLine="0"/>
+        <w:jc w:val="center"/>
+      </w:pPr>
+      <w:r>
+        <w:drawing>
+          <wp:inline xmlns:a="http://schemas.openxmlformats.org/drawingml/2006/main" xmlns:pic="http://schemas.openxmlformats.org/drawingml/2006/picture">
+            <wp:extent cx="3840480" cy="2028254"/>
+            <wp:docPr id="72" name="Picture 72"/>
+            <wp:cNvGraphicFramePr>
+              <a:graphicFrameLocks noChangeAspect="1"/>
+            </wp:cNvGraphicFramePr>
+            <a:graphic>
+              <a:graphicData uri="http://schemas.openxmlformats.org/drawingml/2006/picture">
+                <pic:pic>
+                  <pic:nvPicPr>
+                    <pic:cNvPr id="0" name="image.jpg"/>
+                    <pic:cNvPicPr/>
+                  </pic:nvPicPr>
+                  <pic:blipFill>
+                    <a:blip r:embed="rId80"/>
+                    <a:stretch>
+                      <a:fillRect/>
+                    </a:stretch>
+                  </pic:blipFill>
+                  <pic:spPr>
+                    <a:xfrm>
+                      <a:off x="0" y="0"/>
+                      <a:ext cx="3840480" cy="2028254"/>
+                    </a:xfrm>
+                    <a:prstGeom prst="rect"/>
+                  </pic:spPr>
+                </pic:pic>
+              </a:graphicData>
+            </a:graphic>
+          </wp:inline>
+        </w:drawing>
+      </w:r>
+    </w:p>
+    <w:p>
+      <w:pPr>
+        <w:ind w:firstLine="0"/>
+        <w:jc w:val="center"/>
+      </w:pPr>
+      <w:r>
+        <w:rPr>
+          <w:b w:val="0"/>
+          <w:i/>
+          <w:color w:val="5A5040"/>
+          <w:sz w:val="18"/>
+        </w:rPr>
+        <w:t>辛巴与刀疤：说服他有罪的，正是真正有罪的那位。官方剧照 © Disney，低分辨率，仅作评论配图</w:t>
+      </w:r>
+    </w:p>
+    <w:p>
       <w:r>
         <w:rPr>
           <w:b w:val="0"/>
@@ -2590,6 +6550,61 @@
       </w:r>
     </w:p>
     <w:p>
+      <w:pPr>
+        <w:ind w:firstLine="0"/>
+        <w:jc w:val="center"/>
+      </w:pPr>
+      <w:r>
+        <w:drawing>
+          <wp:inline xmlns:a="http://schemas.openxmlformats.org/drawingml/2006/main" xmlns:pic="http://schemas.openxmlformats.org/drawingml/2006/picture">
+            <wp:extent cx="3840480" cy="2028254"/>
+            <wp:docPr id="73" name="Picture 73"/>
+            <wp:cNvGraphicFramePr>
+              <a:graphicFrameLocks noChangeAspect="1"/>
+            </wp:cNvGraphicFramePr>
+            <a:graphic>
+              <a:graphicData uri="http://schemas.openxmlformats.org/drawingml/2006/picture">
+                <pic:pic>
+                  <pic:nvPicPr>
+                    <pic:cNvPr id="0" name="image.jpg"/>
+                    <pic:cNvPicPr/>
+                  </pic:nvPicPr>
+                  <pic:blipFill>
+                    <a:blip r:embed="rId81"/>
+                    <a:stretch>
+                      <a:fillRect/>
+                    </a:stretch>
+                  </pic:blipFill>
+                  <pic:spPr>
+                    <a:xfrm>
+                      <a:off x="0" y="0"/>
+                      <a:ext cx="3840480" cy="2028254"/>
+                    </a:xfrm>
+                    <a:prstGeom prst="rect"/>
+                  </pic:spPr>
+                </pic:pic>
+              </a:graphicData>
+            </a:graphic>
+          </wp:inline>
+        </w:drawing>
+      </w:r>
+    </w:p>
+    <w:p>
+      <w:pPr>
+        <w:ind w:firstLine="0"/>
+        <w:jc w:val="center"/>
+      </w:pPr>
+      <w:r>
+        <w:rPr>
+          <w:b w:val="0"/>
+          <w:i/>
+          <w:color w:val="5A5040"/>
+          <w:sz w:val="18"/>
+        </w:rPr>
+        <w:t>丁满与彭彭：没有赦免的无罪化，把伤口盖上叶子。官方剧照 © Disney，低分辨率，仅作评论配图</w:t>
+      </w:r>
+    </w:p>
+    <w:p>
       <w:r>
         <w:rPr>
           <w:b w:val="0"/>
@@ -2599,6 +6614,61 @@
       </w:r>
     </w:p>
     <w:p>
+      <w:pPr>
+        <w:ind w:firstLine="0"/>
+        <w:jc w:val="center"/>
+      </w:pPr>
+      <w:r>
+        <w:drawing>
+          <wp:inline xmlns:a="http://schemas.openxmlformats.org/drawingml/2006/main" xmlns:pic="http://schemas.openxmlformats.org/drawingml/2006/picture">
+            <wp:extent cx="3840480" cy="2238280"/>
+            <wp:docPr id="74" name="Picture 74"/>
+            <wp:cNvGraphicFramePr>
+              <a:graphicFrameLocks noChangeAspect="1"/>
+            </wp:cNvGraphicFramePr>
+            <a:graphic>
+              <a:graphicData uri="http://schemas.openxmlformats.org/drawingml/2006/picture">
+                <pic:pic>
+                  <pic:nvPicPr>
+                    <pic:cNvPr id="0" name="image.jpg"/>
+                    <pic:cNvPicPr/>
+                  </pic:nvPicPr>
+                  <pic:blipFill>
+                    <a:blip r:embed="rId82"/>
+                    <a:stretch>
+                      <a:fillRect/>
+                    </a:stretch>
+                  </pic:blipFill>
+                  <pic:spPr>
+                    <a:xfrm>
+                      <a:off x="0" y="0"/>
+                      <a:ext cx="3840480" cy="2238280"/>
+                    </a:xfrm>
+                    <a:prstGeom prst="rect"/>
+                  </pic:spPr>
+                </pic:pic>
+              </a:graphicData>
+            </a:graphic>
+          </wp:inline>
+        </w:drawing>
+      </w:r>
+    </w:p>
+    <w:p>
+      <w:pPr>
+        <w:ind w:firstLine="0"/>
+        <w:jc w:val="center"/>
+      </w:pPr>
+      <w:r>
+        <w:rPr>
+          <w:b w:val="0"/>
+          <w:i/>
+          <w:color w:val="5A5040"/>
+          <w:sz w:val="18"/>
+        </w:rPr>
+        <w:t>拉飞奇：躲得掉的是棒子，躲不掉的是过去。官方剧照 © Disney，低分辨率，仅作评论配图</w:t>
+      </w:r>
+    </w:p>
+    <w:p>
       <w:r>
         <w:rPr>
           <w:b w:val="0"/>
@@ -2617,6 +6687,61 @@
       </w:r>
     </w:p>
     <w:p>
+      <w:pPr>
+        <w:ind w:firstLine="0"/>
+        <w:jc w:val="center"/>
+      </w:pPr>
+      <w:r>
+        <w:drawing>
+          <wp:inline xmlns:a="http://schemas.openxmlformats.org/drawingml/2006/main" xmlns:pic="http://schemas.openxmlformats.org/drawingml/2006/picture">
+            <wp:extent cx="3840480" cy="2232279"/>
+            <wp:docPr id="75" name="Picture 75"/>
+            <wp:cNvGraphicFramePr>
+              <a:graphicFrameLocks noChangeAspect="1"/>
+            </wp:cNvGraphicFramePr>
+            <a:graphic>
+              <a:graphicData uri="http://schemas.openxmlformats.org/drawingml/2006/picture">
+                <pic:pic>
+                  <pic:nvPicPr>
+                    <pic:cNvPr id="0" name="image.jpg"/>
+                    <pic:cNvPicPr/>
+                  </pic:nvPicPr>
+                  <pic:blipFill>
+                    <a:blip r:embed="rId83"/>
+                    <a:stretch>
+                      <a:fillRect/>
+                    </a:stretch>
+                  </pic:blipFill>
+                  <pic:spPr>
+                    <a:xfrm>
+                      <a:off x="0" y="0"/>
+                      <a:ext cx="3840480" cy="2232279"/>
+                    </a:xfrm>
+                    <a:prstGeom prst="rect"/>
+                  </pic:spPr>
+                </pic:pic>
+              </a:graphicData>
+            </a:graphic>
+          </wp:inline>
+        </w:drawing>
+      </w:r>
+    </w:p>
+    <w:p>
+      <w:pPr>
+        <w:ind w:firstLine="0"/>
+        <w:jc w:val="center"/>
+      </w:pPr>
+      <w:r>
+        <w:rPr>
+          <w:b w:val="0"/>
+          <w:i/>
+          <w:color w:val="5A5040"/>
+          <w:sz w:val="18"/>
+        </w:rPr>
+        <w:t>刀疤治下：坏王坐宝座，连土地都跟着哀哭。官方剧照 © Disney，低分辨率，仅作评论配图</w:t>
+      </w:r>
+    </w:p>
+    <w:p>
       <w:r>
         <w:rPr>
           <w:b w:val="0"/>
@@ -2680,6 +6805,61 @@
       </w:r>
     </w:p>
     <w:p>
+      <w:pPr>
+        <w:ind w:firstLine="0"/>
+        <w:jc w:val="center"/>
+      </w:pPr>
+      <w:r>
+        <w:drawing>
+          <wp:inline xmlns:a="http://schemas.openxmlformats.org/drawingml/2006/main" xmlns:pic="http://schemas.openxmlformats.org/drawingml/2006/picture">
+            <wp:extent cx="3840480" cy="1626203"/>
+            <wp:docPr id="76" name="Picture 76"/>
+            <wp:cNvGraphicFramePr>
+              <a:graphicFrameLocks noChangeAspect="1"/>
+            </wp:cNvGraphicFramePr>
+            <a:graphic>
+              <a:graphicData uri="http://schemas.openxmlformats.org/drawingml/2006/picture">
+                <pic:pic>
+                  <pic:nvPicPr>
+                    <pic:cNvPr id="0" name="image.jpg"/>
+                    <pic:cNvPicPr/>
+                  </pic:nvPicPr>
+                  <pic:blipFill>
+                    <a:blip r:embed="rId84"/>
+                    <a:stretch>
+                      <a:fillRect/>
+                    </a:stretch>
+                  </pic:blipFill>
+                  <pic:spPr>
+                    <a:xfrm>
+                      <a:off x="0" y="0"/>
+                      <a:ext cx="3840480" cy="1626203"/>
+                    </a:xfrm>
+                    <a:prstGeom prst="rect"/>
+                  </pic:spPr>
+                </pic:pic>
+              </a:graphicData>
+            </a:graphic>
+          </wp:inline>
+        </w:drawing>
+      </w:r>
+    </w:p>
+    <w:p>
+      <w:pPr>
+        <w:ind w:firstLine="0"/>
+        <w:jc w:val="center"/>
+      </w:pPr>
+      <w:r>
+        <w:rPr>
+          <w:b w:val="0"/>
+          <w:i/>
+          <w:color w:val="5A5040"/>
+          <w:sz w:val="18"/>
+        </w:rPr>
+        <w:t>那一天的纽约：一个一生都活在"将来"里的人。官方剧照 © Disney / Pixar，低分辨率，仅作评论配图</w:t>
+      </w:r>
+    </w:p>
+    <w:p>
       <w:r>
         <w:rPr>
           <w:b w:val="0"/>
@@ -2689,6 +6869,61 @@
       </w:r>
     </w:p>
     <w:p>
+      <w:pPr>
+        <w:ind w:firstLine="0"/>
+        <w:jc w:val="center"/>
+      </w:pPr>
+      <w:r>
+        <w:drawing>
+          <wp:inline xmlns:a="http://schemas.openxmlformats.org/drawingml/2006/main" xmlns:pic="http://schemas.openxmlformats.org/drawingml/2006/picture">
+            <wp:extent cx="3840480" cy="1608201"/>
+            <wp:docPr id="77" name="Picture 77"/>
+            <wp:cNvGraphicFramePr>
+              <a:graphicFrameLocks noChangeAspect="1"/>
+            </wp:cNvGraphicFramePr>
+            <a:graphic>
+              <a:graphicData uri="http://schemas.openxmlformats.org/drawingml/2006/picture">
+                <pic:pic>
+                  <pic:nvPicPr>
+                    <pic:cNvPr id="0" name="image.jpg"/>
+                    <pic:cNvPicPr/>
+                  </pic:nvPicPr>
+                  <pic:blipFill>
+                    <a:blip r:embed="rId85"/>
+                    <a:stretch>
+                      <a:fillRect/>
+                    </a:stretch>
+                  </pic:blipFill>
+                  <pic:spPr>
+                    <a:xfrm>
+                      <a:off x="0" y="0"/>
+                      <a:ext cx="3840480" cy="1608201"/>
+                    </a:xfrm>
+                    <a:prstGeom prst="rect"/>
+                  </pic:spPr>
+                </pic:pic>
+              </a:graphicData>
+            </a:graphic>
+          </wp:inline>
+        </w:drawing>
+      </w:r>
+    </w:p>
+    <w:p>
+      <w:pPr>
+        <w:ind w:firstLine="0"/>
+        <w:jc w:val="center"/>
+      </w:pPr>
+      <w:r>
+        <w:rPr>
+          <w:b w:val="0"/>
+          <w:i/>
+          <w:color w:val="5A5040"/>
+          <w:sz w:val="18"/>
+        </w:rPr>
+        <w:t>生之来处：人不是自己攒起来的，是被构思、被装配、被差遣的。官方剧照 © Disney / Pixar，低分辨率，仅作评论配图</w:t>
+      </w:r>
+    </w:p>
+    <w:p>
       <w:r>
         <w:rPr>
           <w:b w:val="0"/>
@@ -2698,6 +6933,61 @@
       </w:r>
     </w:p>
     <w:p>
+      <w:pPr>
+        <w:ind w:firstLine="0"/>
+        <w:jc w:val="center"/>
+      </w:pPr>
+      <w:r>
+        <w:drawing>
+          <wp:inline xmlns:a="http://schemas.openxmlformats.org/drawingml/2006/main" xmlns:pic="http://schemas.openxmlformats.org/drawingml/2006/picture">
+            <wp:extent cx="3840480" cy="1608201"/>
+            <wp:docPr id="78" name="Picture 78"/>
+            <wp:cNvGraphicFramePr>
+              <a:graphicFrameLocks noChangeAspect="1"/>
+            </wp:cNvGraphicFramePr>
+            <a:graphic>
+              <a:graphicData uri="http://schemas.openxmlformats.org/drawingml/2006/picture">
+                <pic:pic>
+                  <pic:nvPicPr>
+                    <pic:cNvPr id="0" name="image.jpg"/>
+                    <pic:cNvPicPr/>
+                  </pic:nvPicPr>
+                  <pic:blipFill>
+                    <a:blip r:embed="rId86"/>
+                    <a:stretch>
+                      <a:fillRect/>
+                    </a:stretch>
+                  </pic:blipFill>
+                  <pic:spPr>
+                    <a:xfrm>
+                      <a:off x="0" y="0"/>
+                      <a:ext cx="3840480" cy="1608201"/>
+                    </a:xfrm>
+                    <a:prstGeom prst="rect"/>
+                  </pic:spPr>
+                </pic:pic>
+              </a:graphicData>
+            </a:graphic>
+          </wp:inline>
+        </w:drawing>
+      </w:r>
+    </w:p>
+    <w:p>
+      <w:pPr>
+        <w:ind w:firstLine="0"/>
+        <w:jc w:val="center"/>
+      </w:pPr>
+      <w:r>
+        <w:rPr>
+          <w:b w:val="0"/>
+          <w:i/>
+          <w:color w:val="5A5040"/>
+          <w:sz w:val="18"/>
+        </w:rPr>
+        <w:t>理发店：目标这尊偶像最隐蔽的代价，是让人目中无人。官方剧照 © Disney / Pixar，低分辨率，仅作评论配图</w:t>
+      </w:r>
+    </w:p>
+    <w:p>
       <w:r>
         <w:rPr>
           <w:b w:val="0"/>
@@ -2707,6 +6997,61 @@
       </w:r>
     </w:p>
     <w:p>
+      <w:pPr>
+        <w:ind w:firstLine="0"/>
+        <w:jc w:val="center"/>
+      </w:pPr>
+      <w:r>
+        <w:drawing>
+          <wp:inline xmlns:a="http://schemas.openxmlformats.org/drawingml/2006/main" xmlns:pic="http://schemas.openxmlformats.org/drawingml/2006/picture">
+            <wp:extent cx="3840480" cy="1608201"/>
+            <wp:docPr id="79" name="Picture 79"/>
+            <wp:cNvGraphicFramePr>
+              <a:graphicFrameLocks noChangeAspect="1"/>
+            </wp:cNvGraphicFramePr>
+            <a:graphic>
+              <a:graphicData uri="http://schemas.openxmlformats.org/drawingml/2006/picture">
+                <pic:pic>
+                  <pic:nvPicPr>
+                    <pic:cNvPr id="0" name="image.jpg"/>
+                    <pic:cNvPicPr/>
+                  </pic:nvPicPr>
+                  <pic:blipFill>
+                    <a:blip r:embed="rId87"/>
+                    <a:stretch>
+                      <a:fillRect/>
+                    </a:stretch>
+                  </pic:blipFill>
+                  <pic:spPr>
+                    <a:xfrm>
+                      <a:off x="0" y="0"/>
+                      <a:ext cx="3840480" cy="1608201"/>
+                    </a:xfrm>
+                    <a:prstGeom prst="rect"/>
+                  </pic:spPr>
+                </pic:pic>
+              </a:graphicData>
+            </a:graphic>
+          </wp:inline>
+        </w:drawing>
+      </w:r>
+    </w:p>
+    <w:p>
+      <w:pPr>
+        <w:ind w:firstLine="0"/>
+        <w:jc w:val="center"/>
+      </w:pPr>
+      <w:r>
+        <w:rPr>
+          <w:b w:val="0"/>
+          <w:i/>
+          <w:color w:val="5A5040"/>
+          <w:sz w:val="18"/>
+        </w:rPr>
+        <w:t>梦想成真之夜。"我等这一天等了一辈子——我以为我会感觉不一样。"官方剧照 © Disney / Pixar，低分辨率，仅作评论配图</w:t>
+      </w:r>
+    </w:p>
+    <w:p>
       <w:r>
         <w:rPr>
           <w:b w:val="0"/>
@@ -2716,6 +7061,61 @@
       </w:r>
     </w:p>
     <w:p>
+      <w:pPr>
+        <w:ind w:firstLine="0"/>
+        <w:jc w:val="center"/>
+      </w:pPr>
+      <w:r>
+        <w:drawing>
+          <wp:inline xmlns:a="http://schemas.openxmlformats.org/drawingml/2006/main" xmlns:pic="http://schemas.openxmlformats.org/drawingml/2006/picture">
+            <wp:extent cx="3840480" cy="1788224"/>
+            <wp:docPr id="80" name="Picture 80"/>
+            <wp:cNvGraphicFramePr>
+              <a:graphicFrameLocks noChangeAspect="1"/>
+            </wp:cNvGraphicFramePr>
+            <a:graphic>
+              <a:graphicData uri="http://schemas.openxmlformats.org/drawingml/2006/picture">
+                <pic:pic>
+                  <pic:nvPicPr>
+                    <pic:cNvPr id="0" name="image.jpg"/>
+                    <pic:cNvPicPr/>
+                  </pic:nvPicPr>
+                  <pic:blipFill>
+                    <a:blip r:embed="rId88"/>
+                    <a:stretch>
+                      <a:fillRect/>
+                    </a:stretch>
+                  </pic:blipFill>
+                  <pic:spPr>
+                    <a:xfrm>
+                      <a:off x="0" y="0"/>
+                      <a:ext cx="3840480" cy="1788224"/>
+                    </a:xfrm>
+                    <a:prstGeom prst="rect"/>
+                  </pic:spPr>
+                </pic:pic>
+              </a:graphicData>
+            </a:graphic>
+          </wp:inline>
+        </w:drawing>
+      </w:r>
+    </w:p>
+    <w:p>
+      <w:pPr>
+        <w:ind w:firstLine="0"/>
+        <w:jc w:val="center"/>
+      </w:pPr>
+      <w:r>
+        <w:rPr>
+          <w:b w:val="0"/>
+          <w:i/>
+          <w:color w:val="5A5040"/>
+          <w:sz w:val="18"/>
+        </w:rPr>
+        <w:t>忘我之境的钢琴。琴盖上摆着披萨饼边、线轴和一枚枫树种子。官方剧照 © Disney / Pixar，低分辨率，仅作评论配图</w:t>
+      </w:r>
+    </w:p>
+    <w:p>
       <w:r>
         <w:rPr>
           <w:b w:val="0"/>
@@ -2779,6 +7179,61 @@
       </w:r>
     </w:p>
     <w:p>
+      <w:pPr>
+        <w:ind w:firstLine="0"/>
+        <w:jc w:val="center"/>
+      </w:pPr>
+      <w:r>
+        <w:drawing>
+          <wp:inline xmlns:a="http://schemas.openxmlformats.org/drawingml/2006/main" xmlns:pic="http://schemas.openxmlformats.org/drawingml/2006/picture">
+            <wp:extent cx="3840480" cy="2701138"/>
+            <wp:docPr id="81" name="Picture 81"/>
+            <wp:cNvGraphicFramePr>
+              <a:graphicFrameLocks noChangeAspect="1"/>
+            </wp:cNvGraphicFramePr>
+            <a:graphic>
+              <a:graphicData uri="http://schemas.openxmlformats.org/drawingml/2006/picture">
+                <pic:pic>
+                  <pic:nvPicPr>
+                    <pic:cNvPr id="0" name="image.jpg"/>
+                    <pic:cNvPicPr/>
+                  </pic:nvPicPr>
+                  <pic:blipFill>
+                    <a:blip r:embed="rId89"/>
+                    <a:stretch>
+                      <a:fillRect/>
+                    </a:stretch>
+                  </pic:blipFill>
+                  <pic:spPr>
+                    <a:xfrm>
+                      <a:off x="0" y="0"/>
+                      <a:ext cx="3840480" cy="2701138"/>
+                    </a:xfrm>
+                    <a:prstGeom prst="rect"/>
+                  </pic:spPr>
+                </pic:pic>
+              </a:graphicData>
+            </a:graphic>
+          </wp:inline>
+        </w:drawing>
+      </w:r>
+    </w:p>
+    <w:p>
+      <w:pPr>
+        <w:ind w:firstLine="0"/>
+        <w:jc w:val="center"/>
+      </w:pPr>
+      <w:r>
+        <w:rPr>
+          <w:b w:val="0"/>
+          <w:i/>
+          <w:color w:val="5A5040"/>
+          <w:sz w:val="18"/>
+        </w:rPr>
+        <w:t>渔村的海边。说不出口的话，换算成一趟远行。官方剧照 © Sony Pictures Classics / 中影，低分辨率，仅作评论配图</w:t>
+      </w:r>
+    </w:p>
+    <w:p>
       <w:r>
         <w:rPr>
           <w:b w:val="0"/>
@@ -2788,6 +7243,61 @@
       </w:r>
     </w:p>
     <w:p>
+      <w:pPr>
+        <w:ind w:firstLine="0"/>
+        <w:jc w:val="center"/>
+      </w:pPr>
+      <w:r>
+        <w:drawing>
+          <wp:inline xmlns:a="http://schemas.openxmlformats.org/drawingml/2006/main" xmlns:pic="http://schemas.openxmlformats.org/drawingml/2006/picture">
+            <wp:extent cx="3840480" cy="2598725"/>
+            <wp:docPr id="82" name="Picture 82"/>
+            <wp:cNvGraphicFramePr>
+              <a:graphicFrameLocks noChangeAspect="1"/>
+            </wp:cNvGraphicFramePr>
+            <a:graphic>
+              <a:graphicData uri="http://schemas.openxmlformats.org/drawingml/2006/picture">
+                <pic:pic>
+                  <pic:nvPicPr>
+                    <pic:cNvPr id="0" name="image.jpg"/>
+                    <pic:cNvPicPr/>
+                  </pic:nvPicPr>
+                  <pic:blipFill>
+                    <a:blip r:embed="rId90"/>
+                    <a:stretch>
+                      <a:fillRect/>
+                    </a:stretch>
+                  </pic:blipFill>
+                  <pic:spPr>
+                    <a:xfrm>
+                      <a:off x="0" y="0"/>
+                      <a:ext cx="3840480" cy="2598725"/>
+                    </a:xfrm>
+                    <a:prstGeom prst="rect"/>
+                  </pic:spPr>
+                </pic:pic>
+              </a:graphicData>
+            </a:graphic>
+          </wp:inline>
+        </w:drawing>
+      </w:r>
+    </w:p>
+    <w:p>
+      <w:pPr>
+        <w:ind w:firstLine="0"/>
+        <w:jc w:val="center"/>
+      </w:pPr>
+      <w:r>
+        <w:rPr>
+          <w:b w:val="0"/>
+          <w:i/>
+          <w:color w:val="5A5040"/>
+          <w:sz w:val="18"/>
+        </w:rPr>
+        <w:t>丽江的夜巷。最要紧的话，本来就是翻译不了的。官方剧照 © 出品方，低分辨率，仅作评论配图</w:t>
+      </w:r>
+    </w:p>
+    <w:p>
       <w:r>
         <w:rPr>
           <w:b w:val="0"/>
@@ -2806,6 +7316,61 @@
       </w:r>
     </w:p>
     <w:p>
+      <w:pPr>
+        <w:ind w:firstLine="0"/>
+        <w:jc w:val="center"/>
+      </w:pPr>
+      <w:r>
+        <w:drawing>
+          <wp:inline xmlns:a="http://schemas.openxmlformats.org/drawingml/2006/main" xmlns:pic="http://schemas.openxmlformats.org/drawingml/2006/picture">
+            <wp:extent cx="3840480" cy="5716063"/>
+            <wp:docPr id="83" name="Picture 83"/>
+            <wp:cNvGraphicFramePr>
+              <a:graphicFrameLocks noChangeAspect="1"/>
+            </wp:cNvGraphicFramePr>
+            <a:graphic>
+              <a:graphicData uri="http://schemas.openxmlformats.org/drawingml/2006/picture">
+                <pic:pic>
+                  <pic:nvPicPr>
+                    <pic:cNvPr id="0" name="image.jpg"/>
+                    <pic:cNvPicPr/>
+                  </pic:nvPicPr>
+                  <pic:blipFill>
+                    <a:blip r:embed="rId91"/>
+                    <a:stretch>
+                      <a:fillRect/>
+                    </a:stretch>
+                  </pic:blipFill>
+                  <pic:spPr>
+                    <a:xfrm>
+                      <a:off x="0" y="0"/>
+                      <a:ext cx="3840480" cy="5716063"/>
+                    </a:xfrm>
+                    <a:prstGeom prst="rect"/>
+                  </pic:spPr>
+                </pic:pic>
+              </a:graphicData>
+            </a:graphic>
+          </wp:inline>
+        </w:drawing>
+      </w:r>
+    </w:p>
+    <w:p>
+      <w:pPr>
+        <w:ind w:firstLine="0"/>
+        <w:jc w:val="center"/>
+      </w:pPr>
+      <w:r>
+        <w:rPr>
+          <w:b w:val="0"/>
+          <w:i/>
+          <w:color w:val="5A5040"/>
+          <w:sz w:val="18"/>
+        </w:rPr>
+        <w:t>山洞的一夜：两个语言不通的人，相互依偎。官方剧照 © 出品方，低分辨率，仅作评论配图</w:t>
+      </w:r>
+    </w:p>
+    <w:p>
       <w:r>
         <w:rPr>
           <w:b w:val="0"/>
@@ -2815,12 +7380,122 @@
       </w:r>
     </w:p>
     <w:p>
+      <w:pPr>
+        <w:ind w:firstLine="0"/>
+        <w:jc w:val="center"/>
+      </w:pPr>
+      <w:r>
+        <w:drawing>
+          <wp:inline xmlns:a="http://schemas.openxmlformats.org/drawingml/2006/main" xmlns:pic="http://schemas.openxmlformats.org/drawingml/2006/picture">
+            <wp:extent cx="3840480" cy="5742774"/>
+            <wp:docPr id="84" name="Picture 84"/>
+            <wp:cNvGraphicFramePr>
+              <a:graphicFrameLocks noChangeAspect="1"/>
+            </wp:cNvGraphicFramePr>
+            <a:graphic>
+              <a:graphicData uri="http://schemas.openxmlformats.org/drawingml/2006/picture">
+                <pic:pic>
+                  <pic:nvPicPr>
+                    <pic:cNvPr id="0" name="image.jpg"/>
+                    <pic:cNvPicPr/>
+                  </pic:nvPicPr>
+                  <pic:blipFill>
+                    <a:blip r:embed="rId92"/>
+                    <a:stretch>
+                      <a:fillRect/>
+                    </a:stretch>
+                  </pic:blipFill>
+                  <pic:spPr>
+                    <a:xfrm>
+                      <a:off x="0" y="0"/>
+                      <a:ext cx="3840480" cy="5742774"/>
+                    </a:xfrm>
+                    <a:prstGeom prst="rect"/>
+                  </pic:spPr>
+                </pic:pic>
+              </a:graphicData>
+            </a:graphic>
+          </wp:inline>
+        </w:drawing>
+      </w:r>
+    </w:p>
+    <w:p>
+      <w:pPr>
+        <w:ind w:firstLine="0"/>
+        <w:jc w:val="center"/>
+      </w:pPr>
+      <w:r>
+        <w:rPr>
+          <w:b w:val="0"/>
+          <w:i/>
+          <w:color w:val="5A5040"/>
+          <w:sz w:val="18"/>
+        </w:rPr>
+        <w:t>吹哨子的杨杨。见不了面的爱，退一步，变成一叠照片。官方剧照 © 出品方，低分辨率，仅作评论配图</w:t>
+      </w:r>
+    </w:p>
+    <w:p>
       <w:r>
         <w:rPr>
           <w:b w:val="0"/>
           <w:i w:val="0"/>
         </w:rPr>
         <w:t>就在这时，理惠的电话追到了云南：健一走了。临终留了信，信里说，他已经原谅了父亲，也为父亲此行落泪。高田站在异国的夜里听完这封信。和解来了，比相见早一步，也永远地迟了一步。张艺谋在这里下手极轻：没有恸哭，没有回闪，只有老人平静地说，要把这出戏拍完。事到如今，录像带已经没有观众了——但这趟路本来就不是拍给录像机的。</w:t>
+      </w:r>
+    </w:p>
+    <w:p>
+      <w:pPr>
+        <w:ind w:firstLine="0"/>
+        <w:jc w:val="center"/>
+      </w:pPr>
+      <w:r>
+        <w:drawing>
+          <wp:inline xmlns:a="http://schemas.openxmlformats.org/drawingml/2006/main" xmlns:pic="http://schemas.openxmlformats.org/drawingml/2006/picture">
+            <wp:extent cx="3840480" cy="2585923"/>
+            <wp:docPr id="85" name="Picture 85"/>
+            <wp:cNvGraphicFramePr>
+              <a:graphicFrameLocks noChangeAspect="1"/>
+            </wp:cNvGraphicFramePr>
+            <a:graphic>
+              <a:graphicData uri="http://schemas.openxmlformats.org/drawingml/2006/picture">
+                <pic:pic>
+                  <pic:nvPicPr>
+                    <pic:cNvPr id="0" name="image.jpg"/>
+                    <pic:cNvPicPr/>
+                  </pic:nvPicPr>
+                  <pic:blipFill>
+                    <a:blip r:embed="rId93"/>
+                    <a:stretch>
+                      <a:fillRect/>
+                    </a:stretch>
+                  </pic:blipFill>
+                  <pic:spPr>
+                    <a:xfrm>
+                      <a:off x="0" y="0"/>
+                      <a:ext cx="3840480" cy="2585923"/>
+                    </a:xfrm>
+                    <a:prstGeom prst="rect"/>
+                  </pic:spPr>
+                </pic:pic>
+              </a:graphicData>
+            </a:graphic>
+          </wp:inline>
+        </w:drawing>
+      </w:r>
+    </w:p>
+    <w:p>
+      <w:pPr>
+        <w:ind w:firstLine="0"/>
+        <w:jc w:val="center"/>
+      </w:pPr>
+      <w:r>
+        <w:rPr>
+          <w:b w:val="0"/>
+          <w:i/>
+          <w:color w:val="5A5040"/>
+          <w:sz w:val="18"/>
+        </w:rPr>
+        <w:t>关公的面具。戴上它，一个软弱的人也能唱出千军万马。官方剧照 © 出品方，低分辨率，仅作评论配图</w:t>
       </w:r>
     </w:p>
     <w:p>
@@ -2935,6 +7610,61 @@
       </w:r>
     </w:p>
     <w:p>
+      <w:pPr>
+        <w:ind w:firstLine="0"/>
+        <w:jc w:val="center"/>
+      </w:pPr>
+      <w:r>
+        <w:drawing>
+          <wp:inline xmlns:a="http://schemas.openxmlformats.org/drawingml/2006/main" xmlns:pic="http://schemas.openxmlformats.org/drawingml/2006/picture">
+            <wp:extent cx="3840480" cy="1632204"/>
+            <wp:docPr id="86" name="Picture 86"/>
+            <wp:cNvGraphicFramePr>
+              <a:graphicFrameLocks noChangeAspect="1"/>
+            </wp:cNvGraphicFramePr>
+            <a:graphic>
+              <a:graphicData uri="http://schemas.openxmlformats.org/drawingml/2006/picture">
+                <pic:pic>
+                  <pic:nvPicPr>
+                    <pic:cNvPr id="0" name="image.jpg"/>
+                    <pic:cNvPicPr/>
+                  </pic:nvPicPr>
+                  <pic:blipFill>
+                    <a:blip r:embed="rId94"/>
+                    <a:stretch>
+                      <a:fillRect/>
+                    </a:stretch>
+                  </pic:blipFill>
+                  <pic:spPr>
+                    <a:xfrm>
+                      <a:off x="0" y="0"/>
+                      <a:ext cx="3840480" cy="1632204"/>
+                    </a:xfrm>
+                    <a:prstGeom prst="rect"/>
+                  </pic:spPr>
+                </pic:pic>
+              </a:graphicData>
+            </a:graphic>
+          </wp:inline>
+        </w:drawing>
+      </w:r>
+    </w:p>
+    <w:p>
+      <w:pPr>
+        <w:ind w:firstLine="0"/>
+        <w:jc w:val="center"/>
+      </w:pPr>
+      <w:r>
+        <w:rPr>
+          <w:b w:val="0"/>
+          <w:i/>
+          <w:color w:val="5A5040"/>
+          <w:sz w:val="18"/>
+        </w:rPr>
+        <w:t>上半场的暖色：郑微与陈孝正。官方剧照，© 电影《致我们终将逝去的青春》出品方（中国电影股份有限公司 / 光线传媒等），低分辨率，仅作评论配图</w:t>
+      </w:r>
+    </w:p>
+    <w:p>
       <w:r>
         <w:rPr>
           <w:b w:val="0"/>
@@ -2944,6 +7674,61 @@
       </w:r>
     </w:p>
     <w:p>
+      <w:pPr>
+        <w:ind w:firstLine="0"/>
+        <w:jc w:val="center"/>
+      </w:pPr>
+      <w:r>
+        <w:drawing>
+          <wp:inline xmlns:a="http://schemas.openxmlformats.org/drawingml/2006/main" xmlns:pic="http://schemas.openxmlformats.org/drawingml/2006/picture">
+            <wp:extent cx="3840480" cy="2880360"/>
+            <wp:docPr id="87" name="Picture 87"/>
+            <wp:cNvGraphicFramePr>
+              <a:graphicFrameLocks noChangeAspect="1"/>
+            </wp:cNvGraphicFramePr>
+            <a:graphic>
+              <a:graphicData uri="http://schemas.openxmlformats.org/drawingml/2006/picture">
+                <pic:pic>
+                  <pic:nvPicPr>
+                    <pic:cNvPr id="0" name="image.jpg"/>
+                    <pic:cNvPicPr/>
+                  </pic:nvPicPr>
+                  <pic:blipFill>
+                    <a:blip r:embed="rId95"/>
+                    <a:stretch>
+                      <a:fillRect/>
+                    </a:stretch>
+                  </pic:blipFill>
+                  <pic:spPr>
+                    <a:xfrm>
+                      <a:off x="0" y="0"/>
+                      <a:ext cx="3840480" cy="2880360"/>
+                    </a:xfrm>
+                    <a:prstGeom prst="rect"/>
+                  </pic:spPr>
+                </pic:pic>
+              </a:graphicData>
+            </a:graphic>
+          </wp:inline>
+        </w:drawing>
+      </w:r>
+    </w:p>
+    <w:p>
+      <w:pPr>
+        <w:ind w:firstLine="0"/>
+        <w:jc w:val="center"/>
+      </w:pPr>
+      <w:r>
+        <w:rPr>
+          <w:b w:val="0"/>
+          <w:i/>
+          <w:color w:val="5A5040"/>
+          <w:sz w:val="18"/>
+        </w:rPr>
+        <w:t>陈孝正的图纸上没有郑微的位置。官方剧照，© 出品方，低分辨率，仅作评论配图</w:t>
+      </w:r>
+    </w:p>
+    <w:p>
       <w:r>
         <w:rPr>
           <w:b w:val="0"/>
@@ -2962,6 +7747,61 @@
       </w:r>
     </w:p>
     <w:p>
+      <w:pPr>
+        <w:ind w:firstLine="0"/>
+        <w:jc w:val="center"/>
+      </w:pPr>
+      <w:r>
+        <w:drawing>
+          <wp:inline xmlns:a="http://schemas.openxmlformats.org/drawingml/2006/main" xmlns:pic="http://schemas.openxmlformats.org/drawingml/2006/picture">
+            <wp:extent cx="3840480" cy="1632204"/>
+            <wp:docPr id="88" name="Picture 88"/>
+            <wp:cNvGraphicFramePr>
+              <a:graphicFrameLocks noChangeAspect="1"/>
+            </wp:cNvGraphicFramePr>
+            <a:graphic>
+              <a:graphicData uri="http://schemas.openxmlformats.org/drawingml/2006/picture">
+                <pic:pic>
+                  <pic:nvPicPr>
+                    <pic:cNvPr id="0" name="image.jpg"/>
+                    <pic:cNvPicPr/>
+                  </pic:nvPicPr>
+                  <pic:blipFill>
+                    <a:blip r:embed="rId96"/>
+                    <a:stretch>
+                      <a:fillRect/>
+                    </a:stretch>
+                  </pic:blipFill>
+                  <pic:spPr>
+                    <a:xfrm>
+                      <a:off x="0" y="0"/>
+                      <a:ext cx="3840480" cy="1632204"/>
+                    </a:xfrm>
+                    <a:prstGeom prst="rect"/>
+                  </pic:spPr>
+                </pic:pic>
+              </a:graphicData>
+            </a:graphic>
+          </wp:inline>
+        </w:drawing>
+      </w:r>
+    </w:p>
+    <w:p>
+      <w:pPr>
+        <w:ind w:firstLine="0"/>
+        <w:jc w:val="center"/>
+      </w:pPr>
+      <w:r>
+        <w:rPr>
+          <w:b w:val="0"/>
+          <w:i/>
+          <w:color w:val="5A5040"/>
+          <w:sz w:val="18"/>
+        </w:rPr>
+        <w:t>试婚纱的阮莞。订婚之后，她动身去见赵世永最后一面。官方剧照，© 出品方，低分辨率，仅作评论配图</w:t>
+      </w:r>
+    </w:p>
+    <w:p>
       <w:r>
         <w:rPr>
           <w:b w:val="0"/>
@@ -2971,6 +7811,61 @@
       </w:r>
     </w:p>
     <w:p>
+      <w:pPr>
+        <w:ind w:firstLine="0"/>
+        <w:jc w:val="center"/>
+      </w:pPr>
+      <w:r>
+        <w:drawing>
+          <wp:inline xmlns:a="http://schemas.openxmlformats.org/drawingml/2006/main" xmlns:pic="http://schemas.openxmlformats.org/drawingml/2006/picture">
+            <wp:extent cx="3840480" cy="1632204"/>
+            <wp:docPr id="89" name="Picture 89"/>
+            <wp:cNvGraphicFramePr>
+              <a:graphicFrameLocks noChangeAspect="1"/>
+            </wp:cNvGraphicFramePr>
+            <a:graphic>
+              <a:graphicData uri="http://schemas.openxmlformats.org/drawingml/2006/picture">
+                <pic:pic>
+                  <pic:nvPicPr>
+                    <pic:cNvPr id="0" name="image.jpg"/>
+                    <pic:cNvPicPr/>
+                  </pic:nvPicPr>
+                  <pic:blipFill>
+                    <a:blip r:embed="rId97"/>
+                    <a:stretch>
+                      <a:fillRect/>
+                    </a:stretch>
+                  </pic:blipFill>
+                  <pic:spPr>
+                    <a:xfrm>
+                      <a:off x="0" y="0"/>
+                      <a:ext cx="3840480" cy="1632204"/>
+                    </a:xfrm>
+                    <a:prstGeom prst="rect"/>
+                  </pic:spPr>
+                </pic:pic>
+              </a:graphicData>
+            </a:graphic>
+          </wp:inline>
+        </w:drawing>
+      </w:r>
+    </w:p>
+    <w:p>
+      <w:pPr>
+        <w:ind w:firstLine="0"/>
+        <w:jc w:val="center"/>
+      </w:pPr>
+      <w:r>
+        <w:rPr>
+          <w:b w:val="0"/>
+          <w:i/>
+          <w:color w:val="5A5040"/>
+          <w:sz w:val="18"/>
+        </w:rPr>
+        <w:t>被诬偷窃的朱小北。为了尊严砸碎一店的玻璃，也砸掉了自己的青春。官方剧照，© 出品方，低分辨率，仅作评论配图</w:t>
+      </w:r>
+    </w:p>
+    <w:p>
       <w:r>
         <w:rPr>
           <w:b w:val="0"/>
@@ -3016,6 +7911,61 @@
       </w:r>
     </w:p>
     <w:p>
+      <w:pPr>
+        <w:ind w:firstLine="0"/>
+        <w:jc w:val="center"/>
+      </w:pPr>
+      <w:r>
+        <w:drawing>
+          <wp:inline xmlns:a="http://schemas.openxmlformats.org/drawingml/2006/main" xmlns:pic="http://schemas.openxmlformats.org/drawingml/2006/picture">
+            <wp:extent cx="3840480" cy="1632204"/>
+            <wp:docPr id="90" name="Picture 90"/>
+            <wp:cNvGraphicFramePr>
+              <a:graphicFrameLocks noChangeAspect="1"/>
+            </wp:cNvGraphicFramePr>
+            <a:graphic>
+              <a:graphicData uri="http://schemas.openxmlformats.org/drawingml/2006/picture">
+                <pic:pic>
+                  <pic:nvPicPr>
+                    <pic:cNvPr id="0" name="image.jpg"/>
+                    <pic:cNvPicPr/>
+                  </pic:nvPicPr>
+                  <pic:blipFill>
+                    <a:blip r:embed="rId98"/>
+                    <a:stretch>
+                      <a:fillRect/>
+                    </a:stretch>
+                  </pic:blipFill>
+                  <pic:spPr>
+                    <a:xfrm>
+                      <a:off x="0" y="0"/>
+                      <a:ext cx="3840480" cy="1632204"/>
+                    </a:xfrm>
+                    <a:prstGeom prst="rect"/>
+                  </pic:spPr>
+                </pic:pic>
+              </a:graphicData>
+            </a:graphic>
+          </wp:inline>
+        </w:drawing>
+      </w:r>
+    </w:p>
+    <w:p>
+      <w:pPr>
+        <w:ind w:firstLine="0"/>
+        <w:jc w:val="center"/>
+      </w:pPr>
+      <w:r>
+        <w:rPr>
+          <w:b w:val="0"/>
+          <w:i/>
+          <w:color w:val="5A5040"/>
+          <w:sz w:val="18"/>
+        </w:rPr>
+        <w:t>海洋馆。一份自己付不起的礼物，因着另一个人的应允，白白地临到所爱的人身上。官方剧照，© 出品方，低分辨率，仅作评论配图</w:t>
+      </w:r>
+    </w:p>
+    <w:p>
       <w:r>
         <w:rPr>
           <w:b w:val="0"/>
@@ -3061,6 +8011,61 @@
       </w:r>
     </w:p>
     <w:p>
+      <w:pPr>
+        <w:ind w:firstLine="0"/>
+        <w:jc w:val="center"/>
+      </w:pPr>
+      <w:r>
+        <w:drawing>
+          <wp:inline xmlns:a="http://schemas.openxmlformats.org/drawingml/2006/main" xmlns:pic="http://schemas.openxmlformats.org/drawingml/2006/picture">
+            <wp:extent cx="3840480" cy="2882161"/>
+            <wp:docPr id="91" name="Picture 91"/>
+            <wp:cNvGraphicFramePr>
+              <a:graphicFrameLocks noChangeAspect="1"/>
+            </wp:cNvGraphicFramePr>
+            <a:graphic>
+              <a:graphicData uri="http://schemas.openxmlformats.org/drawingml/2006/picture">
+                <pic:pic>
+                  <pic:nvPicPr>
+                    <pic:cNvPr id="0" name="image.jpg"/>
+                    <pic:cNvPicPr/>
+                  </pic:nvPicPr>
+                  <pic:blipFill>
+                    <a:blip r:embed="rId99"/>
+                    <a:stretch>
+                      <a:fillRect/>
+                    </a:stretch>
+                  </pic:blipFill>
+                  <pic:spPr>
+                    <a:xfrm>
+                      <a:off x="0" y="0"/>
+                      <a:ext cx="3840480" cy="2882161"/>
+                    </a:xfrm>
+                    <a:prstGeom prst="rect"/>
+                  </pic:spPr>
+                </pic:pic>
+              </a:graphicData>
+            </a:graphic>
+          </wp:inline>
+        </w:drawing>
+      </w:r>
+    </w:p>
+    <w:p>
+      <w:pPr>
+        <w:ind w:firstLine="0"/>
+        <w:jc w:val="center"/>
+      </w:pPr>
+      <w:r>
+        <w:rPr>
+          <w:b w:val="0"/>
+          <w:i/>
+          <w:color w:val="5A5040"/>
+          <w:sz w:val="18"/>
+        </w:rPr>
+        <w:t>铁门口的佩皮诺：每个星期六，都到门口去等。官方剧照 © Pathé，低分辨率，仅作评论配图</w:t>
+      </w:r>
+    </w:p>
+    <w:p>
       <w:r>
         <w:rPr>
           <w:b w:val="0"/>
@@ -3088,6 +8093,61 @@
       </w:r>
     </w:p>
     <w:p>
+      <w:pPr>
+        <w:ind w:firstLine="0"/>
+        <w:jc w:val="center"/>
+      </w:pPr>
+      <w:r>
+        <w:drawing>
+          <wp:inline xmlns:a="http://schemas.openxmlformats.org/drawingml/2006/main" xmlns:pic="http://schemas.openxmlformats.org/drawingml/2006/picture">
+            <wp:extent cx="3840480" cy="2622328"/>
+            <wp:docPr id="92" name="Picture 92"/>
+            <wp:cNvGraphicFramePr>
+              <a:graphicFrameLocks noChangeAspect="1"/>
+            </wp:cNvGraphicFramePr>
+            <a:graphic>
+              <a:graphicData uri="http://schemas.openxmlformats.org/drawingml/2006/picture">
+                <pic:pic>
+                  <pic:nvPicPr>
+                    <pic:cNvPr id="0" name="image.jpg"/>
+                    <pic:cNvPicPr/>
+                  </pic:nvPicPr>
+                  <pic:blipFill>
+                    <a:blip r:embed="rId100"/>
+                    <a:stretch>
+                      <a:fillRect/>
+                    </a:stretch>
+                  </pic:blipFill>
+                  <pic:spPr>
+                    <a:xfrm>
+                      <a:off x="0" y="0"/>
+                      <a:ext cx="3840480" cy="2622328"/>
+                    </a:xfrm>
+                    <a:prstGeom prst="rect"/>
+                  </pic:spPr>
+                </pic:pic>
+              </a:graphicData>
+            </a:graphic>
+          </wp:inline>
+        </w:drawing>
+      </w:r>
+    </w:p>
+    <w:p>
+      <w:pPr>
+        <w:ind w:firstLine="0"/>
+        <w:jc w:val="center"/>
+      </w:pPr>
+      <w:r>
+        <w:rPr>
+          <w:b w:val="0"/>
+          <w:i/>
+          <w:color w:val="5A5040"/>
+          <w:sz w:val="18"/>
+        </w:rPr>
+        <w:t>恩典的合唱团：先保证每个人有站的地方，再谈唱什么。官方剧照 © Pathé，低分辨率，仅作评论配图</w:t>
+      </w:r>
+    </w:p>
+    <w:p>
       <w:r>
         <w:rPr>
           <w:b w:val="0"/>
@@ -3097,6 +8157,61 @@
       </w:r>
     </w:p>
     <w:p>
+      <w:pPr>
+        <w:ind w:firstLine="0"/>
+        <w:jc w:val="center"/>
+      </w:pPr>
+      <w:r>
+        <w:drawing>
+          <wp:inline xmlns:a="http://schemas.openxmlformats.org/drawingml/2006/main" xmlns:pic="http://schemas.openxmlformats.org/drawingml/2006/picture">
+            <wp:extent cx="3840480" cy="2538317"/>
+            <wp:docPr id="93" name="Picture 93"/>
+            <wp:cNvGraphicFramePr>
+              <a:graphicFrameLocks noChangeAspect="1"/>
+            </wp:cNvGraphicFramePr>
+            <a:graphic>
+              <a:graphicData uri="http://schemas.openxmlformats.org/drawingml/2006/picture">
+                <pic:pic>
+                  <pic:nvPicPr>
+                    <pic:cNvPr id="0" name="image.jpg"/>
+                    <pic:cNvPicPr/>
+                  </pic:nvPicPr>
+                  <pic:blipFill>
+                    <a:blip r:embed="rId101"/>
+                    <a:stretch>
+                      <a:fillRect/>
+                    </a:stretch>
+                  </pic:blipFill>
+                  <pic:spPr>
+                    <a:xfrm>
+                      <a:off x="0" y="0"/>
+                      <a:ext cx="3840480" cy="2538317"/>
+                    </a:xfrm>
+                    <a:prstGeom prst="rect"/>
+                  </pic:spPr>
+                </pic:pic>
+              </a:graphicData>
+            </a:graphic>
+          </wp:inline>
+        </w:drawing>
+      </w:r>
+    </w:p>
+    <w:p>
+      <w:pPr>
+        <w:ind w:firstLine="0"/>
+        <w:jc w:val="center"/>
+      </w:pPr>
+      <w:r>
+        <w:rPr>
+          <w:b w:val="0"/>
+          <w:i/>
+          <w:color w:val="5A5040"/>
+          <w:sz w:val="18"/>
+        </w:rPr>
+        <w:t>莫翰奇：一张天使的面孔，和一身被谅解之前无处安放的戾气。官方剧照 © Pathé，低分辨率，仅作评论配图</w:t>
+      </w:r>
+    </w:p>
+    <w:p>
       <w:r>
         <w:rPr>
           <w:b w:val="0"/>
@@ -3115,6 +8230,61 @@
       </w:r>
     </w:p>
     <w:p>
+      <w:pPr>
+        <w:ind w:firstLine="0"/>
+        <w:jc w:val="center"/>
+      </w:pPr>
+      <w:r>
+        <w:drawing>
+          <wp:inline xmlns:a="http://schemas.openxmlformats.org/drawingml/2006/main" xmlns:pic="http://schemas.openxmlformats.org/drawingml/2006/picture">
+            <wp:extent cx="3840480" cy="1746218"/>
+            <wp:docPr id="94" name="Picture 94"/>
+            <wp:cNvGraphicFramePr>
+              <a:graphicFrameLocks noChangeAspect="1"/>
+            </wp:cNvGraphicFramePr>
+            <a:graphic>
+              <a:graphicData uri="http://schemas.openxmlformats.org/drawingml/2006/picture">
+                <pic:pic>
+                  <pic:nvPicPr>
+                    <pic:cNvPr id="0" name="image.jpg"/>
+                    <pic:cNvPicPr/>
+                  </pic:nvPicPr>
+                  <pic:blipFill>
+                    <a:blip r:embed="rId102"/>
+                    <a:stretch>
+                      <a:fillRect/>
+                    </a:stretch>
+                  </pic:blipFill>
+                  <pic:spPr>
+                    <a:xfrm>
+                      <a:off x="0" y="0"/>
+                      <a:ext cx="3840480" cy="1746218"/>
+                    </a:xfrm>
+                    <a:prstGeom prst="rect"/>
+                  </pic:spPr>
+                </pic:pic>
+              </a:graphicData>
+            </a:graphic>
+          </wp:inline>
+        </w:drawing>
+      </w:r>
+    </w:p>
+    <w:p>
+      <w:pPr>
+        <w:ind w:firstLine="0"/>
+        <w:jc w:val="center"/>
+      </w:pPr>
+      <w:r>
+        <w:rPr>
+          <w:b w:val="0"/>
+          <w:i/>
+          <w:color w:val="5A5040"/>
+          <w:sz w:val="18"/>
+        </w:rPr>
+        <w:t>漫天纸飞机落下：墙里面的人，已经先于墙得了释放。官方剧照 © Pathé，低分辨率，仅作评论配图</w:t>
+      </w:r>
+    </w:p>
+    <w:p>
       <w:r>
         <w:rPr>
           <w:b w:val="0"/>
@@ -3124,6 +8294,61 @@
       </w:r>
     </w:p>
     <w:p>
+      <w:pPr>
+        <w:ind w:firstLine="0"/>
+        <w:jc w:val="center"/>
+      </w:pPr>
+      <w:r>
+        <w:drawing>
+          <wp:inline xmlns:a="http://schemas.openxmlformats.org/drawingml/2006/main" xmlns:pic="http://schemas.openxmlformats.org/drawingml/2006/picture">
+            <wp:extent cx="3840480" cy="1824228"/>
+            <wp:docPr id="95" name="Picture 95"/>
+            <wp:cNvGraphicFramePr>
+              <a:graphicFrameLocks noChangeAspect="1"/>
+            </wp:cNvGraphicFramePr>
+            <a:graphic>
+              <a:graphicData uri="http://schemas.openxmlformats.org/drawingml/2006/picture">
+                <pic:pic>
+                  <pic:nvPicPr>
+                    <pic:cNvPr id="0" name="image.jpg"/>
+                    <pic:cNvPicPr/>
+                  </pic:nvPicPr>
+                  <pic:blipFill>
+                    <a:blip r:embed="rId103"/>
+                    <a:stretch>
+                      <a:fillRect/>
+                    </a:stretch>
+                  </pic:blipFill>
+                  <pic:spPr>
+                    <a:xfrm>
+                      <a:off x="0" y="0"/>
+                      <a:ext cx="3840480" cy="1824228"/>
+                    </a:xfrm>
+                    <a:prstGeom prst="rect"/>
+                  </pic:spPr>
+                </pic:pic>
+              </a:graphicData>
+            </a:graphic>
+          </wp:inline>
+        </w:drawing>
+      </w:r>
+    </w:p>
+    <w:p>
+      <w:pPr>
+        <w:ind w:firstLine="0"/>
+        <w:jc w:val="center"/>
+      </w:pPr>
+      <w:r>
+        <w:rPr>
+          <w:b w:val="0"/>
+          <w:i/>
+          <w:color w:val="5A5040"/>
+          <w:sz w:val="18"/>
+        </w:rPr>
+        <w:t>最后的星期六：你可以带我走吗？官方剧照 © Pathé，低分辨率，仅作评论配图</w:t>
+      </w:r>
+    </w:p>
+    <w:p>
       <w:r>
         <w:rPr>
           <w:b w:val="0"/>
@@ -3187,6 +8412,61 @@
       </w:r>
     </w:p>
     <w:p>
+      <w:pPr>
+        <w:ind w:firstLine="0"/>
+        <w:jc w:val="center"/>
+      </w:pPr>
+      <w:r>
+        <w:drawing>
+          <wp:inline xmlns:a="http://schemas.openxmlformats.org/drawingml/2006/main" xmlns:pic="http://schemas.openxmlformats.org/drawingml/2006/picture">
+            <wp:extent cx="3840480" cy="2154269"/>
+            <wp:docPr id="96" name="Picture 96"/>
+            <wp:cNvGraphicFramePr>
+              <a:graphicFrameLocks noChangeAspect="1"/>
+            </wp:cNvGraphicFramePr>
+            <a:graphic>
+              <a:graphicData uri="http://schemas.openxmlformats.org/drawingml/2006/picture">
+                <pic:pic>
+                  <pic:nvPicPr>
+                    <pic:cNvPr id="0" name="image.jpg"/>
+                    <pic:cNvPicPr/>
+                  </pic:nvPicPr>
+                  <pic:blipFill>
+                    <a:blip r:embed="rId104"/>
+                    <a:stretch>
+                      <a:fillRect/>
+                    </a:stretch>
+                  </pic:blipFill>
+                  <pic:spPr>
+                    <a:xfrm>
+                      <a:off x="0" y="0"/>
+                      <a:ext cx="3840480" cy="2154269"/>
+                    </a:xfrm>
+                    <a:prstGeom prst="rect"/>
+                  </pic:spPr>
+                </pic:pic>
+              </a:graphicData>
+            </a:graphic>
+          </wp:inline>
+        </w:drawing>
+      </w:r>
+    </w:p>
+    <w:p>
+      <w:pPr>
+        <w:ind w:firstLine="0"/>
+        <w:jc w:val="center"/>
+      </w:pPr>
+      <w:r>
+        <w:rPr>
+          <w:b w:val="0"/>
+          <w:i/>
+          <w:color w:val="5A5040"/>
+          <w:sz w:val="18"/>
+        </w:rPr>
+        <w:t>一九二三年的课堂：链条的第一环，是一场关于真实的谈话。官方剧照 © 出品方，低分辨率，仅作评论配图</w:t>
+      </w:r>
+    </w:p>
+    <w:p>
       <w:r>
         <w:rPr>
           <w:b w:val="0"/>
@@ -3196,6 +8476,61 @@
       </w:r>
     </w:p>
     <w:p>
+      <w:pPr>
+        <w:ind w:firstLine="0"/>
+        <w:jc w:val="center"/>
+      </w:pPr>
+      <w:r>
+        <w:drawing>
+          <wp:inline xmlns:a="http://schemas.openxmlformats.org/drawingml/2006/main" xmlns:pic="http://schemas.openxmlformats.org/drawingml/2006/picture">
+            <wp:extent cx="3840480" cy="1410176"/>
+            <wp:docPr id="97" name="Picture 97"/>
+            <wp:cNvGraphicFramePr>
+              <a:graphicFrameLocks noChangeAspect="1"/>
+            </wp:cNvGraphicFramePr>
+            <a:graphic>
+              <a:graphicData uri="http://schemas.openxmlformats.org/drawingml/2006/picture">
+                <pic:pic>
+                  <pic:nvPicPr>
+                    <pic:cNvPr id="0" name="image.jpg"/>
+                    <pic:cNvPicPr/>
+                  </pic:nvPicPr>
+                  <pic:blipFill>
+                    <a:blip r:embed="rId105"/>
+                    <a:stretch>
+                      <a:fillRect/>
+                    </a:stretch>
+                  </pic:blipFill>
+                  <pic:spPr>
+                    <a:xfrm>
+                      <a:off x="0" y="0"/>
+                      <a:ext cx="3840480" cy="1410176"/>
+                    </a:xfrm>
+                    <a:prstGeom prst="rect"/>
+                  </pic:spPr>
+                </pic:pic>
+              </a:graphicData>
+            </a:graphic>
+          </wp:inline>
+        </w:drawing>
+      </w:r>
+    </w:p>
+    <w:p>
+      <w:pPr>
+        <w:ind w:firstLine="0"/>
+        <w:jc w:val="center"/>
+      </w:pPr>
+      <w:r>
+        <w:rPr>
+          <w:b w:val="0"/>
+          <w:i/>
+          <w:color w:val="5A5040"/>
+          <w:sz w:val="18"/>
+        </w:rPr>
+        <w:t>沈光耀："晃晃"用军械挂架运送怜悯。官方剧照 © 出品方，低分辨率，仅作评论配图</w:t>
+      </w:r>
+    </w:p>
+    <w:p>
       <w:r>
         <w:rPr>
           <w:b w:val="0"/>
@@ -3205,6 +8540,61 @@
       </w:r>
     </w:p>
     <w:p>
+      <w:pPr>
+        <w:ind w:firstLine="0"/>
+        <w:jc w:val="center"/>
+      </w:pPr>
+      <w:r>
+        <w:drawing>
+          <wp:inline xmlns:a="http://schemas.openxmlformats.org/drawingml/2006/main" xmlns:pic="http://schemas.openxmlformats.org/drawingml/2006/picture">
+            <wp:extent cx="3840480" cy="1632204"/>
+            <wp:docPr id="98" name="Picture 98"/>
+            <wp:cNvGraphicFramePr>
+              <a:graphicFrameLocks noChangeAspect="1"/>
+            </wp:cNvGraphicFramePr>
+            <a:graphic>
+              <a:graphicData uri="http://schemas.openxmlformats.org/drawingml/2006/picture">
+                <pic:pic>
+                  <pic:nvPicPr>
+                    <pic:cNvPr id="0" name="image.jpg"/>
+                    <pic:cNvPicPr/>
+                  </pic:nvPicPr>
+                  <pic:blipFill>
+                    <a:blip r:embed="rId106"/>
+                    <a:stretch>
+                      <a:fillRect/>
+                    </a:stretch>
+                  </pic:blipFill>
+                  <pic:spPr>
+                    <a:xfrm>
+                      <a:off x="0" y="0"/>
+                      <a:ext cx="3840480" cy="1632204"/>
+                    </a:xfrm>
+                    <a:prstGeom prst="rect"/>
+                  </pic:spPr>
+                </pic:pic>
+              </a:graphicData>
+            </a:graphic>
+          </wp:inline>
+        </w:drawing>
+      </w:r>
+    </w:p>
+    <w:p>
+      <w:pPr>
+        <w:ind w:firstLine="0"/>
+        <w:jc w:val="center"/>
+      </w:pPr>
+      <w:r>
+        <w:rPr>
+          <w:b w:val="0"/>
+          <w:i/>
+          <w:color w:val="5A5040"/>
+          <w:sz w:val="18"/>
+        </w:rPr>
+        <w:t>王敏佳：觉得自己在往深渊里坠的人，听见了"托底"。官方剧照 © 出品方，低分辨率，仅作评论配图</w:t>
+      </w:r>
+    </w:p>
+    <w:p>
       <w:r>
         <w:rPr>
           <w:b w:val="0"/>
@@ -3214,12 +8604,122 @@
       </w:r>
     </w:p>
     <w:p>
+      <w:pPr>
+        <w:ind w:firstLine="0"/>
+        <w:jc w:val="center"/>
+      </w:pPr>
+      <w:r>
+        <w:drawing>
+          <wp:inline xmlns:a="http://schemas.openxmlformats.org/drawingml/2006/main" xmlns:pic="http://schemas.openxmlformats.org/drawingml/2006/picture">
+            <wp:extent cx="3840480" cy="1368171"/>
+            <wp:docPr id="99" name="Picture 99"/>
+            <wp:cNvGraphicFramePr>
+              <a:graphicFrameLocks noChangeAspect="1"/>
+            </wp:cNvGraphicFramePr>
+            <a:graphic>
+              <a:graphicData uri="http://schemas.openxmlformats.org/drawingml/2006/picture">
+                <pic:pic>
+                  <pic:nvPicPr>
+                    <pic:cNvPr id="0" name="image.jpg"/>
+                    <pic:cNvPicPr/>
+                  </pic:nvPicPr>
+                  <pic:blipFill>
+                    <a:blip r:embed="rId107"/>
+                    <a:stretch>
+                      <a:fillRect/>
+                    </a:stretch>
+                  </pic:blipFill>
+                  <pic:spPr>
+                    <a:xfrm>
+                      <a:off x="0" y="0"/>
+                      <a:ext cx="3840480" cy="1368171"/>
+                    </a:xfrm>
+                    <a:prstGeom prst="rect"/>
+                  </pic:spPr>
+                </pic:pic>
+              </a:graphicData>
+            </a:graphic>
+          </wp:inline>
+        </w:drawing>
+      </w:r>
+    </w:p>
+    <w:p>
+      <w:pPr>
+        <w:ind w:firstLine="0"/>
+        <w:jc w:val="center"/>
+      </w:pPr>
+      <w:r>
+        <w:rPr>
+          <w:b w:val="0"/>
+          <w:i/>
+          <w:color w:val="5A5040"/>
+          <w:sz w:val="18"/>
+        </w:rPr>
+        <w:t>雪原。愧疚没有困死他，恩典把它锻成了舍己。官方剧照 © 出品方，低分辨率，仅作评论配图</w:t>
+      </w:r>
+    </w:p>
+    <w:p>
       <w:r>
         <w:rPr>
           <w:b w:val="0"/>
           <w:i w:val="0"/>
         </w:rPr>
         <w:t>链条在李想身上打了一个结，又解开了。他沉默过、亏欠过，背着王敏佳的"死"去了支边。送行时陈鹏只对他喊了一句：逝者已矣，生者如斯——这既是赦免，也是托付。多年之后的雪原上，医疗队断粮遇险，李想把干粮留给同伴，独自去寻求援，倒在雪里；被他救下的那对夫妇，日后生了一个孩子，取名张果果。他临终留给他们的话，正是当年陈鹏留给他的那句。愧疚没有困死他，恩典把它锻成了舍己——断过的链条，靠赦免续上了。</w:t>
+      </w:r>
+    </w:p>
+    <w:p>
+      <w:pPr>
+        <w:ind w:firstLine="0"/>
+        <w:jc w:val="center"/>
+      </w:pPr>
+      <w:r>
+        <w:drawing>
+          <wp:inline xmlns:a="http://schemas.openxmlformats.org/drawingml/2006/main" xmlns:pic="http://schemas.openxmlformats.org/drawingml/2006/picture">
+            <wp:extent cx="3840480" cy="2562320"/>
+            <wp:docPr id="100" name="Picture 100"/>
+            <wp:cNvGraphicFramePr>
+              <a:graphicFrameLocks noChangeAspect="1"/>
+            </wp:cNvGraphicFramePr>
+            <a:graphic>
+              <a:graphicData uri="http://schemas.openxmlformats.org/drawingml/2006/picture">
+                <pic:pic>
+                  <pic:nvPicPr>
+                    <pic:cNvPr id="0" name="image.jpg"/>
+                    <pic:cNvPicPr/>
+                  </pic:nvPicPr>
+                  <pic:blipFill>
+                    <a:blip r:embed="rId108"/>
+                    <a:stretch>
+                      <a:fillRect/>
+                    </a:stretch>
+                  </pic:blipFill>
+                  <pic:spPr>
+                    <a:xfrm>
+                      <a:off x="0" y="0"/>
+                      <a:ext cx="3840480" cy="2562320"/>
+                    </a:xfrm>
+                    <a:prstGeom prst="rect"/>
+                  </pic:spPr>
+                </pic:pic>
+              </a:graphicData>
+            </a:graphic>
+          </wp:inline>
+        </w:drawing>
+      </w:r>
+    </w:p>
+    <w:p>
+      <w:pPr>
+        <w:ind w:firstLine="0"/>
+        <w:jc w:val="center"/>
+      </w:pPr>
+      <w:r>
+        <w:rPr>
+          <w:b w:val="0"/>
+          <w:i/>
+          <w:color w:val="5A5040"/>
+          <w:sz w:val="18"/>
+        </w:rPr>
+        <w:t>张果果：他不知道自己的存在本身，就是一笔善款的利息。官方剧照 © 出品方，低分辨率，仅作评论配图</w:t>
       </w:r>
     </w:p>
     <w:p>
